--- a/word/01-Master-Plan.docx
+++ b/word/01-Master-Plan.docx
@@ -5222,7 +5222,7 @@
           <w:rFonts w:ascii="Consolas" w:hAnsi="Consolas"/>
           <w:sz w:val="18"/>
         </w:rPr>
-        <w:t xml:space="preserve">    section Phase 4 — Hardening &amp; launch</w:t>
+        <w:t xml:space="preserve">    section Phase 4 — Sandbox live testing &amp; demo</w:t>
       </w:r>
       <w:r>
         <w:br/>
@@ -5232,7 +5232,57 @@
           <w:rFonts w:ascii="Consolas" w:hAnsi="Consolas"/>
           <w:sz w:val="18"/>
         </w:rPr>
-        <w:t xml:space="preserve">    Perf/a11y/SEO + cutover              :p4a, after p3b, 21d</w:t>
+        <w:t xml:space="preserve">    Stand up production-parity sandbox   :p4a, after p3b, 10d</w:t>
+      </w:r>
+      <w:r>
+        <w:br/>
+      </w:r>
+      <w:r>
+        <w:rPr>
+          <w:rFonts w:ascii="Consolas" w:hAnsi="Consolas"/>
+          <w:sz w:val="18"/>
+        </w:rPr>
+        <w:t xml:space="preserve">    Perf / a11y / SEO hardening          :p4b, after p3b, 21d</w:t>
+      </w:r>
+      <w:r>
+        <w:br/>
+      </w:r>
+      <w:r>
+        <w:rPr>
+          <w:rFonts w:ascii="Consolas" w:hAnsi="Consolas"/>
+          <w:sz w:val="18"/>
+        </w:rPr>
+        <w:t xml:space="preserve">    Live end-to-end demo + UAT sign-off  :p4c, after p4a, 14d</w:t>
+      </w:r>
+      <w:r>
+        <w:br/>
+      </w:r>
+      <w:r>
+        <w:rPr>
+          <w:rFonts w:ascii="Consolas" w:hAnsi="Consolas"/>
+          <w:sz w:val="18"/>
+        </w:rPr>
+        <w:t xml:space="preserve">    Parallel run (sandbox ∥ live store)  :p4d, after p4c, 14d</w:t>
+      </w:r>
+      <w:r>
+        <w:br/>
+      </w:r>
+      <w:r>
+        <w:rPr>
+          <w:rFonts w:ascii="Consolas" w:hAnsi="Consolas"/>
+          <w:sz w:val="18"/>
+        </w:rPr>
+        <w:t xml:space="preserve">    section Phase 5 — Cutover &amp; launch</w:t>
+      </w:r>
+      <w:r>
+        <w:br/>
+      </w:r>
+      <w:r>
+        <w:rPr>
+          <w:rFonts w:ascii="Consolas" w:hAnsi="Consolas"/>
+          <w:sz w:val="18"/>
+        </w:rPr>
+        <w:t xml:space="preserve">    Go/no-go · DNS swap · post-launch watch :p5a, after p4d, 7d</w:t>
       </w:r>
     </w:p>
     <w:tbl>
@@ -5438,7 +5488,7 @@
               <w:rPr>
                 <w:b/>
               </w:rPr>
-              <w:t>4 — Hardening &amp; launch</w:t>
+              <w:t>4 — Sandbox live testing &amp; demo</w:t>
             </w:r>
           </w:p>
         </w:tc>
@@ -5448,7 +5498,25 @@
           </w:tcPr>
           <w:p>
             <w:r>
-              <w:t>Production cutover.</w:t>
+              <w:t xml:space="preserve">A production-parity sandbox where the whole store is exercised </w:t>
+            </w:r>
+            <w:r>
+              <w:rPr>
+                <w:b/>
+              </w:rPr>
+              <w:t>live</w:t>
+            </w:r>
+            <w:r>
+              <w:t xml:space="preserve"> and demoed for sign-off </w:t>
+            </w:r>
+            <w:r>
+              <w:rPr>
+                <w:b/>
+              </w:rPr>
+              <w:t>before any swap</w:t>
+            </w:r>
+            <w:r>
+              <w:t>. The existing store keeps serving customers untouched.</w:t>
             </w:r>
           </w:p>
         </w:tc>
@@ -5458,13 +5526,513 @@
           </w:tcPr>
           <w:p>
             <w:r>
-              <w:t>NFRs met; SEO preserved; rollback plan tested.</w:t>
+              <w:t xml:space="preserve">All product types + all 4 integrations pass live end-to-end in sandbox; stakeholder demo signed off; NFRs (perf/a11y/SEO) met; parallel run clean; </w:t>
+            </w:r>
+            <w:r>
+              <w:rPr>
+                <w:b/>
+              </w:rPr>
+              <w:t>go/no-go = GO</w:t>
+            </w:r>
+            <w:r>
+              <w:t>.</w:t>
+            </w:r>
+          </w:p>
+        </w:tc>
+      </w:tr>
+      <w:tr>
+        <w:tc>
+          <w:tcPr>
+            <w:tcW w:type="dxa" w:w="3216"/>
+          </w:tcPr>
+          <w:p>
+            <w:r>
+              <w:rPr>
+                <w:b/>
+              </w:rPr>
+              <w:t>5 — Cutover &amp; launch</w:t>
+            </w:r>
+          </w:p>
+        </w:tc>
+        <w:tc>
+          <w:tcPr>
+            <w:tcW w:type="dxa" w:w="3216"/>
+          </w:tcPr>
+          <w:p>
+            <w:r>
+              <w:t>Production swap from the existing store.</w:t>
+            </w:r>
+          </w:p>
+        </w:tc>
+        <w:tc>
+          <w:tcPr>
+            <w:tcW w:type="dxa" w:w="3216"/>
+          </w:tcPr>
+          <w:p>
+            <w:r>
+              <w:t>301 map live; DNS swapped; rollback tested &amp; on standby; post-launch monitoring green.</w:t>
             </w:r>
           </w:p>
         </w:tc>
       </w:tr>
     </w:tbl>
     <w:p/>
+    <w:p>
+      <w:pPr>
+        <w:pStyle w:val="Heading3"/>
+      </w:pPr>
+      <w:r>
+        <w:t>11.1 Sandbox live testing &amp; demo — the pre-swap gate</w:t>
+      </w:r>
+    </w:p>
+    <w:p>
+      <w:r>
+        <w:rPr>
+          <w:b/>
+        </w:rPr>
+        <w:t>Before the existing mejadesigns.com is swapped for the new store, everything runs first in a production-parity sandbox that is exercised *live* and demoed for sign-off.</w:t>
+      </w:r>
+      <w:r>
+        <w:t xml:space="preserve"> The current store keeps serving real customers, untouched, until the go/no-go gate passes — so there is zero customer risk during testing.</w:t>
+      </w:r>
+    </w:p>
+    <w:p>
+      <w:r>
+        <w:rPr>
+          <w:b/>
+        </w:rPr>
+        <w:t>Sandbox environment (mirrors production, fully isolated data):</w:t>
+      </w:r>
+    </w:p>
+    <w:tbl>
+      <w:tblPr>
+        <w:tblStyle w:val="LightGrid-Accent1"/>
+        <w:tblW w:type="auto" w:w="0"/>
+        <w:tblLayout w:type="autofit"/>
+        <w:tblLook w:firstColumn="1" w:firstRow="1" w:lastColumn="0" w:lastRow="0" w:noHBand="0" w:noVBand="1" w:val="04A0"/>
+      </w:tblPr>
+      <w:tblGrid>
+        <w:gridCol w:w="4824"/>
+        <w:gridCol w:w="4824"/>
+      </w:tblGrid>
+      <w:tr>
+        <w:tc>
+          <w:tcPr>
+            <w:tcW w:type="dxa" w:w="4824"/>
+          </w:tcPr>
+          <w:p>
+            <w:r>
+              <w:rPr>
+                <w:b/>
+              </w:rPr>
+              <w:t>Component</w:t>
+            </w:r>
+          </w:p>
+        </w:tc>
+        <w:tc>
+          <w:tcPr>
+            <w:tcW w:type="dxa" w:w="4824"/>
+          </w:tcPr>
+          <w:p>
+            <w:r>
+              <w:rPr>
+                <w:b/>
+              </w:rPr>
+              <w:t>Sandbox form</w:t>
+            </w:r>
+          </w:p>
+        </w:tc>
+      </w:tr>
+      <w:tr>
+        <w:tc>
+          <w:tcPr>
+            <w:tcW w:type="dxa" w:w="4824"/>
+          </w:tcPr>
+          <w:p>
+            <w:r>
+              <w:t>Shopify</w:t>
+            </w:r>
+          </w:p>
+        </w:tc>
+        <w:tc>
+          <w:tcPr>
+            <w:tcW w:type="dxa" w:w="4824"/>
+          </w:tcPr>
+          <w:p>
+            <w:r>
+              <w:t xml:space="preserve">Development/preview store (or password-protected staging theme) using a </w:t>
+            </w:r>
+            <w:r>
+              <w:rPr>
+                <w:b/>
+              </w:rPr>
+              <w:t>test payment gateway</w:t>
+            </w:r>
+            <w:r>
+              <w:t xml:space="preserve"> (Shopify Bogus Gateway) — no real charges.</w:t>
+            </w:r>
+          </w:p>
+        </w:tc>
+      </w:tr>
+      <w:tr>
+        <w:tc>
+          <w:tcPr>
+            <w:tcW w:type="dxa" w:w="4824"/>
+          </w:tcPr>
+          <w:p>
+            <w:r>
+              <w:t>MEJA‑CRM</w:t>
+            </w:r>
+          </w:p>
+        </w:tc>
+        <w:tc>
+          <w:tcPr>
+            <w:tcW w:type="dxa" w:w="4824"/>
+          </w:tcPr>
+          <w:p>
+            <w:r>
+              <w:t xml:space="preserve">CRM sandbox/test tenant pushing </w:t>
+            </w:r>
+            <w:r>
+              <w:rPr>
+                <w:b/>
+              </w:rPr>
+              <w:t>demo</w:t>
+            </w:r>
+            <w:r>
+              <w:t xml:space="preserve"> quotes only (no real customer PII).</w:t>
+            </w:r>
+          </w:p>
+        </w:tc>
+      </w:tr>
+      <w:tr>
+        <w:tc>
+          <w:tcPr>
+            <w:tcW w:type="dxa" w:w="4824"/>
+          </w:tcPr>
+          <w:p>
+            <w:r>
+              <w:t>Atelier3d</w:t>
+            </w:r>
+          </w:p>
+        </w:tc>
+        <w:tc>
+          <w:tcPr>
+            <w:tcW w:type="dxa" w:w="4824"/>
+          </w:tcPr>
+          <w:p>
+            <w:r>
+              <w:t>Sandbox project + keys; same option models as production.</w:t>
+            </w:r>
+          </w:p>
+        </w:tc>
+      </w:tr>
+      <w:tr>
+        <w:tc>
+          <w:tcPr>
+            <w:tcW w:type="dxa" w:w="4824"/>
+          </w:tcPr>
+          <w:p>
+            <w:r>
+              <w:t>4K render engine</w:t>
+            </w:r>
+          </w:p>
+        </w:tc>
+        <w:tc>
+          <w:tcPr>
+            <w:tcW w:type="dxa" w:w="4824"/>
+          </w:tcPr>
+          <w:p>
+            <w:r>
+              <w:t xml:space="preserve">Test render queue writing to a </w:t>
+            </w:r>
+            <w:r>
+              <w:rPr>
+                <w:b/>
+              </w:rPr>
+              <w:t>non-production</w:t>
+            </w:r>
+            <w:r>
+              <w:t xml:space="preserve"> CDN bucket.</w:t>
+            </w:r>
+          </w:p>
+        </w:tc>
+      </w:tr>
+      <w:tr>
+        <w:tc>
+          <w:tcPr>
+            <w:tcW w:type="dxa" w:w="4824"/>
+          </w:tcPr>
+          <w:p>
+            <w:r>
+              <w:t>Integration Layer</w:t>
+            </w:r>
+          </w:p>
+        </w:tc>
+        <w:tc>
+          <w:tcPr>
+            <w:tcW w:type="dxa" w:w="4824"/>
+          </w:tcPr>
+          <w:p>
+            <w:r>
+              <w:t>Staging deployment with its own DB, secrets, and webhook endpoints.</w:t>
+            </w:r>
+          </w:p>
+        </w:tc>
+      </w:tr>
+    </w:tbl>
+    <w:p/>
+    <w:p>
+      <w:r>
+        <w:rPr>
+          <w:b/>
+        </w:rPr>
+        <w:t>Live demo scope — every workflow exercised end-to-end, for real, in the sandbox:</w:t>
+      </w:r>
+    </w:p>
+    <w:p>
+      <w:pPr>
+        <w:pStyle w:val="ListBullet"/>
+      </w:pPr>
+      <w:r>
+        <w:t>Ready-made purchase → test checkout → order created.</w:t>
+      </w:r>
+    </w:p>
+    <w:p>
+      <w:pPr>
+        <w:pStyle w:val="ListBullet"/>
+      </w:pPr>
+      <w:r>
+        <w:t xml:space="preserve">CRM pushes a </w:t>
+      </w:r>
+      <w:r>
+        <w:rPr>
+          <w:b/>
+        </w:rPr>
+        <w:t>private/unlisted</w:t>
+      </w:r>
+      <w:r>
+        <w:t xml:space="preserve"> quote → signed link opens → buy.</w:t>
+      </w:r>
+    </w:p>
+    <w:p>
+      <w:pPr>
+        <w:pStyle w:val="ListBullet"/>
+      </w:pPr>
+      <w:r>
+        <w:rPr>
+          <w:b/>
+        </w:rPr>
+        <w:t>Configurable shelf</w:t>
+      </w:r>
+      <w:r>
+        <w:t xml:space="preserve"> (Tile, Art Back, </w:t>
+      </w:r>
+      <w:r>
+        <w:rPr>
+          <w:b/>
+        </w:rPr>
+        <w:t>and</w:t>
+      </w:r>
+      <w:r>
+        <w:t xml:space="preserve"> at least one additional style) → live price + 4K render → buy.</w:t>
+      </w:r>
+    </w:p>
+    <w:p>
+      <w:pPr>
+        <w:pStyle w:val="ListBullet"/>
+      </w:pPr>
+      <w:r>
+        <w:rPr>
+          <w:b/>
+        </w:rPr>
+        <w:t>Hybrid</w:t>
+      </w:r>
+      <w:r>
+        <w:t xml:space="preserve"> listing → edit unlocked options → price/render update → buy.</w:t>
+      </w:r>
+    </w:p>
+    <w:p>
+      <w:pPr>
+        <w:pStyle w:val="ListBullet"/>
+      </w:pPr>
+      <w:r>
+        <w:rPr>
+          <w:b/>
+        </w:rPr>
+        <w:t>Atelier3d custom build</w:t>
+      </w:r>
+      <w:r>
+        <w:t xml:space="preserve"> → 3D design → 4K render → buy and/or route to a CRM quote.</w:t>
+      </w:r>
+    </w:p>
+    <w:p>
+      <w:pPr>
+        <w:pStyle w:val="ListBullet"/>
+      </w:pPr>
+      <w:r>
+        <w:t>Order → fulfillment packet (config + BOM + 4K render) reaches ops.</w:t>
+      </w:r>
+    </w:p>
+    <w:p>
+      <w:pPr>
+        <w:pStyle w:val="ListBullet"/>
+      </w:pPr>
+      <w:r>
+        <w:rPr>
+          <w:b/>
+        </w:rPr>
+        <w:t>Failure drills:</w:t>
+      </w:r>
+      <w:r>
+        <w:t xml:space="preserve"> render engine down (WebGL fallback), expired private link, invalid configuration, CRM-vs-rules price reconciliation.</w:t>
+      </w:r>
+    </w:p>
+    <w:p>
+      <w:r>
+        <w:rPr>
+          <w:b/>
+        </w:rPr>
+        <w:t>Demo &amp; UAT:</w:t>
+      </w:r>
+      <w:r>
+        <w:t xml:space="preserve"> a scheduled walkthrough for stakeholders on the live sandbox URL; UAT scripts per product type; defects logged, triaged, and re-tested; accessibility (WCAG 2.2 AA) and performance audits run against the sandbox.</w:t>
+      </w:r>
+    </w:p>
+    <w:p>
+      <w:r>
+        <w:rPr>
+          <w:b/>
+        </w:rPr>
+        <w:t>Parallel run (soft launch):</w:t>
+      </w:r>
+      <w:r>
+        <w:t xml:space="preserve"> for ~1–2 weeks the new store runs </w:t>
+      </w:r>
+      <w:r>
+        <w:rPr>
+          <w:b/>
+        </w:rPr>
+        <w:t>alongside</w:t>
+      </w:r>
+      <w:r>
+        <w:t xml:space="preserve"> the existing live store — behind a password, limited audience, or feature flag — so pricing, behavior, and integrations can be compared against today's store with </w:t>
+      </w:r>
+      <w:r>
+        <w:rPr>
+          <w:b/>
+        </w:rPr>
+        <w:t>no customer impact</w:t>
+      </w:r>
+      <w:r>
+        <w:t>.</w:t>
+      </w:r>
+    </w:p>
+    <w:p>
+      <w:r>
+        <w:rPr>
+          <w:b/>
+        </w:rPr>
+        <w:t>Go / no-go checklist — all must be GREEN to authorize the swap:</w:t>
+      </w:r>
+    </w:p>
+    <w:p>
+      <w:pPr>
+        <w:pStyle w:val="ListBullet"/>
+      </w:pPr>
+      <w:r>
+        <w:t xml:space="preserve">[ ] All five product types pass </w:t>
+      </w:r>
+      <w:r>
+        <w:rPr>
+          <w:b/>
+        </w:rPr>
+        <w:t>live</w:t>
+      </w:r>
+      <w:r>
+        <w:t xml:space="preserve"> end-to-end in the sandbox.</w:t>
+      </w:r>
+    </w:p>
+    <w:p>
+      <w:pPr>
+        <w:pStyle w:val="ListBullet"/>
+      </w:pPr>
+      <w:r>
+        <w:t>[ ] All four integrations (Shopify, MEJA‑CRM, Atelier3d, 4K render) verified live.</w:t>
+      </w:r>
+    </w:p>
+    <w:p>
+      <w:pPr>
+        <w:pStyle w:val="ListBullet"/>
+      </w:pPr>
+      <w:r>
+        <w:t>[ ] Stakeholder demo signed off.</w:t>
+      </w:r>
+    </w:p>
+    <w:p>
+      <w:pPr>
+        <w:pStyle w:val="ListBullet"/>
+      </w:pPr>
+      <w:r>
+        <w:t>[ ] Performance, accessibility (AA), and SEO-parity audits pass.</w:t>
+      </w:r>
+    </w:p>
+    <w:p>
+      <w:pPr>
+        <w:pStyle w:val="ListBullet"/>
+      </w:pPr>
+      <w:r>
+        <w:t>[ ] 301 redirect map verified; private listings excluded from indexing.</w:t>
+      </w:r>
+    </w:p>
+    <w:p>
+      <w:pPr>
+        <w:pStyle w:val="ListBullet"/>
+      </w:pPr>
+      <w:r>
+        <w:t>[ ] Rollback plan tested and on standby.</w:t>
+      </w:r>
+    </w:p>
+    <w:p>
+      <w:pPr>
+        <w:pStyle w:val="ListBullet"/>
+      </w:pPr>
+      <w:r>
+        <w:t>[ ] Parallel run shows no blocking discrepancies vs. the existing store.</w:t>
+      </w:r>
+    </w:p>
+    <w:p>
+      <w:r>
+        <w:t xml:space="preserve">Only after a recorded </w:t>
+      </w:r>
+      <w:r>
+        <w:rPr>
+          <w:b/>
+        </w:rPr>
+        <w:t>GO</w:t>
+      </w:r>
+      <w:r>
+        <w:t xml:space="preserve"> decision does </w:t>
+      </w:r>
+      <w:r>
+        <w:rPr>
+          <w:b/>
+        </w:rPr>
+        <w:t>Phase 5</w:t>
+      </w:r>
+      <w:r>
+        <w:t xml:space="preserve"> perform the cutover. The existing store remains the </w:t>
+      </w:r>
+      <w:r>
+        <w:rPr>
+          <w:b/>
+        </w:rPr>
+        <w:t>rollback target</w:t>
+      </w:r>
+      <w:r>
+        <w:t xml:space="preserve"> throughout launch.</w:t>
+      </w:r>
+    </w:p>
     <w:p>
       <w:pPr>
         <w:pBdr>
@@ -6117,7 +6685,16 @@
           </w:tcPr>
           <w:p>
             <w:r>
-              <w:t>301 map, parity audit, staged rollout, monitoring.</w:t>
+              <w:t xml:space="preserve">301 map, parity audit, </w:t>
+            </w:r>
+            <w:r>
+              <w:rPr>
+                <w:b/>
+              </w:rPr>
+              <w:t>sandbox parallel run + go/no-go gate (§11.1)</w:t>
+            </w:r>
+            <w:r>
+              <w:t>, staged rollout, monitoring; existing store kept as rollback target.</w:t>
             </w:r>
           </w:p>
         </w:tc>
@@ -6928,6 +7505,57 @@
           <w:p>
             <w:r>
               <w:t>Confirm launch styles; system supports unlimited via data.</w:t>
+            </w:r>
+          </w:p>
+        </w:tc>
+      </w:tr>
+      <w:tr>
+        <w:tc>
+          <w:tcPr>
+            <w:tcW w:type="dxa" w:w="2412"/>
+          </w:tcPr>
+          <w:p>
+            <w:r>
+              <w:rPr>
+                <w:b/>
+              </w:rPr>
+              <w:t>D9</w:t>
+            </w:r>
+          </w:p>
+        </w:tc>
+        <w:tc>
+          <w:tcPr>
+            <w:tcW w:type="dxa" w:w="2412"/>
+          </w:tcPr>
+          <w:p>
+            <w:r>
+              <w:t>Pre-swap parallel-run length &amp; demo sign-off group (§11.1)</w:t>
+            </w:r>
+          </w:p>
+        </w:tc>
+        <w:tc>
+          <w:tcPr>
+            <w:tcW w:type="dxa" w:w="2412"/>
+          </w:tcPr>
+          <w:p>
+            <w:r>
+              <w:t>1 wk / 2 wks / longer · who signs off</w:t>
+            </w:r>
+          </w:p>
+        </w:tc>
+        <w:tc>
+          <w:tcPr>
+            <w:tcW w:type="dxa" w:w="2412"/>
+          </w:tcPr>
+          <w:p>
+            <w:r>
+              <w:rPr>
+                <w:b/>
+              </w:rPr>
+              <w:t>~2 weeks</w:t>
+            </w:r>
+            <w:r>
+              <w:t xml:space="preserve"> parallel run; named stakeholders sign the recorded go/no-go before swap.</w:t>
             </w:r>
           </w:p>
         </w:tc>

--- a/word/01-Master-Plan.docx
+++ b/word/01-Master-Plan.docx
@@ -4251,7 +4251,16 @@
           </w:tcPr>
           <w:p>
             <w:r>
-              <w:t>About, FAQ, care, shipping, warranty.</w:t>
+              <w:t xml:space="preserve">About, FAQ, care, shipping, </w:t>
+            </w:r>
+            <w:r>
+              <w:rPr>
+                <w:b/>
+              </w:rPr>
+              <w:t>made-to-order policy (no returns/exchanges — all items custom-made)</w:t>
+            </w:r>
+            <w:r>
+              <w:t>.</w:t>
             </w:r>
           </w:p>
         </w:tc>

--- a/word/01-Master-Plan.docx
+++ b/word/01-Master-Plan.docx
@@ -1460,13 +1460,63 @@
         <w:rPr>
           <w:i/>
         </w:rPr>
-        <w:t>Style</w:t>
+        <w:t xml:space="preserve">Styles </w:t>
       </w:r>
       <w:r>
         <w:rPr>
           <w:i/>
         </w:rPr>
-        <w:t xml:space="preserve"> is data, not code. Adding a new shelf style (or an entirely new configurable family) is a catalog/configuration change, never a redeploy.</w:t>
+        <w:t>and options</w:t>
+      </w:r>
+      <w:r>
+        <w:rPr>
+          <w:i/>
+        </w:rPr>
+        <w:t xml:space="preserve"> are </w:t>
+      </w:r>
+      <w:r>
+        <w:rPr>
+          <w:i/>
+        </w:rPr>
+        <w:t>data</w:t>
+      </w:r>
+      <w:r>
+        <w:rPr>
+          <w:i/>
+        </w:rPr>
+        <w:t>, not code — and not Shopify variants.</w:t>
+      </w:r>
+      <w:r>
+        <w:rPr>
+          <w:i/>
+        </w:rPr>
+        <w:t xml:space="preserve"> Adding a new shelf style, option dimension, or value is a configuration change, never a redeploy. The combinatorial option space (often 10⁵+ combinations — e.g., one Tile-Back shelf = </w:t>
+      </w:r>
+      <w:r>
+        <w:rPr>
+          <w:b/>
+          <w:i/>
+        </w:rPr>
+        <w:t>139,968</w:t>
+      </w:r>
+      <w:r>
+        <w:rPr>
+          <w:i/>
+        </w:rPr>
+        <w:t xml:space="preserve">) lives in the </w:t>
+      </w:r>
+      <w:r>
+        <w:rPr>
+          <w:b/>
+          <w:i/>
+        </w:rPr>
+        <w:t>Variant &amp; Options Engine</w:t>
+      </w:r>
+      <w:r>
+        <w:rPr>
+          <w:i/>
+        </w:rPr>
+        <w:t xml:space="preserve"> (§5.4), never in Shopify's native variant model (3-option / 2,048-variant limits).</w:t>
       </w:r>
     </w:p>
     <w:p>
@@ -2341,6 +2391,941 @@
       </w:r>
       <w:r>
         <w:t xml:space="preserve"> (see Decision D1 and the phased roadmap).</w:t>
+      </w:r>
+    </w:p>
+    <w:p>
+      <w:pPr>
+        <w:pStyle w:val="Heading3"/>
+      </w:pPr>
+      <w:r>
+        <w:t xml:space="preserve">5.4 Variant &amp; Options Engine — </w:t>
+      </w:r>
+      <w:r>
+        <w:rPr>
+          <w:i/>
+        </w:rPr>
+        <w:t>why Shopify-native variants do not fit</w:t>
+      </w:r>
+    </w:p>
+    <w:p>
+      <w:r>
+        <w:t xml:space="preserve">MEJA's configurable products explode combinatorially. A single </w:t>
+      </w:r>
+      <w:r>
+        <w:rPr>
+          <w:b/>
+        </w:rPr>
+        <w:t>Tile-Back shelf</w:t>
+      </w:r>
+      <w:r>
+        <w:t xml:space="preserve"> already produces </w:t>
+      </w:r>
+      <w:r>
+        <w:rPr>
+          <w:b/>
+        </w:rPr>
+        <w:t>139,968</w:t>
+      </w:r>
+      <w:r>
+        <w:t xml:space="preserve"> combinations:</w:t>
+      </w:r>
+    </w:p>
+    <w:tbl>
+      <w:tblPr>
+        <w:tblStyle w:val="LightGrid-Accent1"/>
+        <w:tblW w:type="auto" w:w="0"/>
+        <w:tblLayout w:type="autofit"/>
+        <w:tblLook w:firstColumn="1" w:firstRow="1" w:lastColumn="0" w:lastRow="0" w:noHBand="0" w:noVBand="1" w:val="04A0"/>
+      </w:tblPr>
+      <w:tblGrid>
+        <w:gridCol w:w="4824"/>
+        <w:gridCol w:w="4824"/>
+      </w:tblGrid>
+      <w:tr>
+        <w:tc>
+          <w:tcPr>
+            <w:tcW w:type="dxa" w:w="4824"/>
+          </w:tcPr>
+          <w:p>
+            <w:r>
+              <w:rPr>
+                <w:b/>
+              </w:rPr>
+              <w:t>Option dimension</w:t>
+            </w:r>
+          </w:p>
+        </w:tc>
+        <w:tc>
+          <w:tcPr>
+            <w:tcW w:type="dxa" w:w="4824"/>
+          </w:tcPr>
+          <w:p>
+            <w:r>
+              <w:rPr>
+                <w:b/>
+              </w:rPr>
+              <w:t>Values</w:t>
+            </w:r>
+          </w:p>
+        </w:tc>
+      </w:tr>
+      <w:tr>
+        <w:tc>
+          <w:tcPr>
+            <w:tcW w:type="dxa" w:w="4824"/>
+          </w:tcPr>
+          <w:p>
+            <w:r>
+              <w:t>Stain</w:t>
+            </w:r>
+          </w:p>
+        </w:tc>
+        <w:tc>
+          <w:tcPr>
+            <w:tcW w:type="dxa" w:w="4824"/>
+          </w:tcPr>
+          <w:p>
+            <w:r>
+              <w:t>18</w:t>
+            </w:r>
+          </w:p>
+        </w:tc>
+      </w:tr>
+      <w:tr>
+        <w:tc>
+          <w:tcPr>
+            <w:tcW w:type="dxa" w:w="4824"/>
+          </w:tcPr>
+          <w:p>
+            <w:r>
+              <w:t>Tile pattern</w:t>
+            </w:r>
+          </w:p>
+        </w:tc>
+        <w:tc>
+          <w:tcPr>
+            <w:tcW w:type="dxa" w:w="4824"/>
+          </w:tcPr>
+          <w:p>
+            <w:r>
+              <w:t>18</w:t>
+            </w:r>
+          </w:p>
+        </w:tc>
+      </w:tr>
+      <w:tr>
+        <w:tc>
+          <w:tcPr>
+            <w:tcW w:type="dxa" w:w="4824"/>
+          </w:tcPr>
+          <w:p>
+            <w:r>
+              <w:t>Length</w:t>
+            </w:r>
+          </w:p>
+        </w:tc>
+        <w:tc>
+          <w:tcPr>
+            <w:tcW w:type="dxa" w:w="4824"/>
+          </w:tcPr>
+          <w:p>
+            <w:r>
+              <w:t>8</w:t>
+            </w:r>
+          </w:p>
+        </w:tc>
+      </w:tr>
+      <w:tr>
+        <w:tc>
+          <w:tcPr>
+            <w:tcW w:type="dxa" w:w="4824"/>
+          </w:tcPr>
+          <w:p>
+            <w:r>
+              <w:t>Tile color</w:t>
+            </w:r>
+          </w:p>
+        </w:tc>
+        <w:tc>
+          <w:tcPr>
+            <w:tcW w:type="dxa" w:w="4824"/>
+          </w:tcPr>
+          <w:p>
+            <w:r>
+              <w:t>9</w:t>
+            </w:r>
+          </w:p>
+        </w:tc>
+      </w:tr>
+      <w:tr>
+        <w:tc>
+          <w:tcPr>
+            <w:tcW w:type="dxa" w:w="4824"/>
+          </w:tcPr>
+          <w:p>
+            <w:r>
+              <w:t>Hook style</w:t>
+            </w:r>
+          </w:p>
+        </w:tc>
+        <w:tc>
+          <w:tcPr>
+            <w:tcW w:type="dxa" w:w="4824"/>
+          </w:tcPr>
+          <w:p>
+            <w:r>
+              <w:t>6</w:t>
+            </w:r>
+          </w:p>
+        </w:tc>
+      </w:tr>
+      <w:tr>
+        <w:tc>
+          <w:tcPr>
+            <w:tcW w:type="dxa" w:w="4824"/>
+          </w:tcPr>
+          <w:p>
+            <w:r>
+              <w:rPr>
+                <w:b/>
+              </w:rPr>
+              <w:t>Total combinations</w:t>
+            </w:r>
+          </w:p>
+        </w:tc>
+        <w:tc>
+          <w:tcPr>
+            <w:tcW w:type="dxa" w:w="4824"/>
+          </w:tcPr>
+          <w:p>
+            <w:r>
+              <w:rPr>
+                <w:b/>
+              </w:rPr>
+              <w:t>18 × 18 × 8 × 9 × 6 = 139,968</w:t>
+            </w:r>
+          </w:p>
+        </w:tc>
+      </w:tr>
+    </w:tbl>
+    <w:p/>
+    <w:p>
+      <w:r>
+        <w:t xml:space="preserve">Shopify cannot model this natively, on </w:t>
+      </w:r>
+      <w:r>
+        <w:rPr>
+          <w:b/>
+        </w:rPr>
+        <w:t>two</w:t>
+      </w:r>
+      <w:r>
+        <w:t xml:space="preserve"> independent limits — and a third issue makes it impossible regardless:</w:t>
+      </w:r>
+    </w:p>
+    <w:p>
+      <w:pPr>
+        <w:pStyle w:val="ListNumber"/>
+      </w:pPr>
+      <w:r>
+        <w:rPr>
+          <w:b/>
+        </w:rPr>
+        <w:t>Option ceiling:</w:t>
+      </w:r>
+      <w:r>
+        <w:t xml:space="preserve"> Shopify allows </w:t>
+      </w:r>
+      <w:r>
+        <w:rPr>
+          <w:b/>
+        </w:rPr>
+        <w:t>3 options per product</w:t>
+      </w:r>
+      <w:r>
+        <w:t xml:space="preserve">; this product needs </w:t>
+      </w:r>
+      <w:r>
+        <w:rPr>
+          <w:b/>
+        </w:rPr>
+        <w:t>5</w:t>
+      </w:r>
+      <w:r>
+        <w:t xml:space="preserve"> (Art-Back, custom tile, and custom art add even more). </w:t>
+      </w:r>
+      <w:r>
+        <w:rPr>
+          <w:i/>
+        </w:rPr>
+        <w:t>(Shopify, current as of 2025-10-15.)</w:t>
+      </w:r>
+    </w:p>
+    <w:p>
+      <w:pPr>
+        <w:pStyle w:val="ListNumber"/>
+      </w:pPr>
+      <w:r>
+        <w:rPr>
+          <w:b/>
+        </w:rPr>
+        <w:t>Variant ceiling:</w:t>
+      </w:r>
+      <w:r>
+        <w:t xml:space="preserve"> Shopify allows </w:t>
+      </w:r>
+      <w:r>
+        <w:rPr>
+          <w:b/>
+        </w:rPr>
+        <w:t>2,048 variants per product</w:t>
+      </w:r>
+      <w:r>
+        <w:t xml:space="preserve"> (raised from 100 on 2025-10-15); 139,968 is </w:t>
+      </w:r>
+      <w:r>
+        <w:rPr>
+          <w:b/>
+        </w:rPr>
+        <w:t>~68× over</w:t>
+      </w:r>
+      <w:r>
+        <w:t>.</w:t>
+      </w:r>
+    </w:p>
+    <w:p>
+      <w:pPr>
+        <w:pStyle w:val="ListNumber"/>
+      </w:pPr>
+      <w:r>
+        <w:rPr>
+          <w:b/>
+        </w:rPr>
+        <w:t>Un-enumerable inputs:</w:t>
+      </w:r>
+      <w:r>
+        <w:t xml:space="preserve"> </w:t>
+      </w:r>
+      <w:r>
+        <w:rPr>
+          <w:b/>
+        </w:rPr>
+        <w:t>custom tile</w:t>
+      </w:r>
+      <w:r>
+        <w:t xml:space="preserve"> and </w:t>
+      </w:r>
+      <w:r>
+        <w:rPr>
+          <w:b/>
+        </w:rPr>
+        <w:t>custom art</w:t>
+      </w:r>
+      <w:r>
+        <w:t xml:space="preserve"> are free-form (uploaded artwork, bespoke layouts) — an </w:t>
+      </w:r>
+      <w:r>
+        <w:rPr>
+          <w:i/>
+        </w:rPr>
+        <w:t>infinite</w:t>
+      </w:r>
+      <w:r>
+        <w:t xml:space="preserve"> space that can never be pre-listed as variants.</w:t>
+      </w:r>
+    </w:p>
+    <w:p>
+      <w:r>
+        <w:rPr>
+          <w:b/>
+        </w:rPr>
+        <w:t>Conclusion: we never model option combinations as Shopify variants.</w:t>
+      </w:r>
+      <w:r>
+        <w:t xml:space="preserve"> A dedicated </w:t>
+      </w:r>
+      <w:r>
+        <w:rPr>
+          <w:b/>
+        </w:rPr>
+        <w:t>Variant &amp; Options Engine</w:t>
+      </w:r>
+      <w:r>
+        <w:t xml:space="preserve"> owns the option space; Shopify carries only the </w:t>
+      </w:r>
+      <w:r>
+        <w:rPr>
+          <w:i/>
+        </w:rPr>
+        <w:t>result</w:t>
+      </w:r>
+      <w:r>
+        <w:t xml:space="preserve"> of a configuration as a custom-priced line item.</w:t>
+      </w:r>
+    </w:p>
+    <w:p>
+      <w:r>
+        <w:rPr>
+          <w:i/>
+          <w:color w:val="666666"/>
+          <w:sz w:val="18"/>
+        </w:rPr>
+        <w:t>Diagram (Mermaid source — renders as a diagram on GitHub):</w:t>
+      </w:r>
+    </w:p>
+    <w:p>
+      <w:pPr>
+        <w:shd w:val="clear" w:color="auto" w:fill="F4F4F2"/>
+        <w:ind w:left="216" w:right="216"/>
+      </w:pPr>
+      <w:r>
+        <w:rPr>
+          <w:rFonts w:ascii="Consolas" w:hAnsi="Consolas"/>
+          <w:sz w:val="18"/>
+        </w:rPr>
+        <w:t>flowchart LR</w:t>
+      </w:r>
+      <w:r>
+        <w:br/>
+      </w:r>
+      <w:r>
+        <w:rPr>
+          <w:rFonts w:ascii="Consolas" w:hAnsi="Consolas"/>
+          <w:sz w:val="18"/>
+        </w:rPr>
+        <w:t xml:space="preserve">    subgraph Engine["Variant &amp; Options Engine (Integration Layer)"]</w:t>
+      </w:r>
+      <w:r>
+        <w:br/>
+      </w:r>
+      <w:r>
+        <w:rPr>
+          <w:rFonts w:ascii="Consolas" w:hAnsi="Consolas"/>
+          <w:sz w:val="18"/>
+        </w:rPr>
+        <w:t xml:space="preserve">      OM[Option Model&lt;br/&gt;dimensions · values · constraints · custom inputs]</w:t>
+      </w:r>
+      <w:r>
+        <w:br/>
+      </w:r>
+      <w:r>
+        <w:rPr>
+          <w:rFonts w:ascii="Consolas" w:hAnsi="Consolas"/>
+          <w:sz w:val="18"/>
+        </w:rPr>
+        <w:t xml:space="preserve">      PR[Pricing Rules Engine&lt;br/&gt;base + modifiers + formulas]</w:t>
+      </w:r>
+      <w:r>
+        <w:br/>
+      </w:r>
+      <w:r>
+        <w:rPr>
+          <w:rFonts w:ascii="Consolas" w:hAnsi="Consolas"/>
+          <w:sz w:val="18"/>
+        </w:rPr>
+        <w:t xml:space="preserve">      CFG[Configuration&lt;br/&gt;configId · selections · BOM · price · render]</w:t>
+      </w:r>
+      <w:r>
+        <w:br/>
+      </w:r>
+      <w:r>
+        <w:rPr>
+          <w:rFonts w:ascii="Consolas" w:hAnsi="Consolas"/>
+          <w:sz w:val="18"/>
+        </w:rPr>
+        <w:t xml:space="preserve">    end</w:t>
+      </w:r>
+      <w:r>
+        <w:br/>
+      </w:r>
+      <w:r>
+        <w:rPr>
+          <w:rFonts w:ascii="Consolas" w:hAnsi="Consolas"/>
+          <w:sz w:val="18"/>
+        </w:rPr>
+        <w:t xml:space="preserve">    OM --&gt; CFG</w:t>
+      </w:r>
+      <w:r>
+        <w:br/>
+      </w:r>
+      <w:r>
+        <w:rPr>
+          <w:rFonts w:ascii="Consolas" w:hAnsi="Consolas"/>
+          <w:sz w:val="18"/>
+        </w:rPr>
+        <w:t xml:space="preserve">    PR --&gt; CFG</w:t>
+      </w:r>
+      <w:r>
+        <w:br/>
+      </w:r>
+      <w:r>
+        <w:rPr>
+          <w:rFonts w:ascii="Consolas" w:hAnsi="Consolas"/>
+          <w:sz w:val="18"/>
+        </w:rPr>
+        <w:t xml:space="preserve">    CFG --&gt;|custom-priced line + configId + option props| SH[Shopify base product&lt;br/&gt;+ native checkout]</w:t>
+      </w:r>
+      <w:r>
+        <w:br/>
+      </w:r>
+      <w:r>
+        <w:rPr>
+          <w:rFonts w:ascii="Consolas" w:hAnsi="Consolas"/>
+          <w:sz w:val="18"/>
+        </w:rPr>
+        <w:t xml:space="preserve">    CFG --&gt;|component draw| INV[Component / BOM inventory]</w:t>
+      </w:r>
+    </w:p>
+    <w:p>
+      <w:r>
+        <w:rPr>
+          <w:b/>
+        </w:rPr>
+        <w:t>How it works</w:t>
+      </w:r>
+    </w:p>
+    <w:tbl>
+      <w:tblPr>
+        <w:tblStyle w:val="LightGrid-Accent1"/>
+        <w:tblW w:type="auto" w:w="0"/>
+        <w:tblLayout w:type="autofit"/>
+        <w:tblLook w:firstColumn="1" w:firstRow="1" w:lastColumn="0" w:lastRow="0" w:noHBand="0" w:noVBand="1" w:val="04A0"/>
+      </w:tblPr>
+      <w:tblGrid>
+        <w:gridCol w:w="4824"/>
+        <w:gridCol w:w="4824"/>
+      </w:tblGrid>
+      <w:tr>
+        <w:tc>
+          <w:tcPr>
+            <w:tcW w:type="dxa" w:w="4824"/>
+          </w:tcPr>
+          <w:p>
+            <w:r>
+              <w:rPr>
+                <w:b/>
+              </w:rPr>
+              <w:t>Concern</w:t>
+            </w:r>
+          </w:p>
+        </w:tc>
+        <w:tc>
+          <w:tcPr>
+            <w:tcW w:type="dxa" w:w="4824"/>
+          </w:tcPr>
+          <w:p>
+            <w:r>
+              <w:rPr>
+                <w:b/>
+              </w:rPr>
+              <w:t>Approach</w:t>
+            </w:r>
+          </w:p>
+        </w:tc>
+      </w:tr>
+      <w:tr>
+        <w:tc>
+          <w:tcPr>
+            <w:tcW w:type="dxa" w:w="4824"/>
+          </w:tcPr>
+          <w:p>
+            <w:r>
+              <w:rPr>
+                <w:b/>
+              </w:rPr>
+              <w:t>What's selectable</w:t>
+            </w:r>
+          </w:p>
+        </w:tc>
+        <w:tc>
+          <w:tcPr>
+            <w:tcW w:type="dxa" w:w="4824"/>
+          </w:tcPr>
+          <w:p>
+            <w:r>
+              <w:t xml:space="preserve">The </w:t>
+            </w:r>
+            <w:r>
+              <w:rPr>
+                <w:b/>
+              </w:rPr>
+              <w:t>Option Model</w:t>
+            </w:r>
+            <w:r>
+              <w:t xml:space="preserve"> (per family/style) defines </w:t>
+            </w:r>
+            <w:r>
+              <w:rPr>
+                <w:i/>
+              </w:rPr>
+              <w:t>unlimited</w:t>
+            </w:r>
+            <w:r>
+              <w:t xml:space="preserve"> dimensions, values, dependencies, constraints, and free-form input types (upload/text). Source of truth in the Integration Layer; mirrored to Atelier3d for the 3D scene. Adding a stain — or a whole new dimension — is </w:t>
+            </w:r>
+            <w:r>
+              <w:rPr>
+                <w:b/>
+              </w:rPr>
+              <w:t>data</w:t>
+            </w:r>
+            <w:r>
+              <w:t>, not code or variants.</w:t>
+            </w:r>
+          </w:p>
+        </w:tc>
+      </w:tr>
+      <w:tr>
+        <w:tc>
+          <w:tcPr>
+            <w:tcW w:type="dxa" w:w="4824"/>
+          </w:tcPr>
+          <w:p>
+            <w:r>
+              <w:rPr>
+                <w:b/>
+              </w:rPr>
+              <w:t>Price</w:t>
+            </w:r>
+          </w:p>
+        </w:tc>
+        <w:tc>
+          <w:tcPr>
+            <w:tcW w:type="dxa" w:w="4824"/>
+          </w:tcPr>
+          <w:p>
+            <w:r>
+              <w:t xml:space="preserve">The </w:t>
+            </w:r>
+            <w:r>
+              <w:rPr>
+                <w:b/>
+              </w:rPr>
+              <w:t>Pricing Rules Engine</w:t>
+            </w:r>
+            <w:r>
+              <w:t xml:space="preserve"> computes price deterministically: </w:t>
+            </w:r>
+            <w:r>
+              <w:rPr>
+                <w:rFonts w:ascii="Consolas" w:hAnsi="Consolas"/>
+                <w:sz w:val="19"/>
+              </w:rPr>
+              <w:t>base + Σ option modifiers + formulas</w:t>
+            </w:r>
+            <w:r>
+              <w:t xml:space="preserve"> (e.g., length → material cost, tile count → labor). Versioned. </w:t>
+            </w:r>
+            <w:r>
+              <w:rPr>
+                <w:b/>
+              </w:rPr>
+              <w:t>Server-side authority</w:t>
+            </w:r>
+            <w:r>
+              <w:t xml:space="preserve"> — the client never sets price.</w:t>
+            </w:r>
+          </w:p>
+        </w:tc>
+      </w:tr>
+      <w:tr>
+        <w:tc>
+          <w:tcPr>
+            <w:tcW w:type="dxa" w:w="4824"/>
+          </w:tcPr>
+          <w:p>
+            <w:r>
+              <w:rPr>
+                <w:b/>
+              </w:rPr>
+              <w:t>Catalog footprint in Shopify</w:t>
+            </w:r>
+          </w:p>
+        </w:tc>
+        <w:tc>
+          <w:tcPr>
+            <w:tcW w:type="dxa" w:w="4824"/>
+          </w:tcPr>
+          <w:p>
+            <w:r>
+              <w:rPr>
+                <w:b/>
+              </w:rPr>
+              <w:t>One base "configurable" product per family/style</w:t>
+            </w:r>
+            <w:r>
+              <w:t xml:space="preserve"> (a handful of products) — </w:t>
+            </w:r>
+            <w:r>
+              <w:rPr>
+                <w:i/>
+              </w:rPr>
+              <w:t>not</w:t>
+            </w:r>
+            <w:r>
+              <w:t xml:space="preserve"> 139,968 variants. The chosen configuration rides on the cart line as </w:t>
+            </w:r>
+            <w:r>
+              <w:rPr>
+                <w:b/>
+              </w:rPr>
+              <w:t>line-item properties + a `configId`</w:t>
+            </w:r>
+            <w:r>
+              <w:t>.</w:t>
+            </w:r>
+          </w:p>
+        </w:tc>
+      </w:tr>
+      <w:tr>
+        <w:tc>
+          <w:tcPr>
+            <w:tcW w:type="dxa" w:w="4824"/>
+          </w:tcPr>
+          <w:p>
+            <w:r>
+              <w:rPr>
+                <w:b/>
+              </w:rPr>
+              <w:t>Getting the price into checkout</w:t>
+            </w:r>
+            <w:r>
+              <w:t xml:space="preserve"> (Decision </w:t>
+            </w:r>
+            <w:r>
+              <w:rPr>
+                <w:b/>
+              </w:rPr>
+              <w:t>D10</w:t>
+            </w:r>
+            <w:r>
+              <w:t>)</w:t>
+            </w:r>
+          </w:p>
+        </w:tc>
+        <w:tc>
+          <w:tcPr>
+            <w:tcW w:type="dxa" w:w="4824"/>
+          </w:tcPr>
+          <w:p>
+            <w:r>
+              <w:rPr>
+                <w:b/>
+              </w:rPr>
+              <w:t>A. Cart Transform Function (Shopify Plus):</w:t>
+            </w:r>
+            <w:r>
+              <w:t xml:space="preserve"> a base variant sits in the native cart; a server-side Shopify Function rewrites its price to the engine-computed amount from the attached </w:t>
+            </w:r>
+            <w:r>
+              <w:rPr>
+                <w:rFonts w:ascii="Consolas" w:hAnsi="Consolas"/>
+                <w:sz w:val="19"/>
+              </w:rPr>
+              <w:t>configId</w:t>
+            </w:r>
+            <w:r>
+              <w:t xml:space="preserve">. Keeps native cart/checkout UX. · </w:t>
+            </w:r>
+            <w:r>
+              <w:rPr>
+                <w:b/>
+              </w:rPr>
+              <w:t>B. Draft Orders API:</w:t>
+            </w:r>
+            <w:r>
+              <w:t xml:space="preserve"> the Integration Layer creates a draft order with a custom-priced line, then converts it to a checkout. Works without Plus; ideal for </w:t>
+            </w:r>
+            <w:r>
+              <w:rPr>
+                <w:b/>
+              </w:rPr>
+              <w:t>CRM-pushed private/hybrid quotes</w:t>
+            </w:r>
+            <w:r>
+              <w:t>.</w:t>
+            </w:r>
+          </w:p>
+        </w:tc>
+      </w:tr>
+      <w:tr>
+        <w:tc>
+          <w:tcPr>
+            <w:tcW w:type="dxa" w:w="4824"/>
+          </w:tcPr>
+          <w:p>
+            <w:r>
+              <w:rPr>
+                <w:b/>
+              </w:rPr>
+              <w:t>Inventory</w:t>
+            </w:r>
+          </w:p>
+        </w:tc>
+        <w:tc>
+          <w:tcPr>
+            <w:tcW w:type="dxa" w:w="4824"/>
+          </w:tcPr>
+          <w:p>
+            <w:r>
+              <w:t xml:space="preserve">Tracked at the </w:t>
+            </w:r>
+            <w:r>
+              <w:rPr>
+                <w:b/>
+              </w:rPr>
+              <w:t>component / BOM level</w:t>
+            </w:r>
+            <w:r>
+              <w:t xml:space="preserve"> (blanks, tiles, hooks, stain), never per combination. Feasibility = component availability, not 139,968 phantom SKUs.</w:t>
+            </w:r>
+          </w:p>
+        </w:tc>
+      </w:tr>
+      <w:tr>
+        <w:tc>
+          <w:tcPr>
+            <w:tcW w:type="dxa" w:w="4824"/>
+          </w:tcPr>
+          <w:p>
+            <w:r>
+              <w:rPr>
+                <w:b/>
+              </w:rPr>
+              <w:t>Merchandising &amp; filtering</w:t>
+            </w:r>
+          </w:p>
+        </w:tc>
+        <w:tc>
+          <w:tcPr>
+            <w:tcW w:type="dxa" w:w="4824"/>
+          </w:tcPr>
+          <w:p>
+            <w:r>
+              <w:t xml:space="preserve">Collection filters (e.g., "available in walnut") are driven by </w:t>
+            </w:r>
+            <w:r>
+              <w:rPr>
+                <w:b/>
+              </w:rPr>
+              <w:t>option metadata</w:t>
+            </w:r>
+            <w:r>
+              <w:t>, not variants.</w:t>
+            </w:r>
+          </w:p>
+        </w:tc>
+      </w:tr>
+      <w:tr>
+        <w:tc>
+          <w:tcPr>
+            <w:tcW w:type="dxa" w:w="4824"/>
+          </w:tcPr>
+          <w:p>
+            <w:r>
+              <w:rPr>
+                <w:b/>
+              </w:rPr>
+              <w:t>Anti-tampering</w:t>
+            </w:r>
+          </w:p>
+        </w:tc>
+        <w:tc>
+          <w:tcPr>
+            <w:tcW w:type="dxa" w:w="4824"/>
+          </w:tcPr>
+          <w:p>
+            <w:r>
+              <w:t xml:space="preserve">Final price is always (re)computed and set </w:t>
+            </w:r>
+            <w:r>
+              <w:rPr>
+                <w:b/>
+              </w:rPr>
+              <w:t>server-side</w:t>
+            </w:r>
+            <w:r>
+              <w:t xml:space="preserve"> (Function or Draft Order) and re-validated against </w:t>
+            </w:r>
+            <w:r>
+              <w:rPr>
+                <w:rFonts w:ascii="Consolas" w:hAnsi="Consolas"/>
+                <w:sz w:val="19"/>
+              </w:rPr>
+              <w:t>configId</w:t>
+            </w:r>
+            <w:r>
+              <w:t xml:space="preserve"> at the </w:t>
+            </w:r>
+            <w:r>
+              <w:rPr>
+                <w:rFonts w:ascii="Consolas" w:hAnsi="Consolas"/>
+                <w:sz w:val="19"/>
+              </w:rPr>
+              <w:t>orders/create</w:t>
+            </w:r>
+            <w:r>
+              <w:t xml:space="preserve"> webhook.</w:t>
+            </w:r>
+          </w:p>
+        </w:tc>
+      </w:tr>
+    </w:tbl>
+    <w:p/>
+    <w:p>
+      <w:r>
+        <w:rPr>
+          <w:b/>
+        </w:rPr>
+        <w:t>Recommendation:</w:t>
+      </w:r>
+      <w:r>
+        <w:t xml:space="preserve"> </w:t>
+      </w:r>
+      <w:r>
+        <w:rPr>
+          <w:b/>
+        </w:rPr>
+        <w:t>Cart Transform Functions on Shopify Plus</w:t>
+      </w:r>
+      <w:r>
+        <w:t xml:space="preserve"> for self-serve configurators (native UX), </w:t>
+      </w:r>
+      <w:r>
+        <w:rPr>
+          <w:b/>
+        </w:rPr>
+        <w:t>plus Draft Orders</w:t>
+      </w:r>
+      <w:r>
+        <w:t xml:space="preserve"> for CRM-pushed quotes and as a non-Plus fallback. This makes </w:t>
+      </w:r>
+      <w:r>
+        <w:rPr>
+          <w:b/>
+        </w:rPr>
+        <w:t>Shopify Plus (Decision D3) effectively required</w:t>
+      </w:r>
+      <w:r>
+        <w:t xml:space="preserve">, and reinforces </w:t>
+      </w:r>
+      <w:r>
+        <w:rPr>
+          <w:b/>
+        </w:rPr>
+        <w:t>hybrid-headless (D1)</w:t>
+      </w:r>
+      <w:r>
+        <w:t xml:space="preserve"> — native variant pickers cannot express this, so the </w:t>
+      </w:r>
+      <w:r>
+        <w:rPr>
+          <w:b/>
+        </w:rPr>
+        <w:t>configurator UI is mandatory</w:t>
+      </w:r>
+      <w:r>
+        <w:t xml:space="preserve"> for these products.</w:t>
       </w:r>
     </w:p>
     <w:p>
@@ -2526,7 +3511,68 @@
           </w:tcPr>
           <w:p>
             <w:r>
-              <w:t>create/update products &amp; variants, set metafields, manage publications/visibility</w:t>
+              <w:t>create/update base products, set metafields, manage publications/visibility</w:t>
+            </w:r>
+          </w:p>
+        </w:tc>
+      </w:tr>
+      <w:tr>
+        <w:tc>
+          <w:tcPr>
+            <w:tcW w:type="dxa" w:w="2412"/>
+          </w:tcPr>
+          <w:p>
+            <w:r>
+              <w:t>Integration Layer → Shopify</w:t>
+            </w:r>
+          </w:p>
+        </w:tc>
+        <w:tc>
+          <w:tcPr>
+            <w:tcW w:type="dxa" w:w="2412"/>
+          </w:tcPr>
+          <w:p>
+            <w:r>
+              <w:t>sync</w:t>
+            </w:r>
+          </w:p>
+        </w:tc>
+        <w:tc>
+          <w:tcPr>
+            <w:tcW w:type="dxa" w:w="2412"/>
+          </w:tcPr>
+          <w:p>
+            <w:r>
+              <w:t>Draft Orders / Cart Transform Function</w:t>
+            </w:r>
+          </w:p>
+        </w:tc>
+        <w:tc>
+          <w:tcPr>
+            <w:tcW w:type="dxa" w:w="2412"/>
+          </w:tcPr>
+          <w:p>
+            <w:r>
+              <w:t xml:space="preserve">set the </w:t>
+            </w:r>
+            <w:r>
+              <w:rPr>
+                <w:b/>
+              </w:rPr>
+              <w:t>configured line price</w:t>
+            </w:r>
+            <w:r>
+              <w:t xml:space="preserve"> (server-side) + attach </w:t>
+            </w:r>
+            <w:r>
+              <w:rPr>
+                <w:rFonts w:ascii="Consolas" w:hAnsi="Consolas"/>
+                <w:sz w:val="19"/>
+              </w:rPr>
+              <w:t>configId</w:t>
+            </w:r>
+            <w:r>
+              <w:t xml:space="preserve"> &amp; option properties — see §5.4</w:t>
             </w:r>
           </w:p>
         </w:tc>
@@ -3824,7 +4870,25 @@
         <w:t>Shopify holds</w:t>
       </w:r>
       <w:r>
-        <w:t xml:space="preserve"> products, variants, inventory, orders, customers (system of record).</w:t>
+        <w:t xml:space="preserve"> base products (a handful per family/style — </w:t>
+      </w:r>
+      <w:r>
+        <w:rPr>
+          <w:b/>
+        </w:rPr>
+        <w:t>not</w:t>
+      </w:r>
+      <w:r>
+        <w:t xml:space="preserve"> the option combinations), </w:t>
+      </w:r>
+      <w:r>
+        <w:rPr>
+          <w:b/>
+        </w:rPr>
+        <w:t>component-level inventory</w:t>
+      </w:r>
+      <w:r>
+        <w:t>, orders, customers (system of record). See §5.4 for why combinations are never stored as variants.</w:t>
       </w:r>
     </w:p>
     <w:p>
@@ -3847,7 +4911,25 @@
         <w:t>mapping &amp; state</w:t>
       </w:r>
       <w:r>
-        <w:t xml:space="preserve"> Shopify can't model well: option models, configurations, render-job state, quote↔product links, pricing rulesets, signed-access tokens.</w:t>
+        <w:t xml:space="preserve"> Shopify can't model well: </w:t>
+      </w:r>
+      <w:r>
+        <w:rPr>
+          <w:b/>
+        </w:rPr>
+        <w:t>option models</w:t>
+      </w:r>
+      <w:r>
+        <w:t xml:space="preserve">, configurations, </w:t>
+      </w:r>
+      <w:r>
+        <w:rPr>
+          <w:b/>
+        </w:rPr>
+        <w:t>pricing rulesets</w:t>
+      </w:r>
+      <w:r>
+        <w:t>, render-job state, quote↔product links, signed-access tokens.</w:t>
       </w:r>
     </w:p>
     <w:p>
@@ -3858,10 +4940,34 @@
         <w:rPr>
           <w:b/>
         </w:rPr>
+        <w:t>Inventory is tracked at the component/BOM level</w:t>
+      </w:r>
+      <w:r>
+        <w:t xml:space="preserve"> (blanks, tiles, hooks, stain), not per option-combination — there is no per-combination SKU.</w:t>
+      </w:r>
+    </w:p>
+    <w:p>
+      <w:pPr>
+        <w:pStyle w:val="ListBullet"/>
+      </w:pPr>
+      <w:r>
+        <w:rPr>
+          <w:b/>
+        </w:rPr>
         <w:t>Metafields</w:t>
       </w:r>
       <w:r>
-        <w:t xml:space="preserve"> carry per-product config schema, visibility flags, and per-line-item config snapshots into Shopify so back-office/fulfillment can see them.</w:t>
+        <w:t xml:space="preserve"> carry per-product config schema, visibility flags, and per-line-item config snapshots (incl. </w:t>
+      </w:r>
+      <w:r>
+        <w:rPr>
+          <w:rFonts w:ascii="Consolas" w:hAnsi="Consolas"/>
+          <w:sz w:val="19"/>
+        </w:rPr>
+        <w:t>configId</w:t>
+      </w:r>
+      <w:r>
+        <w:t>) into Shopify so back-office/fulfillment can see exactly what was bought.</w:t>
       </w:r>
     </w:p>
     <w:p>
@@ -6725,7 +7831,7 @@
           </w:tcPr>
           <w:p>
             <w:r>
-              <w:t>Catalog can't model "styles as data"</w:t>
+              <w:t>Variant explosion exceeds Shopify limits (3 options / 2,048 variants); custom tile/art are un-enumerable</w:t>
             </w:r>
           </w:p>
         </w:tc>
@@ -6735,7 +7841,10 @@
           </w:tcPr>
           <w:p>
             <w:r>
-              <w:t>Low</w:t>
+              <w:rPr>
+                <w:b/>
+              </w:rPr>
+              <w:t>High</w:t>
             </w:r>
           </w:p>
         </w:tc>
@@ -6745,7 +7854,7 @@
           </w:tcPr>
           <w:p>
             <w:r>
-              <w:t>Med</w:t>
+              <w:t>High</w:t>
             </w:r>
           </w:p>
         </w:tc>
@@ -6755,7 +7864,13 @@
           </w:tcPr>
           <w:p>
             <w:r>
-              <w:t>Metafield-driven option models; no code change to add a style.</w:t>
+              <w:rPr>
+                <w:b/>
+              </w:rPr>
+              <w:t>Variant &amp; Options Engine (§5.4)</w:t>
+            </w:r>
+            <w:r>
+              <w:t>: options as data + server-side pricing + custom-priced line items (Cart Transform / Draft Orders); inventory at BOM level; never model combinations as native variants.</w:t>
             </w:r>
           </w:p>
         </w:tc>
@@ -7565,6 +8680,66 @@
             </w:r>
             <w:r>
               <w:t xml:space="preserve"> parallel run; named stakeholders sign the recorded go/no-go before swap.</w:t>
+            </w:r>
+          </w:p>
+        </w:tc>
+      </w:tr>
+      <w:tr>
+        <w:tc>
+          <w:tcPr>
+            <w:tcW w:type="dxa" w:w="2412"/>
+          </w:tcPr>
+          <w:p>
+            <w:r>
+              <w:rPr>
+                <w:b/>
+              </w:rPr>
+              <w:t>D10</w:t>
+            </w:r>
+          </w:p>
+        </w:tc>
+        <w:tc>
+          <w:tcPr>
+            <w:tcW w:type="dxa" w:w="2412"/>
+          </w:tcPr>
+          <w:p>
+            <w:r>
+              <w:t>How configured purchases reach Shopify checkout (§5.4)</w:t>
+            </w:r>
+          </w:p>
+        </w:tc>
+        <w:tc>
+          <w:tcPr>
+            <w:tcW w:type="dxa" w:w="2412"/>
+          </w:tcPr>
+          <w:p>
+            <w:r>
+              <w:t>Cart Transform Functions (Plus) / Draft Orders API / both</w:t>
+            </w:r>
+          </w:p>
+        </w:tc>
+        <w:tc>
+          <w:tcPr>
+            <w:tcW w:type="dxa" w:w="2412"/>
+          </w:tcPr>
+          <w:p>
+            <w:r>
+              <w:rPr>
+                <w:b/>
+              </w:rPr>
+              <w:t>Both</w:t>
+            </w:r>
+            <w:r>
+              <w:t xml:space="preserve"> — Cart Transform on Plus for self-serve native UX; Draft Orders for CRM-pushed quotes &amp; non-Plus fallback. Makes </w:t>
+            </w:r>
+            <w:r>
+              <w:rPr>
+                <w:b/>
+              </w:rPr>
+              <w:t>D3 = Plus</w:t>
+            </w:r>
+            <w:r>
+              <w:t xml:space="preserve"> effectively required.</w:t>
             </w:r>
           </w:p>
         </w:tc>

--- a/word/01-Master-Plan.docx
+++ b/word/01-Master-Plan.docx
@@ -29,7 +29,17 @@
         <w:t>Version:</w:t>
       </w:r>
       <w:r>
-        <w:t xml:space="preserve"> 0.1 (Draft)</w:t>
+        <w:t xml:space="preserve"> 0.2 (Draft — reconciled with the real sibling apps; see </w:t>
+      </w:r>
+      <w:r>
+        <w:rPr>
+          <w:color w:val="1A4F8A"/>
+          <w:u w:val="single"/>
+        </w:rPr>
+        <w:t>`05-Integration-Context.md`</w:t>
+      </w:r>
+      <w:r>
+        <w:t>)</w:t>
       </w:r>
     </w:p>
     <w:p>
@@ -323,34 +333,109 @@
     </w:p>
     <w:p>
       <w:r>
-        <w:t xml:space="preserve">All systems talk over </w:t>
+        <w:t xml:space="preserve">These systems are </w:t>
       </w:r>
       <w:r>
         <w:rPr>
           <w:b/>
         </w:rPr>
-        <w:t>APIs</w:t>
-      </w:r>
-      <w:r>
-        <w:t xml:space="preserve"> through a thin </w:t>
+        <w:t>real, in-flight applications</w:t>
+      </w:r>
+      <w:r>
+        <w:t xml:space="preserve"> (reviewed 2026-06-13; see </w:t>
+      </w:r>
+      <w:r>
+        <w:rPr>
+          <w:color w:val="1A4F8A"/>
+          <w:u w:val="single"/>
+        </w:rPr>
+        <w:t>`05-Integration-Context.md`</w:t>
+      </w:r>
+      <w:r>
+        <w:t xml:space="preserve">): </w:t>
       </w:r>
       <w:r>
         <w:rPr>
           <w:b/>
         </w:rPr>
-        <w:t>Integration Layer</w:t>
-      </w:r>
-      <w:r>
-        <w:t xml:space="preserve">, with </w:t>
+        <w:t>MEJA‑CRM</w:t>
+      </w:r>
+      <w:r>
+        <w:t xml:space="preserve"> (Next.js 15 + Supabase) is the </w:t>
       </w:r>
       <w:r>
         <w:rPr>
           <w:b/>
         </w:rPr>
-        <w:t>Shopify</w:t>
-      </w:r>
-      <w:r>
-        <w:t xml:space="preserve"> as the commerce system of record.</w:t>
+        <w:t>business system of record + integration hub</w:t>
+      </w:r>
+      <w:r>
+        <w:t xml:space="preserve"> — it owns customers, products, the golden-tested </w:t>
+      </w:r>
+      <w:r>
+        <w:rPr>
+          <w:b/>
+        </w:rPr>
+        <w:t>pricing engine</w:t>
+      </w:r>
+      <w:r>
+        <w:t xml:space="preserve">, quotes, work orders, and </w:t>
+      </w:r>
+      <w:r>
+        <w:rPr>
+          <w:b/>
+        </w:rPr>
+        <w:t>listings</w:t>
+      </w:r>
+      <w:r>
+        <w:t xml:space="preserve">, and already plans the Shopify storefront. </w:t>
+      </w:r>
+      <w:r>
+        <w:rPr>
+          <w:b/>
+        </w:rPr>
+        <w:t>Atelier3D</w:t>
+      </w:r>
+      <w:r>
+        <w:t xml:space="preserve"> (React + Three.js + NestJS) is the parametric design studio. </w:t>
+      </w:r>
+      <w:r>
+        <w:rPr>
+          <w:b/>
+        </w:rPr>
+        <w:t>4kGraphics</w:t>
+      </w:r>
+      <w:r>
+        <w:t xml:space="preserve"> is the render engine (embeddable Three.js library + headless </w:t>
+      </w:r>
+      <w:r>
+        <w:rPr>
+          <w:rFonts w:ascii="Consolas" w:hAnsi="Consolas"/>
+          <w:sz w:val="19"/>
+        </w:rPr>
+        <w:t>/v1/render</w:t>
+      </w:r>
+      <w:r>
+        <w:t xml:space="preserve"> service). They connect through the CRM's </w:t>
+      </w:r>
+      <w:r>
+        <w:rPr>
+          <w:b/>
+        </w:rPr>
+        <w:t>typed job-queue contract</w:t>
+      </w:r>
+      <w:r>
+        <w:t xml:space="preserve"> (</w:t>
+      </w:r>
+      <w:r>
+        <w:rPr>
+          <w:rFonts w:ascii="Consolas" w:hAnsi="Consolas"/>
+          <w:sz w:val="19"/>
+        </w:rPr>
+        <w:t>integration_jobs</w:t>
+      </w:r>
+      <w:r>
+        <w:t>), not ad-hoc point-to-point APIs.</w:t>
       </w:r>
     </w:p>
     <w:p>
@@ -361,22 +446,78 @@
         <w:t>Recommended approach:</w:t>
       </w:r>
       <w:r>
-        <w:t xml:space="preserve"> a </w:t>
+        <w:t xml:space="preserve"> build the storefront as a </w:t>
       </w:r>
       <w:r>
         <w:rPr>
           <w:b/>
         </w:rPr>
-        <w:t>hybrid-headless</w:t>
-      </w:r>
-      <w:r>
-        <w:t xml:space="preserve"> build — Shopify owns commerce (catalog, cart, checkout, orders, payments, customers); a custom storefront renders rich product/configurator experiences and hosts the Atelier3d + 4K rendering surfaces. This balances Shopify's reliability and PCI-compliant checkout with the UX freedom that live 3D/4K configuration demands. </w:t>
+        <w:t>Shopify Online Store 2.0 theme</w:t>
+      </w:r>
+      <w:r>
+        <w:t xml:space="preserve"> (the CRM's own Phase 8 plan) with the </w:t>
+      </w:r>
+      <w:r>
+        <w:rPr>
+          <w:b/>
+        </w:rPr>
+        <w:t>4kGraphics engine embedded</w:t>
+      </w:r>
+      <w:r>
+        <w:t xml:space="preserve"> in the theme for live 3D + 4K — its </w:t>
+      </w:r>
+      <w:r>
+        <w:rPr>
+          <w:rFonts w:ascii="Consolas" w:hAnsi="Consolas"/>
+          <w:sz w:val="19"/>
+        </w:rPr>
+        <w:t>browser.js</w:t>
+      </w:r>
+      <w:r>
+        <w:t xml:space="preserve"> drop-in loads via a </w:t>
+      </w:r>
+      <w:r>
+        <w:rPr>
+          <w:rFonts w:ascii="Consolas" w:hAnsi="Consolas"/>
+          <w:sz w:val="19"/>
+        </w:rPr>
+        <w:t>&lt;script&gt;</w:t>
+      </w:r>
+      <w:r>
+        <w:t xml:space="preserve"> in any Liquid template. </w:t>
+      </w:r>
+      <w:r>
+        <w:rPr>
+          <w:b/>
+        </w:rPr>
+        <w:t>Shopify owns the storefront + checkout</w:t>
+      </w:r>
+      <w:r>
+        <w:t xml:space="preserve"> (PCI-compliant); </w:t>
+      </w:r>
+      <w:r>
+        <w:rPr>
+          <w:b/>
+        </w:rPr>
+        <w:t>MEJA‑CRM is the system of record + hub</w:t>
+      </w:r>
+      <w:r>
+        <w:t xml:space="preserve"> (catalog, pricing, listings, order-ingest). Full headless is </w:t>
       </w:r>
       <w:r>
         <w:rPr>
           <w:i/>
         </w:rPr>
-        <w:t>(See §16, Decision D1 for alternatives.)</w:t>
+        <w:t>not</w:t>
+      </w:r>
+      <w:r>
+        <w:t xml:space="preserve"> required — keep it optional for a few flagship-immersive pages only. </w:t>
+      </w:r>
+      <w:r>
+        <w:rPr>
+          <w:i/>
+        </w:rPr>
+        <w:t>(See §16, Decision D1.)</w:t>
       </w:r>
     </w:p>
     <w:p>
@@ -491,16 +632,26 @@
         <w:t>G4</w:t>
       </w:r>
       <w:r>
-        <w:t xml:space="preserve"> — Provide a </w:t>
+        <w:t xml:space="preserve"> — Extend the CRM's </w:t>
       </w:r>
       <w:r>
         <w:rPr>
           <w:b/>
         </w:rPr>
-        <w:t>documented, versioned API contract</w:t>
-      </w:r>
-      <w:r>
-        <w:t xml:space="preserve"> between Shopify, MEJA‑CRM, Atelier3d, and the render engine.</w:t>
+        <w:t>typed job-queue contract</w:t>
+      </w:r>
+      <w:r>
+        <w:t xml:space="preserve"> (</w:t>
+      </w:r>
+      <w:r>
+        <w:rPr>
+          <w:rFonts w:ascii="Consolas" w:hAnsi="Consolas"/>
+          <w:sz w:val="19"/>
+        </w:rPr>
+        <w:t>integration_jobs</w:t>
+      </w:r>
+      <w:r>
+        <w:t>) and listings/store-order surfaces to connect Shopify ⇄ MEJA‑CRM ⇄ Atelier3D ⇄ 4kGraphics; keep contracts documented and versioned.</w:t>
       </w:r>
     </w:p>
     <w:p>
@@ -563,7 +714,7 @@
         <w:pStyle w:val="ListBullet"/>
       </w:pPr>
       <w:r>
-        <w:t>Building MEJA‑CRM itself (we integrate with it; we assume it exposes/consumes APIs).</w:t>
+        <w:t>Building MEJA‑CRM, Atelier3D, or 4kGraphics themselves (we integrate via the CRM's existing job queue, listings, and store-order surfaces, and the 4kGraphics engine/service).</w:t>
       </w:r>
     </w:p>
     <w:p>
@@ -812,7 +963,7 @@
           </w:tcPr>
           <w:p>
             <w:r>
-              <w:t xml:space="preserve">Handled outside the store (the future </w:t>
+              <w:t xml:space="preserve">Centralized in </w:t>
             </w:r>
             <w:r>
               <w:rPr>
@@ -821,7 +972,7 @@
               <w:t>MEJA‑CRM</w:t>
             </w:r>
             <w:r>
-              <w:t xml:space="preserve"> centralizes this).</w:t>
+              <w:t xml:space="preserve"> (Next.js 15 + Supabase) — pricing engine golden-tested; quote→work-order live; listings (Phase 8) push to Shopify.</w:t>
             </w:r>
           </w:p>
         </w:tc>
@@ -907,7 +1058,44 @@
         <w:t>3D/4K visualization</w:t>
       </w:r>
       <w:r>
-        <w:t xml:space="preserve"> on top of a Shopify foundation.</w:t>
+        <w:t xml:space="preserve"> on top of a Shopify foundation, wired into the </w:t>
+      </w:r>
+      <w:r>
+        <w:rPr>
+          <w:b/>
+        </w:rPr>
+        <w:t>already-built MEJA‑CRM</w:t>
+      </w:r>
+      <w:r>
+        <w:t xml:space="preserve"> (quoting, pricing, listings, work orders) and its </w:t>
+      </w:r>
+      <w:r>
+        <w:rPr>
+          <w:b/>
+        </w:rPr>
+        <w:t>Atelier3D</w:t>
+      </w:r>
+      <w:r>
+        <w:t xml:space="preserve"> / </w:t>
+      </w:r>
+      <w:r>
+        <w:rPr>
+          <w:b/>
+        </w:rPr>
+        <w:t>4kGraphics</w:t>
+      </w:r>
+      <w:r>
+        <w:t xml:space="preserve"> workers. See </w:t>
+      </w:r>
+      <w:r>
+        <w:rPr>
+          <w:color w:val="1A4F8A"/>
+          <w:u w:val="single"/>
+        </w:rPr>
+        <w:t>`05-Integration-Context.md`</w:t>
+      </w:r>
+      <w:r>
+        <w:t>.</w:t>
       </w:r>
     </w:p>
     <w:p>
@@ -1170,7 +1358,7 @@
           </w:tcPr>
           <w:p>
             <w:r>
-              <w:t>Shopify</w:t>
+              <w:t>MEJA‑CRM catalog → Shopify</w:t>
             </w:r>
           </w:p>
         </w:tc>
@@ -1240,7 +1428,7 @@
           </w:tcPr>
           <w:p>
             <w:r>
-              <w:t>Customer-driven options recompute SKU + price.</w:t>
+              <w:t>Customer-driven options recompute the price.</w:t>
             </w:r>
           </w:p>
         </w:tc>
@@ -1260,7 +1448,17 @@
           </w:tcPr>
           <w:p>
             <w:r>
-              <w:t>Pricing rules engine</w:t>
+              <w:t>MEJA‑CRM pricing engine (</w:t>
+            </w:r>
+            <w:r>
+              <w:rPr>
+                <w:rFonts w:ascii="Consolas" w:hAnsi="Consolas"/>
+                <w:sz w:val="19"/>
+              </w:rPr>
+              <w:t>shelf_templates</w:t>
+            </w:r>
+            <w:r>
+              <w:t>)</w:t>
             </w:r>
           </w:p>
         </w:tc>
@@ -1314,7 +1512,7 @@
           </w:tcPr>
           <w:p>
             <w:r>
-              <w:t>CRM baseline + rules for editable options</w:t>
+              <w:t>MEJA‑CRM pricing engine (locked + editable)</w:t>
             </w:r>
           </w:p>
         </w:tc>
@@ -1339,7 +1537,7 @@
           </w:tcPr>
           <w:p>
             <w:r>
-              <w:t>Atelier3d session designs a bespoke piece; 4K render; quote → cart.</w:t>
+              <w:t>Atelier3D session designs a bespoke piece; 4K render; quote → cart.</w:t>
             </w:r>
           </w:p>
         </w:tc>
@@ -1359,7 +1557,7 @@
           </w:tcPr>
           <w:p>
             <w:r>
-              <w:t>Atelier3d BOM → pricing rules</w:t>
+              <w:t>Atelier3D BOM → MEJA‑CRM pricing engine</w:t>
             </w:r>
           </w:p>
         </w:tc>
@@ -1438,6 +1636,67 @@
       </w:tr>
     </w:tbl>
     <w:p/>
+    <w:p>
+      <w:pPr>
+        <w:pStyle w:val="IntenseQuote"/>
+        <w:ind w:left="432"/>
+      </w:pPr>
+      <w:r>
+        <w:rPr>
+          <w:b/>
+          <w:i/>
+        </w:rPr>
+        <w:t>Maps to the CRM `listings.kind`:</w:t>
+      </w:r>
+      <w:r>
+        <w:rPr>
+          <w:i/>
+        </w:rPr>
+        <w:t xml:space="preserve"> </w:t>
+      </w:r>
+      <w:r>
+        <w:rPr>
+          <w:rFonts w:ascii="Consolas" w:hAnsi="Consolas"/>
+          <w:i/>
+          <w:sz w:val="19"/>
+        </w:rPr>
+        <w:t>catalog</w:t>
+      </w:r>
+      <w:r>
+        <w:rPr>
+          <w:i/>
+        </w:rPr>
+        <w:t xml:space="preserve"> = Ready-Made · </w:t>
+      </w:r>
+      <w:r>
+        <w:rPr>
+          <w:rFonts w:ascii="Consolas" w:hAnsi="Consolas"/>
+          <w:i/>
+          <w:sz w:val="19"/>
+        </w:rPr>
+        <w:t>private</w:t>
+      </w:r>
+      <w:r>
+        <w:rPr>
+          <w:i/>
+        </w:rPr>
+        <w:t xml:space="preserve"> = Private/Unlisted (quote-required) · </w:t>
+      </w:r>
+      <w:r>
+        <w:rPr>
+          <w:rFonts w:ascii="Consolas" w:hAnsi="Consolas"/>
+          <w:i/>
+          <w:sz w:val="19"/>
+        </w:rPr>
+        <w:t>shelf_template</w:t>
+      </w:r>
+      <w:r>
+        <w:rPr>
+          <w:i/>
+        </w:rPr>
+        <w:t xml:space="preserve"> = Configurable &amp; Hybrid shelves. Private listings always originate from a quote (CRM rule).</w:t>
+      </w:r>
+    </w:p>
     <w:p>
       <w:pPr>
         <w:pStyle w:val="IntenseQuote"/>
@@ -1536,6 +1795,39 @@
     </w:p>
     <w:p>
       <w:pPr>
+        <w:pStyle w:val="IntenseQuote"/>
+        <w:ind w:left="432"/>
+      </w:pPr>
+      <w:r>
+        <w:rPr>
+          <w:i/>
+        </w:rPr>
+        <w:t xml:space="preserve">The four systems are real apps — see </w:t>
+      </w:r>
+      <w:r>
+        <w:rPr>
+          <w:i/>
+          <w:color w:val="1A4F8A"/>
+          <w:u w:val="single"/>
+        </w:rPr>
+        <w:t>`05-Integration-Context.md`</w:t>
+      </w:r>
+      <w:r>
+        <w:rPr>
+          <w:i/>
+        </w:rPr>
+        <w:t xml:space="preserve">. </w:t>
+      </w:r>
+      <w:r>
+        <w:rPr>
+          <w:b/>
+          <w:i/>
+        </w:rPr>
+        <w:t>MEJA‑CRM is the business system of record + integration hub; Shopify is the storefront + checkout; Atelier3D and 4kGraphics are workers behind the CRM's job queue.</w:t>
+      </w:r>
+    </w:p>
+    <w:p>
+      <w:pPr>
         <w:pStyle w:val="Heading3"/>
       </w:pPr>
       <w:r>
@@ -1572,7 +1864,7 @@
           <w:rFonts w:ascii="Consolas" w:hAnsi="Consolas"/>
           <w:sz w:val="18"/>
         </w:rPr>
-        <w:t xml:space="preserve">    subgraph Customer</w:t>
+        <w:t xml:space="preserve">    U[Shopper / Account holder]</w:t>
       </w:r>
       <w:r>
         <w:br/>
@@ -1582,7 +1874,7 @@
           <w:rFonts w:ascii="Consolas" w:hAnsi="Consolas"/>
           <w:sz w:val="18"/>
         </w:rPr>
-        <w:t xml:space="preserve">      U[Shopper / Account holder]</w:t>
+        <w:t xml:space="preserve"> </w:t>
       </w:r>
       <w:r>
         <w:br/>
@@ -1592,7 +1884,7 @@
           <w:rFonts w:ascii="Consolas" w:hAnsi="Consolas"/>
           <w:sz w:val="18"/>
         </w:rPr>
-        <w:t xml:space="preserve">    end</w:t>
+        <w:t xml:space="preserve">    subgraph SHOP["Shopify — storefront + checkout"]</w:t>
       </w:r>
       <w:r>
         <w:br/>
@@ -1602,7 +1894,7 @@
           <w:rFonts w:ascii="Consolas" w:hAnsi="Consolas"/>
           <w:sz w:val="18"/>
         </w:rPr>
-        <w:t xml:space="preserve"> </w:t>
+        <w:t xml:space="preserve">      THEME[Online Store 2.0 theme]</w:t>
       </w:r>
       <w:r>
         <w:br/>
@@ -1612,7 +1904,7 @@
           <w:rFonts w:ascii="Consolas" w:hAnsi="Consolas"/>
           <w:sz w:val="18"/>
         </w:rPr>
-        <w:t xml:space="preserve">    subgraph Storefront["Storefront (hybrid-headless)"]</w:t>
+        <w:t xml:space="preserve">      ENG[4kGraphics engine&lt;br/&gt;embedded browser.js]</w:t>
       </w:r>
       <w:r>
         <w:br/>
@@ -1622,7 +1914,7 @@
           <w:rFonts w:ascii="Consolas" w:hAnsi="Consolas"/>
           <w:sz w:val="18"/>
         </w:rPr>
-        <w:t xml:space="preserve">      SF[Custom Storefront&lt;br/&gt;Hydrogen/Remix or Next.js]</w:t>
+        <w:t xml:space="preserve">      CO[Native checkout]</w:t>
       </w:r>
       <w:r>
         <w:br/>
@@ -1632,7 +1924,7 @@
           <w:rFonts w:ascii="Consolas" w:hAnsi="Consolas"/>
           <w:sz w:val="18"/>
         </w:rPr>
-        <w:t xml:space="preserve">      CFG[Atelier3d Configurator&lt;br/&gt;embedded surface]</w:t>
+        <w:t xml:space="preserve">      WH[(Order webhooks)]</w:t>
       </w:r>
       <w:r>
         <w:br/>
@@ -1642,7 +1934,7 @@
           <w:rFonts w:ascii="Consolas" w:hAnsi="Consolas"/>
           <w:sz w:val="18"/>
         </w:rPr>
-        <w:t xml:space="preserve">      RV[4K Render Viewer]</w:t>
+        <w:t xml:space="preserve">    end</w:t>
       </w:r>
       <w:r>
         <w:br/>
@@ -1652,7 +1944,7 @@
           <w:rFonts w:ascii="Consolas" w:hAnsi="Consolas"/>
           <w:sz w:val="18"/>
         </w:rPr>
-        <w:t xml:space="preserve">    end</w:t>
+        <w:t xml:space="preserve"> </w:t>
       </w:r>
       <w:r>
         <w:br/>
@@ -1662,7 +1954,7 @@
           <w:rFonts w:ascii="Consolas" w:hAnsi="Consolas"/>
           <w:sz w:val="18"/>
         </w:rPr>
-        <w:t xml:space="preserve"> </w:t>
+        <w:t xml:space="preserve">    subgraph CRM["MEJA-CRM — system of record + hub (Next.js + Supabase)"]</w:t>
       </w:r>
       <w:r>
         <w:br/>
@@ -1672,7 +1964,7 @@
           <w:rFonts w:ascii="Consolas" w:hAnsi="Consolas"/>
           <w:sz w:val="18"/>
         </w:rPr>
-        <w:t xml:space="preserve">    subgraph IL["Integration Layer (middleware)"]</w:t>
+        <w:t xml:space="preserve">      CAT[Catalog / product model]</w:t>
       </w:r>
       <w:r>
         <w:br/>
@@ -1682,7 +1974,7 @@
           <w:rFonts w:ascii="Consolas" w:hAnsi="Consolas"/>
           <w:sz w:val="18"/>
         </w:rPr>
-        <w:t xml:space="preserve">      API[API Gateway]</w:t>
+        <w:t xml:space="preserve">      PRICE[Pricing engine]</w:t>
       </w:r>
       <w:r>
         <w:br/>
@@ -1692,7 +1984,7 @@
           <w:rFonts w:ascii="Consolas" w:hAnsi="Consolas"/>
           <w:sz w:val="18"/>
         </w:rPr>
-        <w:t xml:space="preserve">      Q[Event/Webhook Bus]</w:t>
+        <w:t xml:space="preserve">      LIST[Listings · shelf_templates]</w:t>
       </w:r>
       <w:r>
         <w:br/>
@@ -1702,7 +1994,7 @@
           <w:rFonts w:ascii="Consolas" w:hAnsi="Consolas"/>
           <w:sz w:val="18"/>
         </w:rPr>
-        <w:t xml:space="preserve">      MAP[Pricing &amp; Mapping Service]</w:t>
+        <w:t xml:space="preserve">      SO[store_orders / order_lines]</w:t>
       </w:r>
       <w:r>
         <w:br/>
@@ -1712,7 +2004,7 @@
           <w:rFonts w:ascii="Consolas" w:hAnsi="Consolas"/>
           <w:sz w:val="18"/>
         </w:rPr>
-        <w:t xml:space="preserve">      JOB[Render Job Orchestrator]</w:t>
+        <w:t xml:space="preserve">      WO[Work orders / cut_parts]</w:t>
       </w:r>
       <w:r>
         <w:br/>
@@ -1722,7 +2014,7 @@
           <w:rFonts w:ascii="Consolas" w:hAnsi="Consolas"/>
           <w:sz w:val="18"/>
         </w:rPr>
-        <w:t xml:space="preserve">    end</w:t>
+        <w:t xml:space="preserve">      JQ[(integration_jobs queue)]</w:t>
       </w:r>
       <w:r>
         <w:br/>
@@ -1732,7 +2024,7 @@
           <w:rFonts w:ascii="Consolas" w:hAnsi="Consolas"/>
           <w:sz w:val="18"/>
         </w:rPr>
-        <w:t xml:space="preserve"> </w:t>
+        <w:t xml:space="preserve">    end</w:t>
       </w:r>
       <w:r>
         <w:br/>
@@ -1742,7 +2034,7 @@
           <w:rFonts w:ascii="Consolas" w:hAnsi="Consolas"/>
           <w:sz w:val="18"/>
         </w:rPr>
-        <w:t xml:space="preserve">    subgraph Shopify</w:t>
+        <w:t xml:space="preserve"> </w:t>
       </w:r>
       <w:r>
         <w:br/>
@@ -1752,7 +2044,7 @@
           <w:rFonts w:ascii="Consolas" w:hAnsi="Consolas"/>
           <w:sz w:val="18"/>
         </w:rPr>
-        <w:t xml:space="preserve">      ST[Storefront API]</w:t>
+        <w:t xml:space="preserve">    A3D[Atelier3D&lt;br/&gt;NestJS + Blender farm]</w:t>
       </w:r>
       <w:r>
         <w:br/>
@@ -1762,7 +2054,7 @@
           <w:rFonts w:ascii="Consolas" w:hAnsi="Consolas"/>
           <w:sz w:val="18"/>
         </w:rPr>
-        <w:t xml:space="preserve">      AD[Admin API]</w:t>
+        <w:t xml:space="preserve">    R4K[4kGraphics render service&lt;br/&gt;/v1/render · /v1/buildplan]</w:t>
       </w:r>
       <w:r>
         <w:br/>
@@ -1772,7 +2064,7 @@
           <w:rFonts w:ascii="Consolas" w:hAnsi="Consolas"/>
           <w:sz w:val="18"/>
         </w:rPr>
-        <w:t xml:space="preserve">      CO[Checkout]</w:t>
+        <w:t xml:space="preserve"> </w:t>
       </w:r>
       <w:r>
         <w:br/>
@@ -1782,7 +2074,7 @@
           <w:rFonts w:ascii="Consolas" w:hAnsi="Consolas"/>
           <w:sz w:val="18"/>
         </w:rPr>
-        <w:t xml:space="preserve">      WH[(Webhooks)]</w:t>
+        <w:t xml:space="preserve">    U --&gt; THEME</w:t>
       </w:r>
       <w:r>
         <w:br/>
@@ -1792,7 +2084,7 @@
           <w:rFonts w:ascii="Consolas" w:hAnsi="Consolas"/>
           <w:sz w:val="18"/>
         </w:rPr>
-        <w:t xml:space="preserve">    end</w:t>
+        <w:t xml:space="preserve">    THEME &lt;--&gt; ENG</w:t>
       </w:r>
       <w:r>
         <w:br/>
@@ -1802,7 +2094,7 @@
           <w:rFonts w:ascii="Consolas" w:hAnsi="Consolas"/>
           <w:sz w:val="18"/>
         </w:rPr>
-        <w:t xml:space="preserve"> </w:t>
+        <w:t xml:space="preserve">    LIST --&gt;|publish / push| THEME</w:t>
       </w:r>
       <w:r>
         <w:br/>
@@ -1812,7 +2104,7 @@
           <w:rFonts w:ascii="Consolas" w:hAnsi="Consolas"/>
           <w:sz w:val="18"/>
         </w:rPr>
-        <w:t xml:space="preserve">    CRM[MEJA-CRM Quoting Platform]</w:t>
+        <w:t xml:space="preserve">    THEME --&gt; CO --&gt; WH</w:t>
       </w:r>
       <w:r>
         <w:br/>
@@ -1822,7 +2114,7 @@
           <w:rFonts w:ascii="Consolas" w:hAnsi="Consolas"/>
           <w:sz w:val="18"/>
         </w:rPr>
-        <w:t xml:space="preserve">    A3D[Atelier3d Service + Config API]</w:t>
+        <w:t xml:space="preserve">    WH --&gt;|order ingest| SO</w:t>
       </w:r>
       <w:r>
         <w:br/>
@@ -1832,7 +2124,7 @@
           <w:rFonts w:ascii="Consolas" w:hAnsi="Consolas"/>
           <w:sz w:val="18"/>
         </w:rPr>
-        <w:t xml:space="preserve">    R4K[4K Rendering Engine]</w:t>
+        <w:t xml:space="preserve">    SO --&gt; WO</w:t>
       </w:r>
       <w:r>
         <w:br/>
@@ -1842,7 +2134,7 @@
           <w:rFonts w:ascii="Consolas" w:hAnsi="Consolas"/>
           <w:sz w:val="18"/>
         </w:rPr>
-        <w:t xml:space="preserve">    CDN[(Media/CDN)]</w:t>
+        <w:t xml:space="preserve">    PRICE --&gt; LIST</w:t>
       </w:r>
       <w:r>
         <w:br/>
@@ -1852,7 +2144,7 @@
           <w:rFonts w:ascii="Consolas" w:hAnsi="Consolas"/>
           <w:sz w:val="18"/>
         </w:rPr>
-        <w:t xml:space="preserve"> </w:t>
+        <w:t xml:space="preserve">    JQ --&gt;|render_4k| R4K</w:t>
       </w:r>
       <w:r>
         <w:br/>
@@ -1862,7 +2154,7 @@
           <w:rFonts w:ascii="Consolas" w:hAnsi="Consolas"/>
           <w:sz w:val="18"/>
         </w:rPr>
-        <w:t xml:space="preserve">    U --&gt; SF</w:t>
+        <w:t xml:space="preserve">    JQ --&gt;|atelier_import| A3D</w:t>
       </w:r>
       <w:r>
         <w:br/>
@@ -1872,167 +2164,7 @@
           <w:rFonts w:ascii="Consolas" w:hAnsi="Consolas"/>
           <w:sz w:val="18"/>
         </w:rPr>
-        <w:t xml:space="preserve">    SF &lt;--&gt; CFG</w:t>
-      </w:r>
-      <w:r>
-        <w:br/>
-      </w:r>
-      <w:r>
-        <w:rPr>
-          <w:rFonts w:ascii="Consolas" w:hAnsi="Consolas"/>
-          <w:sz w:val="18"/>
-        </w:rPr>
-        <w:t xml:space="preserve">    CFG --&gt; RV</w:t>
-      </w:r>
-      <w:r>
-        <w:br/>
-      </w:r>
-      <w:r>
-        <w:rPr>
-          <w:rFonts w:ascii="Consolas" w:hAnsi="Consolas"/>
-          <w:sz w:val="18"/>
-        </w:rPr>
-        <w:t xml:space="preserve">    SF &lt;--&gt; ST</w:t>
-      </w:r>
-      <w:r>
-        <w:br/>
-      </w:r>
-      <w:r>
-        <w:rPr>
-          <w:rFonts w:ascii="Consolas" w:hAnsi="Consolas"/>
-          <w:sz w:val="18"/>
-        </w:rPr>
-        <w:t xml:space="preserve">    SF --&gt; CO</w:t>
-      </w:r>
-      <w:r>
-        <w:br/>
-      </w:r>
-      <w:r>
-        <w:rPr>
-          <w:rFonts w:ascii="Consolas" w:hAnsi="Consolas"/>
-          <w:sz w:val="18"/>
-        </w:rPr>
-        <w:t xml:space="preserve">    SF &lt;--&gt; API</w:t>
-      </w:r>
-      <w:r>
-        <w:br/>
-      </w:r>
-      <w:r>
-        <w:rPr>
-          <w:rFonts w:ascii="Consolas" w:hAnsi="Consolas"/>
-          <w:sz w:val="18"/>
-        </w:rPr>
-        <w:t xml:space="preserve"> </w:t>
-      </w:r>
-      <w:r>
-        <w:br/>
-      </w:r>
-      <w:r>
-        <w:rPr>
-          <w:rFonts w:ascii="Consolas" w:hAnsi="Consolas"/>
-          <w:sz w:val="18"/>
-        </w:rPr>
-        <w:t xml:space="preserve">    API &lt;--&gt; MAP</w:t>
-      </w:r>
-      <w:r>
-        <w:br/>
-      </w:r>
-      <w:r>
-        <w:rPr>
-          <w:rFonts w:ascii="Consolas" w:hAnsi="Consolas"/>
-          <w:sz w:val="18"/>
-        </w:rPr>
-        <w:t xml:space="preserve">    API &lt;--&gt; CRM</w:t>
-      </w:r>
-      <w:r>
-        <w:br/>
-      </w:r>
-      <w:r>
-        <w:rPr>
-          <w:rFonts w:ascii="Consolas" w:hAnsi="Consolas"/>
-          <w:sz w:val="18"/>
-        </w:rPr>
-        <w:t xml:space="preserve">    CFG &lt;--&gt; A3D</w:t>
-      </w:r>
-      <w:r>
-        <w:br/>
-      </w:r>
-      <w:r>
-        <w:rPr>
-          <w:rFonts w:ascii="Consolas" w:hAnsi="Consolas"/>
-          <w:sz w:val="18"/>
-        </w:rPr>
-        <w:t xml:space="preserve">    JOB --&gt; R4K</w:t>
-      </w:r>
-      <w:r>
-        <w:br/>
-      </w:r>
-      <w:r>
-        <w:rPr>
-          <w:rFonts w:ascii="Consolas" w:hAnsi="Consolas"/>
-          <w:sz w:val="18"/>
-        </w:rPr>
-        <w:t xml:space="preserve">    R4K --&gt; CDN</w:t>
-      </w:r>
-      <w:r>
-        <w:br/>
-      </w:r>
-      <w:r>
-        <w:rPr>
-          <w:rFonts w:ascii="Consolas" w:hAnsi="Consolas"/>
-          <w:sz w:val="18"/>
-        </w:rPr>
-        <w:t xml:space="preserve">    RV --&gt; CDN</w:t>
-      </w:r>
-      <w:r>
-        <w:br/>
-      </w:r>
-      <w:r>
-        <w:rPr>
-          <w:rFonts w:ascii="Consolas" w:hAnsi="Consolas"/>
-          <w:sz w:val="18"/>
-        </w:rPr>
-        <w:t xml:space="preserve"> </w:t>
-      </w:r>
-      <w:r>
-        <w:br/>
-      </w:r>
-      <w:r>
-        <w:rPr>
-          <w:rFonts w:ascii="Consolas" w:hAnsi="Consolas"/>
-          <w:sz w:val="18"/>
-        </w:rPr>
-        <w:t xml:space="preserve">    CRM &lt;--&gt; Q</w:t>
-      </w:r>
-      <w:r>
-        <w:br/>
-      </w:r>
-      <w:r>
-        <w:rPr>
-          <w:rFonts w:ascii="Consolas" w:hAnsi="Consolas"/>
-          <w:sz w:val="18"/>
-        </w:rPr>
-        <w:t xml:space="preserve">    Q &lt;--&gt; AD</w:t>
-      </w:r>
-      <w:r>
-        <w:br/>
-      </w:r>
-      <w:r>
-        <w:rPr>
-          <w:rFonts w:ascii="Consolas" w:hAnsi="Consolas"/>
-          <w:sz w:val="18"/>
-        </w:rPr>
-        <w:t xml:space="preserve">    Shopify -. order/customer events .-&gt; WH --&gt; Q</w:t>
-      </w:r>
-      <w:r>
-        <w:br/>
-      </w:r>
-      <w:r>
-        <w:rPr>
-          <w:rFonts w:ascii="Consolas" w:hAnsi="Consolas"/>
-          <w:sz w:val="18"/>
-        </w:rPr>
-        <w:t xml:space="preserve">    MAP &lt;--&gt; AD</w:t>
+        <w:t xml:space="preserve">    ENG &lt;-. specs / renders .-&gt; R4K</w:t>
       </w:r>
     </w:p>
     <w:p>
@@ -2091,7 +2223,7 @@
               <w:rPr>
                 <w:b/>
               </w:rPr>
-              <w:t>Example tech (illustrative)</w:t>
+              <w:t>Actual implementation</w:t>
             </w:r>
           </w:p>
         </w:tc>
@@ -2106,7 +2238,7 @@
               <w:rPr>
                 <w:b/>
               </w:rPr>
-              <w:t>Storefront</w:t>
+              <w:t>Shopify (storefront + checkout)</w:t>
             </w:r>
           </w:p>
         </w:tc>
@@ -2116,7 +2248,7 @@
           </w:tcPr>
           <w:p>
             <w:r>
-              <w:t>Renders pages, configurator, render viewer; reads catalog via Storefront API; sends to Shopify checkout.</w:t>
+              <w:t>Renders pages, hosts the embedded 3D/4K configurator, owns cart/checkout/orders/payments/taxes.</w:t>
             </w:r>
           </w:p>
         </w:tc>
@@ -2125,52 +2257,23 @@
             <w:tcW w:type="dxa" w:w="3216"/>
           </w:tcPr>
           <w:p>
-            <w:r>
-              <w:t xml:space="preserve">Shopify Hydrogen/Remix on Oxygen, </w:t>
-            </w:r>
             <w:r>
               <w:rPr>
                 <w:b/>
               </w:rPr>
-              <w:t>or</w:t>
-            </w:r>
-            <w:r>
-              <w:t xml:space="preserve"> Next.js; React; TypeScript.</w:t>
-            </w:r>
-          </w:p>
-        </w:tc>
-      </w:tr>
-      <w:tr>
-        <w:tc>
-          <w:tcPr>
-            <w:tcW w:type="dxa" w:w="3216"/>
-          </w:tcPr>
-          <w:p>
+              <w:t>Online Store 2.0 theme</w:t>
+            </w:r>
+            <w:r>
+              <w:t xml:space="preserve"> (Liquid + sections) with the </w:t>
+            </w:r>
             <w:r>
               <w:rPr>
                 <w:b/>
               </w:rPr>
-              <w:t>Integration Layer</w:t>
-            </w:r>
-          </w:p>
-        </w:tc>
-        <w:tc>
-          <w:tcPr>
-            <w:tcW w:type="dxa" w:w="3216"/>
-          </w:tcPr>
-          <w:p>
-            <w:r>
-              <w:t>The glue: auth, mapping, pricing, webhook fan-out, render orchestration, idempotency, retries.</w:t>
-            </w:r>
-          </w:p>
-        </w:tc>
-        <w:tc>
-          <w:tcPr>
-            <w:tcW w:type="dxa" w:w="3216"/>
-          </w:tcPr>
-          <w:p>
-            <w:r>
-              <w:t>Node/TypeScript service; queue (e.g., SQS/PubSub); Postgres for mapping/state.</w:t>
+              <w:t>4kGraphics `browser.js`</w:t>
+            </w:r>
+            <w:r>
+              <w:t xml:space="preserve"> embedded; native checkout (Plus for Functions — D3/D10).</w:t>
             </w:r>
           </w:p>
         </w:tc>
@@ -2185,7 +2288,7 @@
               <w:rPr>
                 <w:b/>
               </w:rPr>
-              <w:t>Shopify (system of record)</w:t>
+              <w:t>MEJA‑CRM (system of record + hub)</w:t>
             </w:r>
           </w:p>
         </w:tc>
@@ -2195,102 +2298,53 @@
           </w:tcPr>
           <w:p>
             <w:r>
-              <w:t>Catalog, variants, inventory, cart, checkout, orders, customers, payments, taxes.</w:t>
-            </w:r>
-          </w:p>
-        </w:tc>
-        <w:tc>
-          <w:tcPr>
-            <w:tcW w:type="dxa" w:w="3216"/>
-          </w:tcPr>
-          <w:p>
-            <w:r>
-              <w:t>Shopify Plus recommended for scripting/checkout extensibility.</w:t>
-            </w:r>
-          </w:p>
-        </w:tc>
-      </w:tr>
-      <w:tr>
-        <w:tc>
-          <w:tcPr>
-            <w:tcW w:type="dxa" w:w="3216"/>
-          </w:tcPr>
-          <w:p>
+              <w:t xml:space="preserve">Catalog/product model, </w:t>
+            </w:r>
             <w:r>
               <w:rPr>
                 <w:b/>
               </w:rPr>
-              <w:t>MEJA‑CRM</w:t>
-            </w:r>
-          </w:p>
-        </w:tc>
-        <w:tc>
-          <w:tcPr>
-            <w:tcW w:type="dxa" w:w="3216"/>
-          </w:tcPr>
-          <w:p>
-            <w:r>
-              <w:t>Quote authoring; pushes private/hybrid listings; receives order status.</w:t>
-            </w:r>
-          </w:p>
-        </w:tc>
-        <w:tc>
-          <w:tcPr>
-            <w:tcW w:type="dxa" w:w="3216"/>
-          </w:tcPr>
-          <w:p>
-            <w:r>
-              <w:t>External; integrates via REST + webhooks.</w:t>
-            </w:r>
-          </w:p>
-        </w:tc>
-      </w:tr>
-      <w:tr>
-        <w:tc>
-          <w:tcPr>
-            <w:tcW w:type="dxa" w:w="3216"/>
-          </w:tcPr>
-          <w:p>
+              <w:t>pricing engine</w:t>
+            </w:r>
+            <w:r>
+              <w:t xml:space="preserve">, quotes, </w:t>
+            </w:r>
             <w:r>
               <w:rPr>
                 <w:b/>
               </w:rPr>
-              <w:t>Atelier3d</w:t>
-            </w:r>
-          </w:p>
-        </w:tc>
-        <w:tc>
-          <w:tcPr>
-            <w:tcW w:type="dxa" w:w="3216"/>
-          </w:tcPr>
-          <w:p>
-            <w:r>
-              <w:t>3D configuration logic, scene/state, BOM output.</w:t>
-            </w:r>
-          </w:p>
-        </w:tc>
-        <w:tc>
-          <w:tcPr>
-            <w:tcW w:type="dxa" w:w="3216"/>
-          </w:tcPr>
-          <w:p>
-            <w:r>
-              <w:t>Embedded SDK + Config API.</w:t>
-            </w:r>
-          </w:p>
-        </w:tc>
-      </w:tr>
-      <w:tr>
-        <w:tc>
-          <w:tcPr>
-            <w:tcW w:type="dxa" w:w="3216"/>
-          </w:tcPr>
-          <w:p>
+              <w:t>listings</w:t>
+            </w:r>
+            <w:r>
+              <w:t xml:space="preserve"> (</w:t>
+            </w:r>
+            <w:r>
+              <w:rPr>
+                <w:rFonts w:ascii="Consolas" w:hAnsi="Consolas"/>
+                <w:sz w:val="19"/>
+              </w:rPr>
+              <w:t>catalog/private/shelf_template</w:t>
+            </w:r>
+            <w:r>
+              <w:t xml:space="preserve">), </w:t>
+            </w:r>
             <w:r>
               <w:rPr>
                 <w:b/>
               </w:rPr>
-              <w:t>4K Render Engine</w:t>
+              <w:t>store-order ingestion</w:t>
+            </w:r>
+            <w:r>
+              <w:t xml:space="preserve">, work orders, and the </w:t>
+            </w:r>
+            <w:r>
+              <w:rPr>
+                <w:b/>
+              </w:rPr>
+              <w:t>job queue</w:t>
+            </w:r>
+            <w:r>
+              <w:t xml:space="preserve"> that drives the workers.</w:t>
             </w:r>
           </w:p>
         </w:tc>
@@ -2300,17 +2354,153 @@
           </w:tcPr>
           <w:p>
             <w:r>
-              <w:t>High-resolution render jobs from configuration state.</w:t>
-            </w:r>
-          </w:p>
-        </w:tc>
+              <w:rPr>
+                <w:b/>
+              </w:rPr>
+              <w:t>Next.js 15 + Supabase (Postgres/RLS) + Drizzle.</w:t>
+            </w:r>
+            <w:r>
+              <w:t xml:space="preserve"> Worker API </w:t>
+            </w:r>
+            <w:r>
+              <w:rPr>
+                <w:rFonts w:ascii="Consolas" w:hAnsi="Consolas"/>
+                <w:sz w:val="19"/>
+              </w:rPr>
+              <w:t>POST /api/jobs/claim</w:t>
+            </w:r>
+            <w:r>
+              <w:t xml:space="preserve">, </w:t>
+            </w:r>
+            <w:r>
+              <w:rPr>
+                <w:rFonts w:ascii="Consolas" w:hAnsi="Consolas"/>
+                <w:sz w:val="19"/>
+              </w:rPr>
+              <w:t>POST /api/jobs/[id]</w:t>
+            </w:r>
+            <w:r>
+              <w:t xml:space="preserve"> (bearer </w:t>
+            </w:r>
+            <w:r>
+              <w:rPr>
+                <w:rFonts w:ascii="Consolas" w:hAnsi="Consolas"/>
+                <w:sz w:val="19"/>
+              </w:rPr>
+              <w:t>JOBS_WORKER_TOKEN</w:t>
+            </w:r>
+            <w:r>
+              <w:t>).</w:t>
+            </w:r>
+          </w:p>
+        </w:tc>
+      </w:tr>
+      <w:tr>
         <w:tc>
           <w:tcPr>
             <w:tcW w:type="dxa" w:w="3216"/>
           </w:tcPr>
           <w:p>
             <w:r>
-              <w:t>Async job API → CDN asset URLs.</w:t>
+              <w:rPr>
+                <w:b/>
+              </w:rPr>
+              <w:t>4kGraphics (render worker)</w:t>
+            </w:r>
+          </w:p>
+        </w:tc>
+        <w:tc>
+          <w:tcPr>
+            <w:tcW w:type="dxa" w:w="3216"/>
+          </w:tcPr>
+          <w:p>
+            <w:r>
+              <w:t>Live WebGL preview, client-side 4K snapshot, headless server 4K + build-plan; render &amp; cut list share one part layout.</w:t>
+            </w:r>
+          </w:p>
+        </w:tc>
+        <w:tc>
+          <w:tcPr>
+            <w:tcW w:type="dxa" w:w="3216"/>
+          </w:tcPr>
+          <w:p>
+            <w:r>
+              <w:t xml:space="preserve">Embeddable engine + headless </w:t>
+            </w:r>
+            <w:r>
+              <w:rPr>
+                <w:rFonts w:ascii="Consolas" w:hAnsi="Consolas"/>
+                <w:sz w:val="19"/>
+              </w:rPr>
+              <w:t>POST /v1/render</w:t>
+            </w:r>
+            <w:r>
+              <w:t xml:space="preserve"> &amp; </w:t>
+            </w:r>
+            <w:r>
+              <w:rPr>
+                <w:rFonts w:ascii="Consolas" w:hAnsi="Consolas"/>
+                <w:sz w:val="19"/>
+              </w:rPr>
+              <w:t>/v1/buildplan</w:t>
+            </w:r>
+            <w:r>
+              <w:t xml:space="preserve"> (persistent host — Railway/Fly/VPS). Driven by </w:t>
+            </w:r>
+            <w:r>
+              <w:rPr>
+                <w:rFonts w:ascii="Consolas" w:hAnsi="Consolas"/>
+                <w:sz w:val="19"/>
+              </w:rPr>
+              <w:t>render_4k</w:t>
+            </w:r>
+            <w:r>
+              <w:t xml:space="preserve"> jobs.</w:t>
+            </w:r>
+          </w:p>
+        </w:tc>
+      </w:tr>
+      <w:tr>
+        <w:tc>
+          <w:tcPr>
+            <w:tcW w:type="dxa" w:w="3216"/>
+          </w:tcPr>
+          <w:p>
+            <w:r>
+              <w:rPr>
+                <w:b/>
+              </w:rPr>
+              <w:t>Atelier3D (design worker)</w:t>
+            </w:r>
+          </w:p>
+        </w:tc>
+        <w:tc>
+          <w:tcPr>
+            <w:tcW w:type="dxa" w:w="3216"/>
+          </w:tcPr>
+          <w:p>
+            <w:r>
+              <w:t>Bespoke parametric design; exports a draft product (dims + parts) into the CRM.</w:t>
+            </w:r>
+          </w:p>
+        </w:tc>
+        <w:tc>
+          <w:tcPr>
+            <w:tcW w:type="dxa" w:w="3216"/>
+          </w:tcPr>
+          <w:p>
+            <w:r>
+              <w:t xml:space="preserve">React + Three.js + NestJS; Blender Cycles farm; driven by </w:t>
+            </w:r>
+            <w:r>
+              <w:rPr>
+                <w:rFonts w:ascii="Consolas" w:hAnsi="Consolas"/>
+                <w:sz w:val="19"/>
+              </w:rPr>
+              <w:t>atelier_import</w:t>
+            </w:r>
+            <w:r>
+              <w:t xml:space="preserve"> jobs.</w:t>
             </w:r>
           </w:p>
         </w:tc>
@@ -2322,7 +2512,7 @@
         <w:pStyle w:val="Heading3"/>
       </w:pPr>
       <w:r>
-        <w:t>5.3 Why hybrid-headless (recommendation rationale)</w:t>
+        <w:t>5.3 Why an OS 2.0 theme + embedded engine (recommendation rationale)</w:t>
       </w:r>
     </w:p>
     <w:p>
@@ -2333,10 +2523,20 @@
         <w:rPr>
           <w:b/>
         </w:rPr>
-        <w:t>Live 4K + 3D</w:t>
-      </w:r>
-      <w:r>
-        <w:t xml:space="preserve"> needs a custom canvas, async render handling, and viewer UX that a stock Liquid theme constrains.</w:t>
+        <w:t>It matches the CRM's own plan</w:t>
+      </w:r>
+      <w:r>
+        <w:t xml:space="preserve"> ("Shopify Online Store 2.0 theme in </w:t>
+      </w:r>
+      <w:r>
+        <w:rPr>
+          <w:rFonts w:ascii="Consolas" w:hAnsi="Consolas"/>
+          <w:sz w:val="19"/>
+        </w:rPr>
+        <w:t>/storefront</w:t>
+      </w:r>
+      <w:r>
+        <w:t xml:space="preserve"> — Phase 8"), so store and CRM stay one program, not two.</w:t>
       </w:r>
     </w:p>
     <w:p>
@@ -2347,10 +2547,29 @@
         <w:rPr>
           <w:b/>
         </w:rPr>
-        <w:t>Private/hybrid listings</w:t>
-      </w:r>
-      <w:r>
-        <w:t xml:space="preserve"> need fine-grained, customer-scoped visibility and signed access that's cleaner in a custom storefront.</w:t>
+        <w:t>The 4kGraphics `browser.js` embeds in Liquid</w:t>
+      </w:r>
+      <w:r>
+        <w:t xml:space="preserve"> via a </w:t>
+      </w:r>
+      <w:r>
+        <w:rPr>
+          <w:rFonts w:ascii="Consolas" w:hAnsi="Consolas"/>
+          <w:sz w:val="19"/>
+        </w:rPr>
+        <w:t>&lt;script type="module"&gt;</w:t>
+      </w:r>
+      <w:r>
+        <w:t xml:space="preserve"> — live 3D + client-side 4K </w:t>
+      </w:r>
+      <w:r>
+        <w:rPr>
+          <w:b/>
+        </w:rPr>
+        <w:t>without</w:t>
+      </w:r>
+      <w:r>
+        <w:t xml:space="preserve"> a headless storefront.</w:t>
       </w:r>
     </w:p>
     <w:p>
@@ -2364,7 +2583,7 @@
         <w:t>Shopify checkout stays native</w:t>
       </w:r>
       <w:r>
-        <w:t xml:space="preserve"> → PCI scope, fraud, taxes, and payments remain Shopify's problem, not ours.</w:t>
+        <w:t xml:space="preserve"> → PCI scope, fraud, taxes, and payments remain Shopify's.</w:t>
       </w:r>
     </w:p>
     <w:p>
@@ -2372,25 +2591,13 @@
         <w:pStyle w:val="ListBullet"/>
       </w:pPr>
       <w:r>
-        <w:t xml:space="preserve">We can </w:t>
-      </w:r>
-      <w:r>
         <w:rPr>
           <w:b/>
         </w:rPr>
-        <w:t>start native + apps</w:t>
-      </w:r>
-      <w:r>
-        <w:t xml:space="preserve"> for speed and </w:t>
-      </w:r>
-      <w:r>
-        <w:rPr>
-          <w:b/>
-        </w:rPr>
-        <w:t>graduate pages to headless</w:t>
-      </w:r>
-      <w:r>
-        <w:t xml:space="preserve"> (see Decision D1 and the phased roadmap).</w:t>
+        <w:t>Lower cost/complexity than headless</w:t>
+      </w:r>
+      <w:r>
+        <w:t>; full headless stays optional for a few flagship-immersive pages if ever justified (D1).</w:t>
       </w:r>
     </w:p>
     <w:p>
@@ -2793,7 +3000,7 @@
           <w:rFonts w:ascii="Consolas" w:hAnsi="Consolas"/>
           <w:sz w:val="18"/>
         </w:rPr>
-        <w:t xml:space="preserve">    subgraph Engine["Variant &amp; Options Engine (Integration Layer)"]</w:t>
+        <w:t xml:space="preserve">    subgraph Engine["Variant &amp; Options Engine (MEJA-CRM: shelf_templates + parts model)"]</w:t>
       </w:r>
       <w:r>
         <w:br/>
@@ -2813,7 +3020,7 @@
           <w:rFonts w:ascii="Consolas" w:hAnsi="Consolas"/>
           <w:sz w:val="18"/>
         </w:rPr>
-        <w:t xml:space="preserve">      PR[Pricing Rules Engine&lt;br/&gt;base + modifiers + formulas]</w:t>
+        <w:t xml:space="preserve">      PR[CRM pricing engine&lt;br/&gt;golden-tested to the cent]</w:t>
       </w:r>
       <w:r>
         <w:br/>
@@ -2961,7 +3168,16 @@
               <w:t>unlimited</w:t>
             </w:r>
             <w:r>
-              <w:t xml:space="preserve"> dimensions, values, dependencies, constraints, and free-form input types (upload/text). Source of truth in the Integration Layer; mirrored to Atelier3d for the 3D scene. Adding a stain — or a whole new dimension — is </w:t>
+              <w:t xml:space="preserve"> dimensions, values, dependencies, constraints, and free-form input types (upload/text). Source of truth in the </w:t>
+            </w:r>
+            <w:r>
+              <w:rPr>
+                <w:b/>
+              </w:rPr>
+              <w:t>CRM (`shelf_templates` + parts/`dim_map`)</w:t>
+            </w:r>
+            <w:r>
+              <w:t xml:space="preserve">; mirrored to Atelier3D for the 3D scene. Adding a stain — or a whole new dimension — is </w:t>
             </w:r>
             <w:r>
               <w:rPr>
@@ -3001,20 +3217,10 @@
               <w:rPr>
                 <w:b/>
               </w:rPr>
-              <w:t>Pricing Rules Engine</w:t>
-            </w:r>
-            <w:r>
-              <w:t xml:space="preserve"> computes price deterministically: </w:t>
-            </w:r>
-            <w:r>
-              <w:rPr>
-                <w:rFonts w:ascii="Consolas" w:hAnsi="Consolas"/>
-                <w:sz w:val="19"/>
-              </w:rPr>
-              <w:t>base + Σ option modifiers + formulas</w:t>
-            </w:r>
-            <w:r>
-              <w:t xml:space="preserve"> (e.g., length → material cost, tile count → labor). Versioned. </w:t>
+              <w:t>CRM pricing engine</w:t>
+            </w:r>
+            <w:r>
+              <w:t xml:space="preserve"> (golden-tested to the cent) computes price deterministically from the parts/materials/features model. </w:t>
             </w:r>
             <w:r>
               <w:rPr>
@@ -3115,7 +3321,7 @@
               <w:t>A. Cart Transform Function (Shopify Plus):</w:t>
             </w:r>
             <w:r>
-              <w:t xml:space="preserve"> a base variant sits in the native cart; a server-side Shopify Function rewrites its price to the engine-computed amount from the attached </w:t>
+              <w:t xml:space="preserve"> a base variant sits in the native cart; a server-side Shopify Function rewrites its price to the CRM-computed amount from the attached </w:t>
             </w:r>
             <w:r>
               <w:rPr>
@@ -3134,7 +3340,7 @@
               <w:t>B. Draft Orders API:</w:t>
             </w:r>
             <w:r>
-              <w:t xml:space="preserve"> the Integration Layer creates a draft order with a custom-priced line, then converts it to a checkout. Works without Plus; ideal for </w:t>
+              <w:t xml:space="preserve"> the CRM creates a draft order with a custom-priced line, then converts it to a checkout. Works without Plus; ideal for </w:t>
             </w:r>
             <w:r>
               <w:rPr>
@@ -3313,7 +3519,7 @@
         <w:rPr>
           <w:b/>
         </w:rPr>
-        <w:t>hybrid-headless (D1)</w:t>
+        <w:t>the OS 2.0 theme + embedded engine (D1)</w:t>
       </w:r>
       <w:r>
         <w:t xml:space="preserve"> — native variant pickers cannot express this, so the </w:t>
@@ -3322,7 +3528,7 @@
         <w:rPr>
           <w:b/>
         </w:rPr>
-        <w:t>configurator UI is mandatory</w:t>
+        <w:t>embedded configurator UI is mandatory</w:t>
       </w:r>
       <w:r>
         <w:t xml:space="preserve"> for these products.</w:t>
@@ -3345,16 +3551,45 @@
     </w:p>
     <w:p>
       <w:r>
-        <w:t xml:space="preserve">All cross-system calls go through the </w:t>
+        <w:t xml:space="preserve">Cross-system work is coordinated by </w:t>
       </w:r>
       <w:r>
         <w:rPr>
           <w:b/>
         </w:rPr>
-        <w:t>Integration Layer</w:t>
-      </w:r>
-      <w:r>
-        <w:t>. No system calls another's internals directly; this gives us one place for auth, logging, retries, idempotency, and versioning.</w:t>
+        <w:t>MEJA‑CRM</w:t>
+      </w:r>
+      <w:r>
+        <w:t xml:space="preserve"> via its </w:t>
+      </w:r>
+      <w:r>
+        <w:rPr>
+          <w:b/>
+        </w:rPr>
+        <w:t>typed job queue</w:t>
+      </w:r>
+      <w:r>
+        <w:t xml:space="preserve"> (</w:t>
+      </w:r>
+      <w:r>
+        <w:rPr>
+          <w:rFonts w:ascii="Consolas" w:hAnsi="Consolas"/>
+          <w:sz w:val="19"/>
+        </w:rPr>
+        <w:t>integration_jobs</w:t>
+      </w:r>
+      <w:r>
+        <w:t xml:space="preserve">: enqueue → atomic claim </w:t>
+      </w:r>
+      <w:r>
+        <w:rPr>
+          <w:rFonts w:ascii="Consolas" w:hAnsi="Consolas"/>
+          <w:sz w:val="19"/>
+        </w:rPr>
+        <w:t>SKIP LOCKED</w:t>
+      </w:r>
+      <w:r>
+        <w:t xml:space="preserve"> → complete → fail-with-requeue ≤3× → reap-stuck) plus Shopify's Admin/Storefront APIs and order webhooks. This gives one hub for auth, retries, idempotency, and versioning.</w:t>
       </w:r>
     </w:p>
     <w:p>
@@ -3439,7 +3674,7 @@
           </w:tcPr>
           <w:p>
             <w:r>
-              <w:t>Storefront → Shopify</w:t>
+              <w:t>Theme → Shopify</w:t>
             </w:r>
           </w:p>
         </w:tc>
@@ -3459,7 +3694,7 @@
           </w:tcPr>
           <w:p>
             <w:r>
-              <w:t>Storefront API (GraphQL)</w:t>
+              <w:t>Liquid + Storefront/Ajax API</w:t>
             </w:r>
           </w:p>
         </w:tc>
@@ -3469,7 +3704,7 @@
           </w:tcPr>
           <w:p>
             <w:r>
-              <w:t>read products/collections, create cart, go to checkout</w:t>
+              <w:t>read products/collections, cart, native checkout</w:t>
             </w:r>
           </w:p>
         </w:tc>
@@ -3481,7 +3716,7 @@
           </w:tcPr>
           <w:p>
             <w:r>
-              <w:t>Integration Layer → Shopify</w:t>
+              <w:t>Theme ↔ 4kGraphics engine</w:t>
             </w:r>
           </w:p>
         </w:tc>
@@ -3491,7 +3726,7 @@
           </w:tcPr>
           <w:p>
             <w:r>
-              <w:t>sync</w:t>
+              <w:t>in-page</w:t>
             </w:r>
           </w:p>
         </w:tc>
@@ -3501,7 +3736,14 @@
           </w:tcPr>
           <w:p>
             <w:r>
-              <w:t>Admin API (GraphQL/REST)</w:t>
+              <w:t xml:space="preserve">embedded </w:t>
+            </w:r>
+            <w:r>
+              <w:rPr>
+                <w:rFonts w:ascii="Consolas" w:hAnsi="Consolas"/>
+                <w:sz w:val="19"/>
+              </w:rPr>
+              <w:t>browser.js</w:t>
             </w:r>
           </w:p>
         </w:tc>
@@ -3511,7 +3753,24 @@
           </w:tcPr>
           <w:p>
             <w:r>
-              <w:t>create/update base products, set metafields, manage publications/visibility</w:t>
+              <w:t xml:space="preserve">live 3D preview, </w:t>
+            </w:r>
+            <w:r>
+              <w:rPr>
+                <w:rFonts w:ascii="Consolas" w:hAnsi="Consolas"/>
+                <w:sz w:val="19"/>
+              </w:rPr>
+              <w:t>renderSnapshot()</w:t>
+            </w:r>
+            <w:r>
+              <w:t xml:space="preserve"> (client 4K), </w:t>
+            </w:r>
+            <w:r>
+              <w:rPr>
+                <w:rFonts w:ascii="Consolas" w:hAnsi="Consolas"/>
+                <w:sz w:val="19"/>
+              </w:rPr>
+              <w:t>getBuildPlan()</w:t>
             </w:r>
           </w:p>
         </w:tc>
@@ -3523,7 +3782,7 @@
           </w:tcPr>
           <w:p>
             <w:r>
-              <w:t>Integration Layer → Shopify</w:t>
+              <w:t>MEJA‑CRM → Shopify</w:t>
             </w:r>
           </w:p>
         </w:tc>
@@ -3543,7 +3802,7 @@
           </w:tcPr>
           <w:p>
             <w:r>
-              <w:t>Draft Orders / Cart Transform Function</w:t>
+              <w:t>Admin API + (Cart Transform Fn / Draft Orders)</w:t>
             </w:r>
           </w:p>
         </w:tc>
@@ -3553,16 +3812,25 @@
           </w:tcPr>
           <w:p>
             <w:r>
-              <w:t xml:space="preserve">set the </w:t>
+              <w:t xml:space="preserve">publish/push </w:t>
             </w:r>
             <w:r>
               <w:rPr>
                 <w:b/>
               </w:rPr>
-              <w:t>configured line price</w:t>
-            </w:r>
-            <w:r>
-              <w:t xml:space="preserve"> (server-side) + attach </w:t>
+              <w:t>listings</w:t>
+            </w:r>
+            <w:r>
+              <w:t xml:space="preserve"> as base products; set configured </w:t>
+            </w:r>
+            <w:r>
+              <w:rPr>
+                <w:b/>
+              </w:rPr>
+              <w:t>line price</w:t>
+            </w:r>
+            <w:r>
+              <w:t xml:space="preserve"> server-side + </w:t>
             </w:r>
             <w:r>
               <w:rPr>
@@ -3572,7 +3840,7 @@
               <w:t>configId</w:t>
             </w:r>
             <w:r>
-              <w:t xml:space="preserve"> &amp; option properties — see §5.4</w:t>
+              <w:t>/option props (§5.4)</w:t>
             </w:r>
           </w:p>
         </w:tc>
@@ -3584,7 +3852,7 @@
           </w:tcPr>
           <w:p>
             <w:r>
-              <w:t>Shopify → Integration Layer</w:t>
+              <w:t>Shopify → MEJA‑CRM</w:t>
             </w:r>
           </w:p>
         </w:tc>
@@ -3604,51 +3872,107 @@
           </w:tcPr>
           <w:p>
             <w:r>
-              <w:t>Webhooks</w:t>
-            </w:r>
-          </w:p>
-        </w:tc>
-        <w:tc>
-          <w:tcPr>
-            <w:tcW w:type="dxa" w:w="2412"/>
-          </w:tcPr>
-          <w:p>
+              <w:t xml:space="preserve">Order webhooks → </w:t>
+            </w:r>
             <w:r>
               <w:rPr>
                 <w:rFonts w:ascii="Consolas" w:hAnsi="Consolas"/>
                 <w:sz w:val="19"/>
               </w:rPr>
-              <w:t>orders/create</w:t>
-            </w:r>
-            <w:r>
-              <w:t xml:space="preserve">, </w:t>
-            </w:r>
+              <w:t>store_orders</w:t>
+            </w:r>
+          </w:p>
+        </w:tc>
+        <w:tc>
+          <w:tcPr>
+            <w:tcW w:type="dxa" w:w="2412"/>
+          </w:tcPr>
+          <w:p>
+            <w:r>
+              <w:t>ingest `orders/create\</w:t>
+            </w:r>
+          </w:p>
+        </w:tc>
+      </w:tr>
+      <w:tr>
+        <w:tc>
+          <w:tcPr>
+            <w:tcW w:type="dxa" w:w="2412"/>
+          </w:tcPr>
+          <w:p>
+            <w:r>
+              <w:t>MEJA‑CRM → 4kGraphics</w:t>
+            </w:r>
+          </w:p>
+        </w:tc>
+        <w:tc>
+          <w:tcPr>
+            <w:tcW w:type="dxa" w:w="2412"/>
+          </w:tcPr>
+          <w:p>
+            <w:r>
+              <w:t>async</w:t>
+            </w:r>
+          </w:p>
+        </w:tc>
+        <w:tc>
+          <w:tcPr>
+            <w:tcW w:type="dxa" w:w="2412"/>
+          </w:tcPr>
+          <w:p>
             <w:r>
               <w:rPr>
                 <w:rFonts w:ascii="Consolas" w:hAnsi="Consolas"/>
                 <w:sz w:val="19"/>
               </w:rPr>
-              <w:t>orders/paid</w:t>
-            </w:r>
-            <w:r>
-              <w:t xml:space="preserve">, </w:t>
+              <w:t>integration_jobs</w:t>
+            </w:r>
+            <w:r>
+              <w:t xml:space="preserve"> </w:t>
             </w:r>
             <w:r>
               <w:rPr>
                 <w:rFonts w:ascii="Consolas" w:hAnsi="Consolas"/>
                 <w:sz w:val="19"/>
               </w:rPr>
-              <w:t>orders/fulfilled</w:t>
-            </w:r>
-            <w:r>
-              <w:t xml:space="preserve">, </w:t>
+              <w:t>render_4k</w:t>
+            </w:r>
+            <w:r>
+              <w:t xml:space="preserve"> → </w:t>
             </w:r>
             <w:r>
               <w:rPr>
                 <w:rFonts w:ascii="Consolas" w:hAnsi="Consolas"/>
                 <w:sz w:val="19"/>
               </w:rPr>
-              <w:t>customers/*</w:t>
+              <w:t>/v1/render</w:t>
+            </w:r>
+            <w:r>
+              <w:t xml:space="preserve"> </w:t>
+            </w:r>
+            <w:r>
+              <w:rPr>
+                <w:rFonts w:ascii="Consolas" w:hAnsi="Consolas"/>
+                <w:sz w:val="19"/>
+              </w:rPr>
+              <w:t>/v1/buildplan</w:t>
+            </w:r>
+          </w:p>
+        </w:tc>
+        <w:tc>
+          <w:tcPr>
+            <w:tcW w:type="dxa" w:w="2412"/>
+          </w:tcPr>
+          <w:p>
+            <w:r>
+              <w:t xml:space="preserve">server 4K render + build-plan; result lands in Drive </w:t>
+            </w:r>
+            <w:r>
+              <w:rPr>
+                <w:rFonts w:ascii="Consolas" w:hAnsi="Consolas"/>
+                <w:sz w:val="19"/>
+              </w:rPr>
+              <w:t>drive_files</w:t>
             </w:r>
           </w:p>
         </w:tc>
@@ -3660,7 +3984,7 @@
           </w:tcPr>
           <w:p>
             <w:r>
-              <w:t>MEJA‑CRM → Integration Layer</w:t>
+              <w:t>MEJA‑CRM → Atelier3D</w:t>
             </w:r>
           </w:p>
         </w:tc>
@@ -3670,7 +3994,7 @@
           </w:tcPr>
           <w:p>
             <w:r>
-              <w:t>async + sync</w:t>
+              <w:t>async</w:t>
             </w:r>
           </w:p>
         </w:tc>
@@ -3680,7 +4004,21 @@
           </w:tcPr>
           <w:p>
             <w:r>
-              <w:t>Webhook + REST</w:t>
+              <w:rPr>
+                <w:rFonts w:ascii="Consolas" w:hAnsi="Consolas"/>
+                <w:sz w:val="19"/>
+              </w:rPr>
+              <w:t>integration_jobs</w:t>
+            </w:r>
+            <w:r>
+              <w:t xml:space="preserve"> </w:t>
+            </w:r>
+            <w:r>
+              <w:rPr>
+                <w:rFonts w:ascii="Consolas" w:hAnsi="Consolas"/>
+                <w:sz w:val="19"/>
+              </w:rPr>
+              <w:t>atelier_import</w:t>
             </w:r>
           </w:p>
         </w:tc>
@@ -3690,7 +4028,26 @@
           </w:tcPr>
           <w:p>
             <w:r>
-              <w:t>push quote → create private/hybrid listing; price updates; expirations</w:t>
+              <w:t xml:space="preserve">bespoke design → </w:t>
+            </w:r>
+            <w:r>
+              <w:rPr>
+                <w:b/>
+              </w:rPr>
+              <w:t>draft product</w:t>
+            </w:r>
+            <w:r>
+              <w:t xml:space="preserve"> (dims + parts, </w:t>
+            </w:r>
+            <w:r>
+              <w:rPr>
+                <w:rFonts w:ascii="Consolas" w:hAnsi="Consolas"/>
+                <w:sz w:val="19"/>
+              </w:rPr>
+              <w:t>atelier_model_ref</w:t>
+            </w:r>
+            <w:r>
+              <w:t>)</w:t>
             </w:r>
           </w:p>
         </w:tc>
@@ -3702,7 +4059,7 @@
           </w:tcPr>
           <w:p>
             <w:r>
-              <w:t>Integration Layer → MEJA‑CRM</w:t>
+              <w:t>MEJA‑CRM (internal)</w:t>
             </w:r>
           </w:p>
         </w:tc>
@@ -3722,7 +4079,17 @@
           </w:tcPr>
           <w:p>
             <w:r>
-              <w:t>REST</w:t>
+              <w:t xml:space="preserve">pricing engine + </w:t>
+            </w:r>
+            <w:r>
+              <w:rPr>
+                <w:rFonts w:ascii="Consolas" w:hAnsi="Consolas"/>
+                <w:sz w:val="19"/>
+              </w:rPr>
+              <w:t>assembly_cut_list</w:t>
+            </w:r>
+            <w:r>
+              <w:t xml:space="preserve"> view</w:t>
             </w:r>
           </w:p>
         </w:tc>
@@ -3732,133 +4099,7 @@
           </w:tcPr>
           <w:p>
             <w:r>
-              <w:t>acknowledge listing creation; send order status; reconcile</w:t>
-            </w:r>
-          </w:p>
-        </w:tc>
-      </w:tr>
-      <w:tr>
-        <w:tc>
-          <w:tcPr>
-            <w:tcW w:type="dxa" w:w="2412"/>
-          </w:tcPr>
-          <w:p>
-            <w:r>
-              <w:t>Storefront ↔ Atelier3d</w:t>
-            </w:r>
-          </w:p>
-        </w:tc>
-        <w:tc>
-          <w:tcPr>
-            <w:tcW w:type="dxa" w:w="2412"/>
-          </w:tcPr>
-          <w:p>
-            <w:r>
-              <w:t>sync</w:t>
-            </w:r>
-          </w:p>
-        </w:tc>
-        <w:tc>
-          <w:tcPr>
-            <w:tcW w:type="dxa" w:w="2412"/>
-          </w:tcPr>
-          <w:p>
-            <w:r>
-              <w:t>Embedded SDK + Config API</w:t>
-            </w:r>
-          </w:p>
-        </w:tc>
-        <w:tc>
-          <w:tcPr>
-            <w:tcW w:type="dxa" w:w="2412"/>
-          </w:tcPr>
-          <w:p>
-            <w:r>
-              <w:t>start/resume session, read option model, emit configuration + BOM</w:t>
-            </w:r>
-          </w:p>
-        </w:tc>
-      </w:tr>
-      <w:tr>
-        <w:tc>
-          <w:tcPr>
-            <w:tcW w:type="dxa" w:w="2412"/>
-          </w:tcPr>
-          <w:p>
-            <w:r>
-              <w:t>Integration Layer → 4K Render</w:t>
-            </w:r>
-          </w:p>
-        </w:tc>
-        <w:tc>
-          <w:tcPr>
-            <w:tcW w:type="dxa" w:w="2412"/>
-          </w:tcPr>
-          <w:p>
-            <w:r>
-              <w:t>async</w:t>
-            </w:r>
-          </w:p>
-        </w:tc>
-        <w:tc>
-          <w:tcPr>
-            <w:tcW w:type="dxa" w:w="2412"/>
-          </w:tcPr>
-          <w:p>
-            <w:r>
-              <w:t>Job API</w:t>
-            </w:r>
-          </w:p>
-        </w:tc>
-        <w:tc>
-          <w:tcPr>
-            <w:tcW w:type="dxa" w:w="2412"/>
-          </w:tcPr>
-          <w:p>
-            <w:r>
-              <w:t>submit render job (config state) → poll/callback → CDN URL</w:t>
-            </w:r>
-          </w:p>
-        </w:tc>
-      </w:tr>
-      <w:tr>
-        <w:tc>
-          <w:tcPr>
-            <w:tcW w:type="dxa" w:w="2412"/>
-          </w:tcPr>
-          <w:p>
-            <w:r>
-              <w:t>4K Render → CDN</w:t>
-            </w:r>
-          </w:p>
-        </w:tc>
-        <w:tc>
-          <w:tcPr>
-            <w:tcW w:type="dxa" w:w="2412"/>
-          </w:tcPr>
-          <w:p>
-            <w:r>
-              <w:t>one-way</w:t>
-            </w:r>
-          </w:p>
-        </w:tc>
-        <w:tc>
-          <w:tcPr>
-            <w:tcW w:type="dxa" w:w="2412"/>
-          </w:tcPr>
-          <w:p>
-            <w:r>
-              <w:t>upload</w:t>
-            </w:r>
-          </w:p>
-        </w:tc>
-        <w:tc>
-          <w:tcPr>
-            <w:tcW w:type="dxa" w:w="2412"/>
-          </w:tcPr>
-          <w:p>
-            <w:r>
-              <w:t>store rendered hi-res assets</w:t>
+              <w:t>authoritative price + flattened BOM/cut list</w:t>
             </w:r>
           </w:p>
         </w:tc>
@@ -3870,7 +4111,7 @@
         <w:pStyle w:val="Heading3"/>
       </w:pPr>
       <w:r>
-        <w:t>6.2 Canonical objects (Integration Layer vocabulary)</w:t>
+        <w:t>6.2 Canonical configuration object (CRM ↔ store)</w:t>
       </w:r>
     </w:p>
     <w:p>
@@ -3893,7 +4134,7 @@
           <w:rFonts w:ascii="Consolas" w:hAnsi="Consolas"/>
           <w:sz w:val="18"/>
         </w:rPr>
-        <w:t>// A configuration captured from configurator or CRM</w:t>
+        <w:t>// A configuration captured from configurator or CRM (aligns with the CRM listing/line model)</w:t>
       </w:r>
       <w:r>
         <w:br/>
@@ -4104,7 +4345,7 @@
           <w:rFonts w:ascii="Consolas" w:hAnsi="Consolas"/>
           <w:sz w:val="18"/>
         </w:rPr>
-        <w:t xml:space="preserve">    participant CRM as MEJA-CRM</w:t>
+        <w:t xml:space="preserve">    participant CRM as MEJA-CRM (hub)</w:t>
       </w:r>
       <w:r>
         <w:br/>
@@ -4114,7 +4355,7 @@
           <w:rFonts w:ascii="Consolas" w:hAnsi="Consolas"/>
           <w:sz w:val="18"/>
         </w:rPr>
-        <w:t xml:space="preserve">    participant IL as Integration Layer</w:t>
+        <w:t xml:space="preserve">    participant SH as Shopify Admin</w:t>
       </w:r>
       <w:r>
         <w:br/>
@@ -4124,7 +4365,7 @@
           <w:rFonts w:ascii="Consolas" w:hAnsi="Consolas"/>
           <w:sz w:val="18"/>
         </w:rPr>
-        <w:t xml:space="preserve">    participant SH as Shopify Admin</w:t>
+        <w:t xml:space="preserve">    participant TH as Theme (storefront)</w:t>
       </w:r>
       <w:r>
         <w:br/>
@@ -4134,7 +4375,7 @@
           <w:rFonts w:ascii="Consolas" w:hAnsi="Consolas"/>
           <w:sz w:val="18"/>
         </w:rPr>
-        <w:t xml:space="preserve">    participant ST as Storefront</w:t>
+        <w:t xml:space="preserve">    CRM-&gt;&gt;CRM: Accept quote → "List on Shopify" (listing kind = private / shelf_template)</w:t>
       </w:r>
       <w:r>
         <w:br/>
@@ -4144,7 +4385,7 @@
           <w:rFonts w:ascii="Consolas" w:hAnsi="Consolas"/>
           <w:sz w:val="18"/>
         </w:rPr>
-        <w:t xml:space="preserve">    CRM-&gt;&gt;IL: POST /quotes/push (quote + options + price + scope)</w:t>
+        <w:t xml:space="preserve">    CRM-&gt;&gt;CRM: Validate options; idempotency on quoteId</w:t>
       </w:r>
       <w:r>
         <w:br/>
@@ -4154,7 +4395,7 @@
           <w:rFonts w:ascii="Consolas" w:hAnsi="Consolas"/>
           <w:sz w:val="18"/>
         </w:rPr>
-        <w:t xml:space="preserve">    IL-&gt;&gt;IL: Validate against option model; idempotency check</w:t>
+        <w:t xml:space="preserve">    CRM-&gt;&gt;SH: Create base product/listing (no variants) + metafields (visibility=private)</w:t>
       </w:r>
       <w:r>
         <w:br/>
@@ -4164,7 +4405,7 @@
           <w:rFonts w:ascii="Consolas" w:hAnsi="Consolas"/>
           <w:sz w:val="18"/>
         </w:rPr>
-        <w:t xml:space="preserve">    IL-&gt;&gt;SH: Create product + variants + metafields (visibility=private)</w:t>
+        <w:t xml:space="preserve">    SH--&gt;&gt;CRM: productId</w:t>
       </w:r>
       <w:r>
         <w:br/>
@@ -4174,7 +4415,7 @@
           <w:rFonts w:ascii="Consolas" w:hAnsi="Consolas"/>
           <w:sz w:val="18"/>
         </w:rPr>
-        <w:t xml:space="preserve">    SH--&gt;&gt;IL: productId, variantIds</w:t>
+        <w:t xml:space="preserve">    CRM-&gt;&gt;CRM: Store listing↔quote↔product link, signed access token, expiry</w:t>
       </w:r>
       <w:r>
         <w:br/>
@@ -4184,7 +4425,7 @@
           <w:rFonts w:ascii="Consolas" w:hAnsi="Consolas"/>
           <w:sz w:val="18"/>
         </w:rPr>
-        <w:t xml:space="preserve">    IL-&gt;&gt;IL: Store mapping (quoteId ↔ productId), signed access token</w:t>
+        <w:t xml:space="preserve">    Note over TH: Customer opens signed private URL</w:t>
       </w:r>
       <w:r>
         <w:br/>
@@ -4194,7 +4435,7 @@
           <w:rFonts w:ascii="Consolas" w:hAnsi="Consolas"/>
           <w:sz w:val="18"/>
         </w:rPr>
-        <w:t xml:space="preserve">    IL--&gt;&gt;CRM: 201 { productId, privateUrl, expiresAt }</w:t>
+        <w:t xml:space="preserve">    TH-&gt;&gt;SH: Storefront API: fetch private product by token</w:t>
       </w:r>
       <w:r>
         <w:br/>
@@ -4204,27 +4445,7 @@
           <w:rFonts w:ascii="Consolas" w:hAnsi="Consolas"/>
           <w:sz w:val="18"/>
         </w:rPr>
-        <w:t xml:space="preserve">    Note over ST: Customer opens signed private URL</w:t>
-      </w:r>
-      <w:r>
-        <w:br/>
-      </w:r>
-      <w:r>
-        <w:rPr>
-          <w:rFonts w:ascii="Consolas" w:hAnsi="Consolas"/>
-          <w:sz w:val="18"/>
-        </w:rPr>
-        <w:t xml:space="preserve">    ST-&gt;&gt;SH: Storefront API: fetch private product by token</w:t>
-      </w:r>
-      <w:r>
-        <w:br/>
-      </w:r>
-      <w:r>
-        <w:rPr>
-          <w:rFonts w:ascii="Consolas" w:hAnsi="Consolas"/>
-          <w:sz w:val="18"/>
-        </w:rPr>
-        <w:t xml:space="preserve">    ST--&gt;&gt;ST: Render listing (editable options if hybrid)</w:t>
+        <w:t xml:space="preserve">    TH--&gt;&gt;TH: Render listing (editable options if hybrid)</w:t>
       </w:r>
     </w:p>
     <w:p>
@@ -4256,7 +4477,7 @@
         <w:t>quoteId</w:t>
       </w:r>
       <w:r>
-        <w:t xml:space="preserve"> is the dedupe key; re-push updates, never duplicates.</w:t>
+        <w:t xml:space="preserve"> is the dedupe key; re-push updates the listing, never duplicates.</w:t>
       </w:r>
     </w:p>
     <w:p>
@@ -4336,16 +4557,16 @@
         <w:t>Pricing authority:</w:t>
       </w:r>
       <w:r>
-        <w:t xml:space="preserve"> for private/locked options, CRM price is authoritative; for editable options, the </w:t>
+        <w:t xml:space="preserve"> the </w:t>
       </w:r>
       <w:r>
         <w:rPr>
           <w:b/>
         </w:rPr>
-        <w:t>Pricing Rules Engine</w:t>
-      </w:r>
-      <w:r>
-        <w:t xml:space="preserve"> recomputes deltas.</w:t>
+        <w:t>MEJA‑CRM pricing engine is the sole authority</w:t>
+      </w:r>
+      <w:r>
+        <w:t xml:space="preserve"> for all options (locked and editable); the store never computes price — it displays the CRM number.</w:t>
       </w:r>
     </w:p>
     <w:p>
@@ -4386,7 +4607,7 @@
           <w:rFonts w:ascii="Consolas" w:hAnsi="Consolas"/>
           <w:sz w:val="18"/>
         </w:rPr>
-        <w:t xml:space="preserve">    participant CFG as Atelier3d (in storefront)</w:t>
+        <w:t xml:space="preserve">    participant ENG as 4kGraphics engine (in theme)</w:t>
       </w:r>
       <w:r>
         <w:br/>
@@ -4396,7 +4617,7 @@
           <w:rFonts w:ascii="Consolas" w:hAnsi="Consolas"/>
           <w:sz w:val="18"/>
         </w:rPr>
-        <w:t xml:space="preserve">    participant IL as Integration Layer</w:t>
+        <w:t xml:space="preserve">    participant CRM as MEJA-CRM (render_4k job)</w:t>
       </w:r>
       <w:r>
         <w:br/>
@@ -4406,7 +4627,7 @@
           <w:rFonts w:ascii="Consolas" w:hAnsi="Consolas"/>
           <w:sz w:val="18"/>
         </w:rPr>
-        <w:t xml:space="preserve">    participant R as 4K Render Engine</w:t>
+        <w:t xml:space="preserve">    participant R as 4kGraphics service</w:t>
       </w:r>
       <w:r>
         <w:br/>
@@ -4416,7 +4637,7 @@
           <w:rFonts w:ascii="Consolas" w:hAnsi="Consolas"/>
           <w:sz w:val="18"/>
         </w:rPr>
-        <w:t xml:space="preserve">    participant CDN as CDN</w:t>
+        <w:t xml:space="preserve">    participant CDN as Drive / CDN</w:t>
       </w:r>
       <w:r>
         <w:br/>
@@ -4426,7 +4647,7 @@
           <w:rFonts w:ascii="Consolas" w:hAnsi="Consolas"/>
           <w:sz w:val="18"/>
         </w:rPr>
-        <w:t xml:space="preserve">    participant V as Render Viewer</w:t>
+        <w:t xml:space="preserve">    participant V as Render viewer</w:t>
       </w:r>
       <w:r>
         <w:br/>
@@ -4436,7 +4657,7 @@
           <w:rFonts w:ascii="Consolas" w:hAnsi="Consolas"/>
           <w:sz w:val="18"/>
         </w:rPr>
-        <w:t xml:space="preserve">    CFG-&gt;&gt;V: Real-time low-latency preview (WebGL)</w:t>
+        <w:t xml:space="preserve">    ENG-&gt;&gt;V: Instant client-side WebGL preview + renderSnapshot() (client 4K)</w:t>
       </w:r>
       <w:r>
         <w:br/>
@@ -4446,7 +4667,7 @@
           <w:rFonts w:ascii="Consolas" w:hAnsi="Consolas"/>
           <w:sz w:val="18"/>
         </w:rPr>
-        <w:t xml:space="preserve">    Note over CFG,V: Interactive preview is instant (client-side)</w:t>
+        <w:t xml:space="preserve">    Note over ENG,V: Interactive preview never blocks</w:t>
       </w:r>
       <w:r>
         <w:br/>
@@ -4456,7 +4677,7 @@
           <w:rFonts w:ascii="Consolas" w:hAnsi="Consolas"/>
           <w:sz w:val="18"/>
         </w:rPr>
-        <w:t xml:space="preserve">    CFG-&gt;&gt;IL: Debounced "render4k" (configuration state)</w:t>
+        <w:t xml:space="preserve">    ENG-&gt;&gt;CRM: enqueue render_4k (spec, material, lighting)</w:t>
       </w:r>
       <w:r>
         <w:br/>
@@ -4466,7 +4687,7 @@
           <w:rFonts w:ascii="Consolas" w:hAnsi="Consolas"/>
           <w:sz w:val="18"/>
         </w:rPr>
-        <w:t xml:space="preserve">    IL-&gt;&gt;R: Submit job (state, camera, lighting)</w:t>
+        <w:t xml:space="preserve">    CRM-&gt;&gt;R: claim → POST /v1/render</w:t>
       </w:r>
       <w:r>
         <w:br/>
@@ -4476,7 +4697,7 @@
           <w:rFonts w:ascii="Consolas" w:hAnsi="Consolas"/>
           <w:sz w:val="18"/>
         </w:rPr>
-        <w:t xml:space="preserve">    R--&gt;&gt;IL: jobId (accepted)</w:t>
+        <w:t xml:space="preserve">    R--&gt;&gt;CRM: 4K PNG → store in drive_files (tagged with product code)</w:t>
       </w:r>
       <w:r>
         <w:br/>
@@ -4486,7 +4707,7 @@
           <w:rFonts w:ascii="Consolas" w:hAnsi="Consolas"/>
           <w:sz w:val="18"/>
         </w:rPr>
-        <w:t xml:space="preserve">    R-&gt;&gt;CDN: Upload 4K asset on completion</w:t>
+        <w:t xml:space="preserve">    CRM--&gt;&gt;V: push (websocket) { url }</w:t>
       </w:r>
       <w:r>
         <w:br/>
@@ -4496,27 +4717,7 @@
           <w:rFonts w:ascii="Consolas" w:hAnsi="Consolas"/>
           <w:sz w:val="18"/>
         </w:rPr>
-        <w:t xml:space="preserve">    R--&gt;&gt;IL: callback { jobId, url, status }</w:t>
-      </w:r>
-      <w:r>
-        <w:br/>
-      </w:r>
-      <w:r>
-        <w:rPr>
-          <w:rFonts w:ascii="Consolas" w:hAnsi="Consolas"/>
-          <w:sz w:val="18"/>
-        </w:rPr>
-        <w:t xml:space="preserve">    IL--&gt;&gt;V: push (websocket) { url }</w:t>
-      </w:r>
-      <w:r>
-        <w:br/>
-      </w:r>
-      <w:r>
-        <w:rPr>
-          <w:rFonts w:ascii="Consolas" w:hAnsi="Consolas"/>
-          <w:sz w:val="18"/>
-        </w:rPr>
-        <w:t xml:space="preserve">    V-&gt;&gt;CDN: Load 4K image progressively</w:t>
+        <w:t xml:space="preserve">    V-&gt;&gt;CDN: load 4K progressively</w:t>
       </w:r>
     </w:p>
     <w:p>
@@ -4539,7 +4740,17 @@
         <w:t>WebGL preview</w:t>
       </w:r>
       <w:r>
-        <w:t xml:space="preserve"> for interactivity; </w:t>
+        <w:t xml:space="preserve"> (and </w:t>
+      </w:r>
+      <w:r>
+        <w:rPr>
+          <w:rFonts w:ascii="Consolas" w:hAnsi="Consolas"/>
+          <w:sz w:val="19"/>
+        </w:rPr>
+        <w:t>renderSnapshot()</w:t>
+      </w:r>
+      <w:r>
+        <w:t xml:space="preserve"> client 4K) for interactivity; </w:t>
       </w:r>
       <w:r>
         <w:rPr>
@@ -4548,7 +4759,27 @@
         <w:t>server-side 4K</w:t>
       </w:r>
       <w:r>
-        <w:t xml:space="preserve"> for hero shots, PDP, and order records. Never block interaction on the 4K job.</w:t>
+        <w:t xml:space="preserve"> (</w:t>
+      </w:r>
+      <w:r>
+        <w:rPr>
+          <w:rFonts w:ascii="Consolas" w:hAnsi="Consolas"/>
+          <w:sz w:val="19"/>
+        </w:rPr>
+        <w:t>render_4k</w:t>
+      </w:r>
+      <w:r>
+        <w:t xml:space="preserve"> → </w:t>
+      </w:r>
+      <w:r>
+        <w:rPr>
+          <w:rFonts w:ascii="Consolas" w:hAnsi="Consolas"/>
+          <w:sz w:val="19"/>
+        </w:rPr>
+        <w:t>/v1/render</w:t>
+      </w:r>
+      <w:r>
+        <w:t>) for hero shots, PDP, and order records. Never block interaction on the 4K job.</w:t>
       </w:r>
     </w:p>
     <w:p>
@@ -4573,10 +4804,64 @@
         <w:rPr>
           <w:b/>
         </w:rPr>
+        <w:t>BOM = the build plan:</w:t>
+      </w:r>
+      <w:r>
+        <w:t xml:space="preserve"> the cut list/BOM comes from 4kGraphics </w:t>
+      </w:r>
+      <w:r>
+        <w:rPr>
+          <w:rFonts w:ascii="Consolas" w:hAnsi="Consolas"/>
+          <w:sz w:val="19"/>
+        </w:rPr>
+        <w:t>getBuildPlan()</w:t>
+      </w:r>
+      <w:r>
+        <w:t xml:space="preserve"> / </w:t>
+      </w:r>
+      <w:r>
+        <w:rPr>
+          <w:rFonts w:ascii="Consolas" w:hAnsi="Consolas"/>
+          <w:sz w:val="19"/>
+        </w:rPr>
+        <w:t>/v1/buildplan</w:t>
+      </w:r>
+      <w:r>
+        <w:t xml:space="preserve"> and the CRM </w:t>
+      </w:r>
+      <w:r>
+        <w:rPr>
+          <w:rFonts w:ascii="Consolas" w:hAnsi="Consolas"/>
+          <w:sz w:val="19"/>
+        </w:rPr>
+        <w:t>assembly_cut_list</w:t>
+      </w:r>
+      <w:r>
+        <w:t xml:space="preserve"> view — render and cut list derive from one part layout, so they can never disagree.</w:t>
+      </w:r>
+    </w:p>
+    <w:p>
+      <w:pPr>
+        <w:pStyle w:val="ListBullet"/>
+      </w:pPr>
+      <w:r>
+        <w:rPr>
+          <w:b/>
+        </w:rPr>
         <w:t>Order capture:</w:t>
       </w:r>
       <w:r>
-        <w:t xml:space="preserve"> the chosen config's 4K URL + BOM are attached to the order line item (Shopify metafields/line-item properties) so production and the customer see exactly what was bought.</w:t>
+        <w:t xml:space="preserve"> the chosen config's 4K URL + build plan are attached to the order line (</w:t>
+      </w:r>
+      <w:r>
+        <w:rPr>
+          <w:rFonts w:ascii="Consolas" w:hAnsi="Consolas"/>
+          <w:sz w:val="19"/>
+        </w:rPr>
+        <w:t>configId</w:t>
+      </w:r>
+      <w:r>
+        <w:t xml:space="preserve"> in metafields/line-item properties) so production and the customer see exactly what was bought.</w:t>
       </w:r>
     </w:p>
     <w:p>
@@ -4645,16 +4930,26 @@
         <w:t>idempotent</w:t>
       </w:r>
       <w:r>
-        <w:t xml:space="preserve">; failed webhooks go to a </w:t>
+        <w:t xml:space="preserve">; failed jobs </w:t>
       </w:r>
       <w:r>
         <w:rPr>
           <w:b/>
         </w:rPr>
-        <w:t>dead-letter queue</w:t>
-      </w:r>
-      <w:r>
-        <w:t xml:space="preserve"> with retry + alerting; every cross-system call is correlation-ID traced.</w:t>
+        <w:t>requeue (≤3×) then reap-stuck</w:t>
+      </w:r>
+      <w:r>
+        <w:t xml:space="preserve"> (the CRM </w:t>
+      </w:r>
+      <w:r>
+        <w:rPr>
+          <w:rFonts w:ascii="Consolas" w:hAnsi="Consolas"/>
+          <w:sz w:val="19"/>
+        </w:rPr>
+        <w:t>integration_jobs</w:t>
+      </w:r>
+      <w:r>
+        <w:t xml:space="preserve"> contract) with alerting; order webhooks are idempotent; every cross-system call is correlation-ID traced.</w:t>
       </w:r>
     </w:p>
     <w:p>
@@ -4688,6 +4983,30 @@
     </w:p>
     <w:p>
       <w:r>
+        <w:t xml:space="preserve">The authoritative model is the </w:t>
+      </w:r>
+      <w:r>
+        <w:rPr>
+          <w:b/>
+        </w:rPr>
+        <w:t>MEJA‑CRM Postgres schema</w:t>
+      </w:r>
+      <w:r>
+        <w:t xml:space="preserve"> (approved ERD; see </w:t>
+      </w:r>
+      <w:r>
+        <w:rPr>
+          <w:color w:val="1A4F8A"/>
+          <w:u w:val="single"/>
+        </w:rPr>
+        <w:t>`05-Integration-Context.md`</w:t>
+      </w:r>
+      <w:r>
+        <w:t>). Store-relevant entities:</w:t>
+      </w:r>
+    </w:p>
+    <w:p>
+      <w:r>
         <w:rPr>
           <w:i/>
           <w:color w:val="666666"/>
@@ -4716,7 +5035,7 @@
           <w:rFonts w:ascii="Consolas" w:hAnsi="Consolas"/>
           <w:sz w:val="18"/>
         </w:rPr>
-        <w:t xml:space="preserve">    PRODUCT ||--o{ VARIANT : has</w:t>
+        <w:t xml:space="preserve">    quotes ||--o{ listings : "pushed as"</w:t>
       </w:r>
       <w:r>
         <w:br/>
@@ -4726,7 +5045,7 @@
           <w:rFonts w:ascii="Consolas" w:hAnsi="Consolas"/>
           <w:sz w:val="18"/>
         </w:rPr>
-        <w:t xml:space="preserve">    PRODUCT ||--o{ OPTION_MODEL : "configured by"</w:t>
+        <w:t xml:space="preserve">    product_types ||--o{ listings : "catalogued in"</w:t>
       </w:r>
       <w:r>
         <w:br/>
@@ -4736,7 +5055,7 @@
           <w:rFonts w:ascii="Consolas" w:hAnsi="Consolas"/>
           <w:sz w:val="18"/>
         </w:rPr>
-        <w:t xml:space="preserve">    PRODUCT }o--|| VISIBILITY : "scoped by"</w:t>
+        <w:t xml:space="preserve">    shelf_templates ||--o{ listings : "option matrix for"</w:t>
       </w:r>
       <w:r>
         <w:br/>
@@ -4746,7 +5065,7 @@
           <w:rFonts w:ascii="Consolas" w:hAnsi="Consolas"/>
           <w:sz w:val="18"/>
         </w:rPr>
-        <w:t xml:space="preserve">    QUOTE ||--|| PRODUCT : "materializes as"</w:t>
+        <w:t xml:space="preserve">    listings ||--o{ order_lines : "purchased via"</w:t>
       </w:r>
       <w:r>
         <w:br/>
@@ -4756,7 +5075,7 @@
           <w:rFonts w:ascii="Consolas" w:hAnsi="Consolas"/>
           <w:sz w:val="18"/>
         </w:rPr>
-        <w:t xml:space="preserve">    CONFIGURATION ||--|| RENDER_ASSET : "produces"</w:t>
+        <w:t xml:space="preserve">    store_orders ||--o{ order_lines : contains</w:t>
       </w:r>
       <w:r>
         <w:br/>
@@ -4766,7 +5085,7 @@
           <w:rFonts w:ascii="Consolas" w:hAnsi="Consolas"/>
           <w:sz w:val="18"/>
         </w:rPr>
-        <w:t xml:space="preserve">    CONFIGURATION }o--|| PRICING_RULESET : "priced by"</w:t>
+        <w:t xml:space="preserve">    store_orders ||--o| work_orders : "linked to"</w:t>
       </w:r>
       <w:r>
         <w:br/>
@@ -4776,7 +5095,7 @@
           <w:rFonts w:ascii="Consolas" w:hAnsi="Consolas"/>
           <w:sz w:val="18"/>
         </w:rPr>
-        <w:t xml:space="preserve">    ORDER ||--o{ ORDER_LINE : contains</w:t>
+        <w:t xml:space="preserve">    quote_versions ||--o| work_orders : generates</w:t>
       </w:r>
       <w:r>
         <w:br/>
@@ -4786,7 +5105,7 @@
           <w:rFonts w:ascii="Consolas" w:hAnsi="Consolas"/>
           <w:sz w:val="18"/>
         </w:rPr>
-        <w:t xml:space="preserve">    ORDER_LINE }o--|| CONFIGURATION : "snapshot of"</w:t>
+        <w:t xml:space="preserve">    work_orders ||--|{ wo_items : contains</w:t>
       </w:r>
       <w:r>
         <w:br/>
@@ -4796,7 +5115,7 @@
           <w:rFonts w:ascii="Consolas" w:hAnsi="Consolas"/>
           <w:sz w:val="18"/>
         </w:rPr>
-        <w:t xml:space="preserve"> </w:t>
+        <w:t xml:space="preserve">    wo_items ||--|{ cut_parts : "cut list"</w:t>
       </w:r>
       <w:r>
         <w:br/>
@@ -4806,7 +5125,7 @@
           <w:rFonts w:ascii="Consolas" w:hAnsi="Consolas"/>
           <w:sz w:val="18"/>
         </w:rPr>
-        <w:t xml:space="preserve">    PRODUCT { string shopifyId; string family; string style; string visibility }</w:t>
+        <w:t xml:space="preserve">    product_types ||--|{ product_parts : "built from"</w:t>
       </w:r>
       <w:r>
         <w:br/>
@@ -4816,7 +5135,7 @@
           <w:rFonts w:ascii="Consolas" w:hAnsi="Consolas"/>
           <w:sz w:val="18"/>
         </w:rPr>
-        <w:t xml:space="preserve">    OPTION_MODEL { json options; json constraints; json dependencies }</w:t>
+        <w:t xml:space="preserve">    product_types ||--o{ product_children : assembles</w:t>
       </w:r>
       <w:r>
         <w:br/>
@@ -4826,7 +5145,7 @@
           <w:rFonts w:ascii="Consolas" w:hAnsi="Consolas"/>
           <w:sz w:val="18"/>
         </w:rPr>
-        <w:t xml:space="preserve">    QUOTE { string crmQuoteId; string customerId; string status; date expiresAt }</w:t>
+        <w:t xml:space="preserve">    integration_jobs }o--|| listings : "render_4k / push"</w:t>
       </w:r>
       <w:r>
         <w:br/>
@@ -4836,7 +5155,7 @@
           <w:rFonts w:ascii="Consolas" w:hAnsi="Consolas"/>
           <w:sz w:val="18"/>
         </w:rPr>
-        <w:t xml:space="preserve">    CONFIGURATION { string configId; json options; json bom; money price }</w:t>
+        <w:t xml:space="preserve"> </w:t>
       </w:r>
       <w:r>
         <w:br/>
@@ -4846,7 +5165,7 @@
           <w:rFonts w:ascii="Consolas" w:hAnsi="Consolas"/>
           <w:sz w:val="18"/>
         </w:rPr>
-        <w:t xml:space="preserve">    RENDER_ASSET { string previewUrl; string render4kUrl; string status }</w:t>
+        <w:t xml:space="preserve">    listings { string platform; string kind; uuid product; uuid quote; numeric price; string status }</w:t>
       </w:r>
       <w:r>
         <w:br/>
@@ -4856,7 +5175,27 @@
           <w:rFonts w:ascii="Consolas" w:hAnsi="Consolas"/>
           <w:sz w:val="18"/>
         </w:rPr>
-        <w:t xml:space="preserve">    PRICING_RULESET { string id; json baseRates; json modifiers }</w:t>
+        <w:t xml:space="preserve">    shelf_templates { uuid id; json option_matrix }</w:t>
+      </w:r>
+      <w:r>
+        <w:br/>
+      </w:r>
+      <w:r>
+        <w:rPr>
+          <w:rFonts w:ascii="Consolas" w:hAnsi="Consolas"/>
+          <w:sz w:val="18"/>
+        </w:rPr>
+        <w:t xml:space="preserve">    store_orders { string shopify_order_id; uuid customer; string status }</w:t>
+      </w:r>
+      <w:r>
+        <w:br/>
+      </w:r>
+      <w:r>
+        <w:rPr>
+          <w:rFonts w:ascii="Consolas" w:hAnsi="Consolas"/>
+          <w:sz w:val="18"/>
+        </w:rPr>
+        <w:t xml:space="preserve">    integration_jobs { string kind; string status; json payload }</w:t>
       </w:r>
     </w:p>
     <w:p>
@@ -4867,28 +5206,37 @@
         <w:rPr>
           <w:b/>
         </w:rPr>
-        <w:t>Shopify holds</w:t>
-      </w:r>
-      <w:r>
-        <w:t xml:space="preserve"> base products (a handful per family/style — </w:t>
+        <w:t>MEJA‑CRM (Supabase Postgres) is the authoritative data model</w:t>
+      </w:r>
+      <w:r>
+        <w:t xml:space="preserve"> — products, the pricing engine, quotes, work orders, </w:t>
       </w:r>
       <w:r>
         <w:rPr>
           <w:b/>
         </w:rPr>
-        <w:t>not</w:t>
-      </w:r>
-      <w:r>
-        <w:t xml:space="preserve"> the option combinations), </w:t>
+        <w:t>listings</w:t>
+      </w:r>
+      <w:r>
+        <w:t xml:space="preserve">, </w:t>
       </w:r>
       <w:r>
         <w:rPr>
           <w:b/>
         </w:rPr>
-        <w:t>component-level inventory</w:t>
-      </w:r>
-      <w:r>
-        <w:t>, orders, customers (system of record). See §5.4 for why combinations are never stored as variants.</w:t>
+        <w:t>shelf_templates</w:t>
+      </w:r>
+      <w:r>
+        <w:t xml:space="preserve">, </w:t>
+      </w:r>
+      <w:r>
+        <w:rPr>
+          <w:b/>
+        </w:rPr>
+        <w:t>store_orders</w:t>
+      </w:r>
+      <w:r>
+        <w:t>.</w:t>
       </w:r>
     </w:p>
     <w:p>
@@ -4899,37 +5247,19 @@
         <w:rPr>
           <w:b/>
         </w:rPr>
-        <w:t>Integration Layer DB holds</w:t>
-      </w:r>
-      <w:r>
-        <w:t xml:space="preserve"> the </w:t>
-      </w:r>
-      <w:r>
-        <w:rPr>
-          <w:i/>
-        </w:rPr>
-        <w:t>mapping &amp; state</w:t>
-      </w:r>
-      <w:r>
-        <w:t xml:space="preserve"> Shopify can't model well: </w:t>
+        <w:t>Shopify holds</w:t>
+      </w:r>
+      <w:r>
+        <w:t xml:space="preserve"> the published storefront mirror: base products (a handful per family/style — </w:t>
       </w:r>
       <w:r>
         <w:rPr>
           <w:b/>
         </w:rPr>
-        <w:t>option models</w:t>
-      </w:r>
-      <w:r>
-        <w:t xml:space="preserve">, configurations, </w:t>
-      </w:r>
-      <w:r>
-        <w:rPr>
-          <w:b/>
-        </w:rPr>
-        <w:t>pricing rulesets</w:t>
-      </w:r>
-      <w:r>
-        <w:t>, render-job state, quote↔product links, signed-access tokens.</w:t>
+        <w:t>not</w:t>
+      </w:r>
+      <w:r>
+        <w:t xml:space="preserve"> option combinations), component-level inventory, native cart/checkout/orders.</w:t>
       </w:r>
     </w:p>
     <w:p>
@@ -4940,10 +5270,30 @@
         <w:rPr>
           <w:b/>
         </w:rPr>
-        <w:t>Inventory is tracked at the component/BOM level</w:t>
-      </w:r>
-      <w:r>
-        <w:t xml:space="preserve"> (blanks, tiles, hooks, stain), not per option-combination — there is no per-combination SKU.</w:t>
+        <w:t>Configurable options live in `shelf_templates` + the parts/`dim_map` model</w:t>
+      </w:r>
+      <w:r>
+        <w:t xml:space="preserve">; the flattened BOM/cut list comes from the CRM </w:t>
+      </w:r>
+      <w:r>
+        <w:rPr>
+          <w:rFonts w:ascii="Consolas" w:hAnsi="Consolas"/>
+          <w:sz w:val="19"/>
+        </w:rPr>
+        <w:t>assembly_cut_list</w:t>
+      </w:r>
+      <w:r>
+        <w:t xml:space="preserve"> view and 4kGraphics </w:t>
+      </w:r>
+      <w:r>
+        <w:rPr>
+          <w:rFonts w:ascii="Consolas" w:hAnsi="Consolas"/>
+          <w:sz w:val="19"/>
+        </w:rPr>
+        <w:t>getBuildPlan()</w:t>
+      </w:r>
+      <w:r>
+        <w:t xml:space="preserve"> — never recomputed separately.</w:t>
       </w:r>
     </w:p>
     <w:p>
@@ -4954,20 +5304,93 @@
         <w:rPr>
           <w:b/>
         </w:rPr>
-        <w:t>Metafields</w:t>
-      </w:r>
-      <w:r>
-        <w:t xml:space="preserve"> carry per-product config schema, visibility flags, and per-line-item config snapshots (incl. </w:t>
+        <w:t>Conventions</w:t>
+      </w:r>
+      <w:r>
+        <w:t xml:space="preserve"> (CRM ERD): </w:t>
       </w:r>
       <w:r>
         <w:rPr>
           <w:rFonts w:ascii="Consolas" w:hAnsi="Consolas"/>
           <w:sz w:val="19"/>
         </w:rPr>
+        <w:t>uuid</w:t>
+      </w:r>
+      <w:r>
+        <w:t xml:space="preserve"> PKs, </w:t>
+      </w:r>
+      <w:r>
+        <w:rPr>
+          <w:rFonts w:ascii="Consolas" w:hAnsi="Consolas"/>
+          <w:sz w:val="19"/>
+        </w:rPr>
+        <w:t>numeric(12,2)</w:t>
+      </w:r>
+      <w:r>
+        <w:t xml:space="preserve"> money (never floats), </w:t>
+      </w:r>
+      <w:r>
+        <w:rPr>
+          <w:rFonts w:ascii="Consolas" w:hAnsi="Consolas"/>
+          <w:sz w:val="19"/>
+        </w:rPr>
+        <w:t>timestamptz</w:t>
+      </w:r>
+      <w:r>
+        <w:t xml:space="preserve"> audit columns, soft-archive via </w:t>
+      </w:r>
+      <w:r>
+        <w:rPr>
+          <w:rFonts w:ascii="Consolas" w:hAnsi="Consolas"/>
+          <w:sz w:val="19"/>
+        </w:rPr>
+        <w:t>status</w:t>
+      </w:r>
+      <w:r>
+        <w:t>/</w:t>
+      </w:r>
+      <w:r>
+        <w:rPr>
+          <w:rFonts w:ascii="Consolas" w:hAnsi="Consolas"/>
+          <w:sz w:val="19"/>
+        </w:rPr>
+        <w:t>archived_at</w:t>
+      </w:r>
+      <w:r>
+        <w:t xml:space="preserve">; </w:t>
+      </w:r>
+      <w:r>
+        <w:rPr>
+          <w:b/>
+        </w:rPr>
+        <w:t>immutable pricing snapshots</w:t>
+      </w:r>
+      <w:r>
+        <w:t xml:space="preserve"> on quote line items.</w:t>
+      </w:r>
+    </w:p>
+    <w:p>
+      <w:pPr>
+        <w:pStyle w:val="ListBullet"/>
+      </w:pPr>
+      <w:r>
+        <w:rPr>
+          <w:b/>
+        </w:rPr>
+        <w:t>Metafields / line-item properties</w:t>
+      </w:r>
+      <w:r>
+        <w:t xml:space="preserve"> carry </w:t>
+      </w:r>
+      <w:r>
+        <w:rPr>
+          <w:rFonts w:ascii="Consolas" w:hAnsi="Consolas"/>
+          <w:sz w:val="19"/>
+        </w:rPr>
         <w:t>configId</w:t>
       </w:r>
       <w:r>
-        <w:t>) into Shopify so back-office/fulfillment can see exactly what was bought.</w:t>
+        <w:t xml:space="preserve"> + the config snapshot + 4K URL into Shopify so checkout/back-office see exactly what was bought.</w:t>
       </w:r>
     </w:p>
     <w:p>
@@ -5591,7 +6014,7 @@
           </w:tcPr>
           <w:p>
             <w:r>
-              <w:t>Shopify</w:t>
+              <w:t>CRM → Shopify</w:t>
             </w:r>
           </w:p>
         </w:tc>
@@ -5653,7 +6076,7 @@
           </w:tcPr>
           <w:p>
             <w:r>
-              <w:t>CRM</w:t>
+              <w:t>CRM engine</w:t>
             </w:r>
           </w:p>
         </w:tc>
@@ -5663,7 +6086,7 @@
           </w:tcPr>
           <w:p>
             <w:r>
-              <w:t>CRM-provided/render</w:t>
+              <w:t>CRM render / 4K</w:t>
             </w:r>
           </w:p>
         </w:tc>
@@ -5715,7 +6138,7 @@
           </w:tcPr>
           <w:p>
             <w:r>
-              <w:t>rules engine</w:t>
+              <w:t>CRM engine</w:t>
             </w:r>
           </w:p>
         </w:tc>
@@ -5777,7 +6200,7 @@
           </w:tcPr>
           <w:p>
             <w:r>
-              <w:t>CRM + rules</w:t>
+              <w:t>CRM engine</w:t>
             </w:r>
           </w:p>
         </w:tc>
@@ -5787,7 +6210,7 @@
           </w:tcPr>
           <w:p>
             <w:r>
-              <w:t>render</w:t>
+              <w:t>WebGL + 4K</w:t>
             </w:r>
           </w:p>
         </w:tc>
@@ -5809,7 +6232,7 @@
           </w:tcPr>
           <w:p>
             <w:r>
-              <w:t>Custom (Atelier3d)</w:t>
+              <w:t>Custom (Atelier3D)</w:t>
             </w:r>
           </w:p>
         </w:tc>
@@ -5839,7 +6262,7 @@
           </w:tcPr>
           <w:p>
             <w:r>
-              <w:t>BOM → rules</w:t>
+              <w:t>BOM → CRM engine</w:t>
             </w:r>
           </w:p>
         </w:tc>
@@ -6247,7 +6670,7 @@
           <w:rFonts w:ascii="Consolas" w:hAnsi="Consolas"/>
           <w:sz w:val="18"/>
         </w:rPr>
-        <w:t xml:space="preserve">    Storefront skeleton + design system  :p1a, after p0b, 28d</w:t>
+        <w:t xml:space="preserve">    OS 2.0 theme + design tokens         :p1a, after p0b, 28d</w:t>
       </w:r>
       <w:r>
         <w:br/>
@@ -6257,7 +6680,7 @@
           <w:rFonts w:ascii="Consolas" w:hAnsi="Consolas"/>
           <w:sz w:val="18"/>
         </w:rPr>
-        <w:t xml:space="preserve">    Integration Layer + Shopify sync     :p1b, after p0c, 28d</w:t>
+        <w:t xml:space="preserve">    Extend CRM job queue + Shopify push  :p1b, after p0c, 28d</w:t>
       </w:r>
       <w:r>
         <w:br/>
@@ -6287,7 +6710,7 @@
           <w:rFonts w:ascii="Consolas" w:hAnsi="Consolas"/>
           <w:sz w:val="18"/>
         </w:rPr>
-        <w:t xml:space="preserve">    Option model + pricing rules engine  :p2a, after p1a, 28d</w:t>
+        <w:t xml:space="preserve">    shelf_templates option matrix (CRM)  :p2a, after p1a, 28d</w:t>
       </w:r>
       <w:r>
         <w:br/>
@@ -6307,7 +6730,7 @@
           <w:rFonts w:ascii="Consolas" w:hAnsi="Consolas"/>
           <w:sz w:val="18"/>
         </w:rPr>
-        <w:t xml:space="preserve">    section Phase 3 — Atelier3d + 4K</w:t>
+        <w:t xml:space="preserve">    section Phase 3 — Atelier3D + 4K</w:t>
       </w:r>
       <w:r>
         <w:br/>
@@ -6317,7 +6740,7 @@
           <w:rFonts w:ascii="Consolas" w:hAnsi="Consolas"/>
           <w:sz w:val="18"/>
         </w:rPr>
-        <w:t xml:space="preserve">    Atelier3d embed + config capture      :p3a, after p2b, 28d</w:t>
+        <w:t xml:space="preserve">    Embed 4kGraphics engine + config      :p3a, after p2b, 28d</w:t>
       </w:r>
       <w:r>
         <w:br/>
@@ -6880,7 +7303,7 @@
           </w:tcPr>
           <w:p>
             <w:r>
-              <w:t>Integration Layer</w:t>
+              <w:t>MEJA‑CRM hub + job queue</w:t>
             </w:r>
           </w:p>
         </w:tc>
@@ -6890,7 +7313,17 @@
           </w:tcPr>
           <w:p>
             <w:r>
-              <w:t>Staging deployment with its own DB, secrets, and webhook endpoints.</w:t>
+              <w:t xml:space="preserve">Staging deployment (Supabase + Next.js) with its own DB, secrets, and </w:t>
+            </w:r>
+            <w:r>
+              <w:rPr>
+                <w:rFonts w:ascii="Consolas" w:hAnsi="Consolas"/>
+                <w:sz w:val="19"/>
+              </w:rPr>
+              <w:t>integration_jobs</w:t>
+            </w:r>
+            <w:r>
+              <w:t xml:space="preserve"> worker endpoints.</w:t>
             </w:r>
           </w:p>
         </w:tc>
@@ -7388,7 +7821,25 @@
         <w:t>Shopify (Plus tier — TBD)</w:t>
       </w:r>
       <w:r>
-        <w:t>, Atelier3d licensing, 4K render compute + CDN egress, Integration Layer hosting, and monitoring.</w:t>
+        <w:t xml:space="preserve">, the </w:t>
+      </w:r>
+      <w:r>
+        <w:rPr>
+          <w:b/>
+        </w:rPr>
+        <w:t>4kGraphics render service</w:t>
+      </w:r>
+      <w:r>
+        <w:t xml:space="preserve"> (persistent host — Railway/Fly/VPS) + GPU/compute, CDN/Drive egress, </w:t>
+      </w:r>
+      <w:r>
+        <w:rPr>
+          <w:b/>
+        </w:rPr>
+        <w:t>MEJA‑CRM hosting</w:t>
+      </w:r>
+      <w:r>
+        <w:t xml:space="preserve"> (Vercel + Supabase), Atelier3D render farm, and monitoring.</w:t>
       </w:r>
     </w:p>
     <w:p>
@@ -7504,27 +7955,7 @@
           </w:tcPr>
           <w:p>
             <w:r>
-              <w:t>Atelier3d / render-engine API capabilities unknown</w:t>
-            </w:r>
-          </w:p>
-        </w:tc>
-        <w:tc>
-          <w:tcPr>
-            <w:tcW w:type="dxa" w:w="1930"/>
-          </w:tcPr>
-          <w:p>
-            <w:r>
-              <w:t>High</w:t>
-            </w:r>
-          </w:p>
-        </w:tc>
-        <w:tc>
-          <w:tcPr>
-            <w:tcW w:type="dxa" w:w="1930"/>
-          </w:tcPr>
-          <w:p>
-            <w:r>
-              <w:t>High</w:t>
+              <w:t>Sibling-app contracts (CRM job queue, 4kGraphics, Atelier3D)</w:t>
             </w:r>
           </w:p>
         </w:tc>
@@ -7537,10 +7968,37 @@
               <w:rPr>
                 <w:b/>
               </w:rPr>
-              <w:t>Spike in Phase 0</w:t>
-            </w:r>
-            <w:r>
-              <w:t>; design Integration Layer to swap providers; abstract behind our own config/render interface.</w:t>
+              <w:t>Low (reviewed)</w:t>
+            </w:r>
+          </w:p>
+        </w:tc>
+        <w:tc>
+          <w:tcPr>
+            <w:tcW w:type="dxa" w:w="1930"/>
+          </w:tcPr>
+          <w:p>
+            <w:r>
+              <w:t>Med</w:t>
+            </w:r>
+          </w:p>
+        </w:tc>
+        <w:tc>
+          <w:tcPr>
+            <w:tcW w:type="dxa" w:w="1930"/>
+          </w:tcPr>
+          <w:p>
+            <w:r>
+              <w:t>Contracts documented 2026-06-13 (</w:t>
+            </w:r>
+            <w:r>
+              <w:rPr>
+                <w:color w:val="1A4F8A"/>
+                <w:u w:val="single"/>
+              </w:rPr>
+              <w:t>`05-Integration-Context.md`</w:t>
+            </w:r>
+            <w:r>
+              <w:t>); track their in-progress phases (CRM Listings P8, job-queue P7, render/Atelier worker services).</w:t>
             </w:r>
           </w:p>
         </w:tc>
@@ -7592,7 +8050,17 @@
           </w:tcPr>
           <w:p>
             <w:r>
-              <w:t>Two-tier (instant WebGL + async 4K); cache by config hash; never block checkout.</w:t>
+              <w:t xml:space="preserve">Two-tier (instant WebGL + async </w:t>
+            </w:r>
+            <w:r>
+              <w:rPr>
+                <w:rFonts w:ascii="Consolas" w:hAnsi="Consolas"/>
+                <w:sz w:val="19"/>
+              </w:rPr>
+              <w:t>render_4k</w:t>
+            </w:r>
+            <w:r>
+              <w:t>); cache by config hash; never block checkout.</w:t>
             </w:r>
           </w:p>
         </w:tc>
@@ -7666,7 +8134,7 @@
           </w:tcPr>
           <w:p>
             <w:r>
-              <w:t>Pricing drift between CRM and rules engine</w:t>
+              <w:t>Pricing drift (store vs CRM)</w:t>
             </w:r>
           </w:p>
         </w:tc>
@@ -7676,7 +8144,7 @@
           </w:tcPr>
           <w:p>
             <w:r>
-              <w:t>Med</w:t>
+              <w:t>Low</w:t>
             </w:r>
           </w:p>
         </w:tc>
@@ -7696,7 +8164,13 @@
           </w:tcPr>
           <w:p>
             <w:r>
-              <w:t>Single pricing authority per option; reconciliation job; CRM price locked for locked options.</w:t>
+              <w:rPr>
+                <w:b/>
+              </w:rPr>
+              <w:t>CRM pricing engine is the sole authority</w:t>
+            </w:r>
+            <w:r>
+              <w:t xml:space="preserve"> (golden-tested to the cent); store only displays it; reconcile at order ingest.</w:t>
             </w:r>
           </w:p>
         </w:tc>
@@ -7718,7 +8192,7 @@
           </w:tcPr>
           <w:p>
             <w:r>
-              <w:t>Headless complexity/cost overruns</w:t>
+              <w:t>Storefront build complexity/cost</w:t>
             </w:r>
           </w:p>
         </w:tc>
@@ -7728,6 +8202,16 @@
           </w:tcPr>
           <w:p>
             <w:r>
+              <w:t>Low</w:t>
+            </w:r>
+          </w:p>
+        </w:tc>
+        <w:tc>
+          <w:tcPr>
+            <w:tcW w:type="dxa" w:w="1930"/>
+          </w:tcPr>
+          <w:p>
+            <w:r>
               <w:t>Med</w:t>
             </w:r>
           </w:p>
@@ -7738,17 +8222,13 @@
           </w:tcPr>
           <w:p>
             <w:r>
-              <w:t>Med</w:t>
-            </w:r>
-          </w:p>
-        </w:tc>
-        <w:tc>
-          <w:tcPr>
-            <w:tcW w:type="dxa" w:w="1930"/>
-          </w:tcPr>
-          <w:p>
-            <w:r>
-              <w:t>Hybrid path: start native+apps, graduate pages; staged budget gates.</w:t>
+              <w:rPr>
+                <w:b/>
+              </w:rPr>
+              <w:t>OS 2.0 theme + embedded engine</w:t>
+            </w:r>
+            <w:r>
+              <w:t xml:space="preserve"> (not headless) keeps it simple; headless optional later.</w:t>
             </w:r>
           </w:p>
         </w:tc>
@@ -7871,6 +8351,84 @@
             </w:r>
             <w:r>
               <w:t>: options as data + server-side pricing + custom-priced line items (Cart Transform / Draft Orders); inventory at BOM level; never model combinations as native variants.</w:t>
+            </w:r>
+          </w:p>
+        </w:tc>
+      </w:tr>
+      <w:tr>
+        <w:tc>
+          <w:tcPr>
+            <w:tcW w:type="dxa" w:w="1930"/>
+          </w:tcPr>
+          <w:p>
+            <w:r>
+              <w:t>R8</w:t>
+            </w:r>
+          </w:p>
+        </w:tc>
+        <w:tc>
+          <w:tcPr>
+            <w:tcW w:type="dxa" w:w="1930"/>
+          </w:tcPr>
+          <w:p>
+            <w:r>
+              <w:t xml:space="preserve">"Shelf" (Tile/Art Back) is not yet a 4kGraphics parametric </w:t>
+            </w:r>
+            <w:r>
+              <w:rPr>
+                <w:rFonts w:ascii="Consolas" w:hAnsi="Consolas"/>
+                <w:sz w:val="19"/>
+              </w:rPr>
+              <w:t>kind</w:t>
+            </w:r>
+          </w:p>
+        </w:tc>
+        <w:tc>
+          <w:tcPr>
+            <w:tcW w:type="dxa" w:w="1930"/>
+          </w:tcPr>
+          <w:p>
+            <w:r>
+              <w:t>Med</w:t>
+            </w:r>
+          </w:p>
+        </w:tc>
+        <w:tc>
+          <w:tcPr>
+            <w:tcW w:type="dxa" w:w="1930"/>
+          </w:tcPr>
+          <w:p>
+            <w:r>
+              <w:t>Med</w:t>
+            </w:r>
+          </w:p>
+        </w:tc>
+        <w:tc>
+          <w:tcPr>
+            <w:tcW w:type="dxa" w:w="1930"/>
+          </w:tcPr>
+          <w:p>
+            <w:r>
+              <w:t xml:space="preserve">Author Tile/Art Back as a parametric component (Atelier3D/4kGraphics) for live 3D + auto build-plan, or model via </w:t>
+            </w:r>
+            <w:r>
+              <w:rPr>
+                <w:rFonts w:ascii="Consolas" w:hAnsi="Consolas"/>
+                <w:sz w:val="19"/>
+              </w:rPr>
+              <w:t>shelf_templates</w:t>
+            </w:r>
+            <w:r>
+              <w:t xml:space="preserve"> only (Decision </w:t>
+            </w:r>
+            <w:r>
+              <w:rPr>
+                <w:b/>
+              </w:rPr>
+              <w:t>D11</w:t>
+            </w:r>
+            <w:r>
+              <w:t>).</w:t>
             </w:r>
           </w:p>
         </w:tc>
@@ -8005,16 +8563,22 @@
         <w:pStyle w:val="ListBullet"/>
       </w:pPr>
       <w:r>
-        <w:t xml:space="preserve">MEJA‑CRM </w:t>
-      </w:r>
-      <w:r>
         <w:rPr>
           <w:b/>
         </w:rPr>
-        <w:t>exposes/consumes REST + webhooks</w:t>
-      </w:r>
-      <w:r>
-        <w:t xml:space="preserve"> (or will, by Phase 1).</w:t>
+        <w:t>MEJA‑CRM</w:t>
+      </w:r>
+      <w:r>
+        <w:t xml:space="preserve"> (Next.js 15 + Supabase) exposes the </w:t>
+      </w:r>
+      <w:r>
+        <w:rPr>
+          <w:b/>
+        </w:rPr>
+        <w:t>`integration_jobs` worker API</w:t>
+      </w:r>
+      <w:r>
+        <w:t xml:space="preserve"> + listings/store-order surfaces (Listings P8 / job-queue P7 land on schedule).</w:t>
       </w:r>
     </w:p>
     <w:p>
@@ -8022,25 +8586,23 @@
         <w:pStyle w:val="ListBullet"/>
       </w:pPr>
       <w:r>
-        <w:t xml:space="preserve">Atelier3d provides an </w:t>
-      </w:r>
-      <w:r>
         <w:rPr>
           <w:b/>
         </w:rPr>
-        <w:t>embeddable SDK</w:t>
-      </w:r>
-      <w:r>
-        <w:t xml:space="preserve"> and a </w:t>
-      </w:r>
-      <w:r>
-        <w:rPr>
-          <w:b/>
-        </w:rPr>
-        <w:t>configuration/BOM API</w:t>
-      </w:r>
-      <w:r>
-        <w:t>.</w:t>
+        <w:t>Atelier3D</w:t>
+      </w:r>
+      <w:r>
+        <w:t xml:space="preserve"> exports a draft product via </w:t>
+      </w:r>
+      <w:r>
+        <w:rPr>
+          <w:rFonts w:ascii="Consolas" w:hAnsi="Consolas"/>
+          <w:sz w:val="19"/>
+        </w:rPr>
+        <w:t>atelier_import</w:t>
+      </w:r>
+      <w:r>
+        <w:t>; embeddable for design where needed.</w:t>
       </w:r>
     </w:p>
     <w:p>
@@ -8048,16 +8610,31 @@
         <w:pStyle w:val="ListBullet"/>
       </w:pPr>
       <w:r>
-        <w:t xml:space="preserve">The 4K engine offers an </w:t>
-      </w:r>
-      <w:r>
         <w:rPr>
           <w:b/>
         </w:rPr>
-        <w:t>async job API</w:t>
-      </w:r>
-      <w:r>
-        <w:t xml:space="preserve"> with callbacks and CDN delivery.</w:t>
+        <w:t>4kGraphics</w:t>
+      </w:r>
+      <w:r>
+        <w:t xml:space="preserve"> provides the </w:t>
+      </w:r>
+      <w:r>
+        <w:rPr>
+          <w:b/>
+        </w:rPr>
+        <w:t>embeddable engine</w:t>
+      </w:r>
+      <w:r>
+        <w:t xml:space="preserve"> (live preview + client 4K) and a </w:t>
+      </w:r>
+      <w:r>
+        <w:rPr>
+          <w:b/>
+        </w:rPr>
+        <w:t>`/v1/render` + `/v1/buildplan`</w:t>
+      </w:r>
+      <w:r>
+        <w:t xml:space="preserve"> service on a persistent host.</w:t>
       </w:r>
     </w:p>
     <w:p>
@@ -8065,16 +8642,22 @@
         <w:pStyle w:val="ListBullet"/>
       </w:pPr>
       <w:r>
-        <w:t xml:space="preserve">Shopify plan supports the needed </w:t>
-      </w:r>
-      <w:r>
         <w:rPr>
           <w:b/>
         </w:rPr>
-        <w:t>API limits, metafields, and checkout extensibility</w:t>
-      </w:r>
-      <w:r>
-        <w:t xml:space="preserve"> (likely Plus).</w:t>
+        <w:t>Shopify</w:t>
+      </w:r>
+      <w:r>
+        <w:t xml:space="preserve"> plan supports OS 2.0 + the API/metafield/checkout-extensibility (Functions) needs — </w:t>
+      </w:r>
+      <w:r>
+        <w:rPr>
+          <w:b/>
+        </w:rPr>
+        <w:t>Plus likely required</w:t>
+      </w:r>
+      <w:r>
+        <w:t xml:space="preserve"> (D3/D10).</w:t>
       </w:r>
     </w:p>
     <w:p>
@@ -8082,7 +8665,16 @@
         <w:pStyle w:val="ListBullet"/>
       </w:pPr>
       <w:r>
-        <w:t>Brand assets (logo, fonts, photography) are available for the design system.</w:t>
+        <w:t xml:space="preserve">Brand assets + the CRM </w:t>
+      </w:r>
+      <w:r>
+        <w:rPr>
+          <w:b/>
+        </w:rPr>
+        <w:t>Indigo Atelier `--mj-*` tokens</w:t>
+      </w:r>
+      <w:r>
+        <w:t xml:space="preserve"> are available for the design system.</w:t>
       </w:r>
     </w:p>
     <w:p>
@@ -8197,16 +8789,16 @@
           </w:tcPr>
           <w:p>
             <w:r>
-              <w:t xml:space="preserve">(a) Native Shopify theme + apps · (b) </w:t>
+              <w:t xml:space="preserve">(a) </w:t>
             </w:r>
             <w:r>
               <w:rPr>
                 <w:b/>
               </w:rPr>
-              <w:t>Hybrid-headless</w:t>
-            </w:r>
-            <w:r>
-              <w:t xml:space="preserve"> · (c) Full headless (Hydrogen/Oxygen)</w:t>
+              <w:t>Shopify OS 2.0 theme + embedded 4kGraphics engine</w:t>
+            </w:r>
+            <w:r>
+              <w:t xml:space="preserve"> · (b) Hybrid-headless · (c) Full headless</w:t>
             </w:r>
           </w:p>
         </w:tc>
@@ -8219,10 +8811,16 @@
               <w:rPr>
                 <w:b/>
               </w:rPr>
-              <w:t>(b) Hybrid-headless</w:t>
-            </w:r>
-            <w:r>
-              <w:t xml:space="preserve"> — start native where possible, headless for configurator/4K pages.</w:t>
+              <w:t>(a)</w:t>
+            </w:r>
+            <w:r>
+              <w:t xml:space="preserve"> — matches the CRM's Phase 8 plan; the engine embeds in Liquid; lowest cost. Headless optional for flagship pages. </w:t>
+            </w:r>
+            <w:r>
+              <w:rPr>
+                <w:i/>
+              </w:rPr>
+              <w:t>(Revised after reviewing the sibling apps.)</w:t>
             </w:r>
           </w:p>
         </w:tc>
@@ -8393,13 +8991,13 @@
           </w:tcPr>
           <w:p>
             <w:r>
-              <w:t xml:space="preserve">CRM-only / Rules-only / </w:t>
-            </w:r>
-            <w:r>
               <w:rPr>
                 <w:b/>
               </w:rPr>
-              <w:t>Hybrid per-option</w:t>
+              <w:t>CRM-only</w:t>
+            </w:r>
+            <w:r>
+              <w:t xml:space="preserve"> / Rules-only / Hybrid</w:t>
             </w:r>
           </w:p>
         </w:tc>
@@ -8412,10 +9010,16 @@
               <w:rPr>
                 <w:b/>
               </w:rPr>
-              <w:t>Hybrid per-option</w:t>
-            </w:r>
-            <w:r>
-              <w:t xml:space="preserve"> (locked=CRM, editable=rules).</w:t>
+              <w:t>CRM pricing engine is the sole authority</w:t>
+            </w:r>
+            <w:r>
+              <w:t xml:space="preserve"> (golden-tested to the cent); the store never computes price. </w:t>
+            </w:r>
+            <w:r>
+              <w:rPr>
+                <w:i/>
+              </w:rPr>
+              <w:t>(Revised — there is one real pricing engine.)</w:t>
             </w:r>
           </w:p>
         </w:tc>
@@ -8740,6 +9344,149 @@
             </w:r>
             <w:r>
               <w:t xml:space="preserve"> effectively required.</w:t>
+            </w:r>
+          </w:p>
+        </w:tc>
+      </w:tr>
+      <w:tr>
+        <w:tc>
+          <w:tcPr>
+            <w:tcW w:type="dxa" w:w="2412"/>
+          </w:tcPr>
+          <w:p>
+            <w:r>
+              <w:rPr>
+                <w:b/>
+              </w:rPr>
+              <w:t>D11</w:t>
+            </w:r>
+          </w:p>
+        </w:tc>
+        <w:tc>
+          <w:tcPr>
+            <w:tcW w:type="dxa" w:w="2412"/>
+          </w:tcPr>
+          <w:p>
+            <w:r>
+              <w:t>Shelf (Tile/Art Back) as true 3D</w:t>
+            </w:r>
+          </w:p>
+        </w:tc>
+        <w:tc>
+          <w:tcPr>
+            <w:tcW w:type="dxa" w:w="2412"/>
+          </w:tcPr>
+          <w:p>
+            <w:r>
+              <w:t xml:space="preserve">Parametric component (Atelier3D/4kGraphics) / </w:t>
+            </w:r>
+            <w:r>
+              <w:rPr>
+                <w:rFonts w:ascii="Consolas" w:hAnsi="Consolas"/>
+                <w:sz w:val="19"/>
+              </w:rPr>
+              <w:t>shelf_templates</w:t>
+            </w:r>
+            <w:r>
+              <w:t xml:space="preserve"> matrix only</w:t>
+            </w:r>
+          </w:p>
+        </w:tc>
+        <w:tc>
+          <w:tcPr>
+            <w:tcW w:type="dxa" w:w="2412"/>
+          </w:tcPr>
+          <w:p>
+            <w:r>
+              <w:rPr>
+                <w:b/>
+              </w:rPr>
+              <w:t>Author as a parametric component</w:t>
+            </w:r>
+            <w:r>
+              <w:t xml:space="preserve"> for live 3D + auto build-plan; </w:t>
+            </w:r>
+            <w:r>
+              <w:rPr>
+                <w:rFonts w:ascii="Consolas" w:hAnsi="Consolas"/>
+                <w:sz w:val="19"/>
+              </w:rPr>
+              <w:t>shelf_templates</w:t>
+            </w:r>
+            <w:r>
+              <w:t xml:space="preserve"> holds the option matrix. </w:t>
+            </w:r>
+            <w:r>
+              <w:rPr>
+                <w:i/>
+              </w:rPr>
+              <w:t>(New — shelf isn't yet a render `kind`.)</w:t>
+            </w:r>
+          </w:p>
+        </w:tc>
+      </w:tr>
+      <w:tr>
+        <w:tc>
+          <w:tcPr>
+            <w:tcW w:type="dxa" w:w="2412"/>
+          </w:tcPr>
+          <w:p>
+            <w:r>
+              <w:rPr>
+                <w:b/>
+              </w:rPr>
+              <w:t>D12</w:t>
+            </w:r>
+          </w:p>
+        </w:tc>
+        <w:tc>
+          <w:tcPr>
+            <w:tcW w:type="dxa" w:w="2412"/>
+          </w:tcPr>
+          <w:p>
+            <w:r>
+              <w:t>Store design tokens</w:t>
+            </w:r>
+          </w:p>
+        </w:tc>
+        <w:tc>
+          <w:tcPr>
+            <w:tcW w:type="dxa" w:w="2412"/>
+          </w:tcPr>
+          <w:p>
+            <w:r>
+              <w:t xml:space="preserve">Adopt CRM </w:t>
+            </w:r>
+            <w:r>
+              <w:rPr>
+                <w:b/>
+              </w:rPr>
+              <w:t>Indigo Atelier `--mj-*`</w:t>
+            </w:r>
+            <w:r>
+              <w:t xml:space="preserve"> / bespoke</w:t>
+            </w:r>
+          </w:p>
+        </w:tc>
+        <w:tc>
+          <w:tcPr>
+            <w:tcW w:type="dxa" w:w="2412"/>
+          </w:tcPr>
+          <w:p>
+            <w:r>
+              <w:rPr>
+                <w:b/>
+              </w:rPr>
+              <w:t>Adopt Indigo Atelier tokens</w:t>
+            </w:r>
+            <w:r>
+              <w:t xml:space="preserve"> for one-brand consistency across CRM, Atelier3D, and store. </w:t>
+            </w:r>
+            <w:r>
+              <w:rPr>
+                <w:i/>
+              </w:rPr>
+              <w:t>(New.)</w:t>
             </w:r>
           </w:p>
         </w:tc>
@@ -8845,6 +9592,30 @@
       </w:r>
       <w:r>
         <w:t>.</w:t>
+      </w:r>
+    </w:p>
+    <w:p>
+      <w:pPr>
+        <w:pStyle w:val="ListBullet"/>
+      </w:pPr>
+      <w:r>
+        <w:rPr>
+          <w:b/>
+        </w:rPr>
+        <w:t>E. Integration context</w:t>
+      </w:r>
+      <w:r>
+        <w:t xml:space="preserve"> — </w:t>
+      </w:r>
+      <w:r>
+        <w:rPr>
+          <w:color w:val="1A4F8A"/>
+          <w:u w:val="single"/>
+        </w:rPr>
+        <w:t>Integration Context</w:t>
+      </w:r>
+      <w:r>
+        <w:t xml:space="preserve"> — the real sibling apps (MEJA‑CRM, Atelier3D, 4kGraphics) and their contracts.</w:t>
       </w:r>
     </w:p>
     <w:p>

--- a/word/01-Master-Plan.docx
+++ b/word/01-Master-Plan.docx
@@ -6650,7 +6650,7 @@
           <w:rFonts w:ascii="Consolas" w:hAnsi="Consolas"/>
           <w:sz w:val="18"/>
         </w:rPr>
-        <w:t xml:space="preserve">    API contracts v1 frozen              :p0c, after p0a, 14d</w:t>
+        <w:t xml:space="preserve">    Per-UI HTML mockups → approval        :p0d, after p0b, 21d</w:t>
       </w:r>
       <w:r>
         <w:br/>
@@ -6660,7 +6660,7 @@
           <w:rFonts w:ascii="Consolas" w:hAnsi="Consolas"/>
           <w:sz w:val="18"/>
         </w:rPr>
-        <w:t xml:space="preserve">    section Phase 1 — Commerce + CRM push</w:t>
+        <w:t xml:space="preserve">    API contracts v1 frozen              :p0c, after p0a, 14d</w:t>
       </w:r>
       <w:r>
         <w:br/>
@@ -6670,7 +6670,17 @@
           <w:rFonts w:ascii="Consolas" w:hAnsi="Consolas"/>
           <w:sz w:val="18"/>
         </w:rPr>
-        <w:t xml:space="preserve">    OS 2.0 theme + design tokens         :p1a, after p0b, 28d</w:t>
+        <w:t xml:space="preserve">    section Phase 1 — Commerce + CRM push</w:t>
+      </w:r>
+      <w:r>
+        <w:br/>
+      </w:r>
+      <w:r>
+        <w:rPr>
+          <w:rFonts w:ascii="Consolas" w:hAnsi="Consolas"/>
+          <w:sz w:val="18"/>
+        </w:rPr>
+        <w:t xml:space="preserve">    OS 2.0 theme + design tokens         :p1a, after p0d, 28d</w:t>
       </w:r>
       <w:r>
         <w:br/>
@@ -6906,7 +6916,16 @@
           </w:tcPr>
           <w:p>
             <w:r>
-              <w:t>UI iteration chosen; API v1 signed off; current-state confirmed.</w:t>
+              <w:t xml:space="preserve">UI iteration chosen; </w:t>
+            </w:r>
+            <w:r>
+              <w:rPr>
+                <w:b/>
+              </w:rPr>
+              <w:t>every design-standard UI has an approved HTML mockup (mockup-first gate, UI Standard §9)</w:t>
+            </w:r>
+            <w:r>
+              <w:t>; API v1 signed off; current-state confirmed.</w:t>
             </w:r>
           </w:p>
         </w:tc>
@@ -7117,10 +7136,34 @@
     <w:p/>
     <w:p>
       <w:pPr>
-        <w:pStyle w:val="Heading3"/>
+        <w:pStyle w:val="IntenseQuote"/>
+        <w:ind w:left="432"/>
       </w:pPr>
       <w:r>
-        <w:t>11.1 Sandbox live testing &amp; demo — the pre-swap gate</w:t>
+        <w:rPr>
+          <w:b/>
+          <w:i/>
+        </w:rPr>
+        <w:t>Mockup-first gate (Phase 0–1):</w:t>
+      </w:r>
+      <w:r>
+        <w:rPr>
+          <w:i/>
+        </w:rPr>
+        <w:t xml:space="preserve"> per the UI Standard §9, </w:t>
+      </w:r>
+      <w:r>
+        <w:rPr>
+          <w:b/>
+          <w:i/>
+        </w:rPr>
+        <w:t>every UI ships an approved HTML mockup before any theme code is written.</w:t>
+      </w:r>
+      <w:r>
+        <w:rPr>
+          <w:i/>
+        </w:rPr>
+        <w:t xml:space="preserve"> No UI is build-ready without an approved mockup; the approved mockups are the reference for the §11.1 sandbox demo.</w:t>
       </w:r>
     </w:p>
     <w:p>

--- a/word/01-Master-Plan.docx
+++ b/word/01-Master-Plan.docx
@@ -699,6 +699,38 @@
       </w:r>
       <w:r>
         <w:t xml:space="preserve"> — Preserve SEO, brand equity, and existing customer accounts during cutover.</w:t>
+      </w:r>
+    </w:p>
+    <w:p>
+      <w:pPr>
+        <w:pStyle w:val="ListBullet"/>
+      </w:pPr>
+      <w:r>
+        <w:rPr>
+          <w:b/>
+        </w:rPr>
+        <w:t>G7</w:t>
+      </w:r>
+      <w:r>
+        <w:t xml:space="preserve"> — Capture and display </w:t>
+      </w:r>
+      <w:r>
+        <w:rPr>
+          <w:b/>
+        </w:rPr>
+        <w:t>customer reviews &amp; photo UGC</w:t>
+      </w:r>
+      <w:r>
+        <w:t xml:space="preserve"> — verified-buyer, invited </w:t>
+      </w:r>
+      <w:r>
+        <w:rPr>
+          <w:b/>
+        </w:rPr>
+        <w:t>after fulfillment</w:t>
+      </w:r>
+      <w:r>
+        <w:t>, aggregated at the product-family level, moderated, with review structured data for SEO. (Reviews are the trust mechanism in place of returns.)</w:t>
       </w:r>
     </w:p>
     <w:p>
@@ -4104,6 +4136,166 @@
           </w:p>
         </w:tc>
       </w:tr>
+      <w:tr>
+        <w:tc>
+          <w:tcPr>
+            <w:tcW w:type="dxa" w:w="2412"/>
+          </w:tcPr>
+          <w:p>
+            <w:r>
+              <w:t>MEJA‑CRM → reviews/email</w:t>
+            </w:r>
+          </w:p>
+        </w:tc>
+        <w:tc>
+          <w:tcPr>
+            <w:tcW w:type="dxa" w:w="2412"/>
+          </w:tcPr>
+          <w:p>
+            <w:r>
+              <w:t>async</w:t>
+            </w:r>
+          </w:p>
+        </w:tc>
+        <w:tc>
+          <w:tcPr>
+            <w:tcW w:type="dxa" w:w="2412"/>
+          </w:tcPr>
+          <w:p>
+            <w:r>
+              <w:rPr>
+                <w:rFonts w:ascii="Consolas" w:hAnsi="Consolas"/>
+                <w:sz w:val="19"/>
+              </w:rPr>
+              <w:t>integration_jobs</w:t>
+            </w:r>
+            <w:r>
+              <w:t xml:space="preserve"> </w:t>
+            </w:r>
+            <w:r>
+              <w:rPr>
+                <w:rFonts w:ascii="Consolas" w:hAnsi="Consolas"/>
+                <w:sz w:val="19"/>
+              </w:rPr>
+              <w:t>review_request</w:t>
+            </w:r>
+          </w:p>
+        </w:tc>
+        <w:tc>
+          <w:tcPr>
+            <w:tcW w:type="dxa" w:w="2412"/>
+          </w:tcPr>
+          <w:p>
+            <w:r>
+              <w:t>post-fulfillment review invite to verified buyers</w:t>
+            </w:r>
+          </w:p>
+        </w:tc>
+      </w:tr>
+      <w:tr>
+        <w:tc>
+          <w:tcPr>
+            <w:tcW w:type="dxa" w:w="2412"/>
+          </w:tcPr>
+          <w:p>
+            <w:r>
+              <w:t>Reviews app ↔ Shopify</w:t>
+            </w:r>
+          </w:p>
+        </w:tc>
+        <w:tc>
+          <w:tcPr>
+            <w:tcW w:type="dxa" w:w="2412"/>
+          </w:tcPr>
+          <w:p>
+            <w:r>
+              <w:t>sync</w:t>
+            </w:r>
+          </w:p>
+        </w:tc>
+        <w:tc>
+          <w:tcPr>
+            <w:tcW w:type="dxa" w:w="2412"/>
+          </w:tcPr>
+          <w:p>
+            <w:r>
+              <w:t>app + theme app-blocks</w:t>
+            </w:r>
+          </w:p>
+        </w:tc>
+        <w:tc>
+          <w:tcPr>
+            <w:tcW w:type="dxa" w:w="2412"/>
+          </w:tcPr>
+          <w:p>
+            <w:r>
+              <w:t xml:space="preserve">capture/display ratings, text, photo UGC; SEO </w:t>
+            </w:r>
+            <w:r>
+              <w:rPr>
+                <w:rFonts w:ascii="Consolas" w:hAnsi="Consolas"/>
+                <w:sz w:val="19"/>
+              </w:rPr>
+              <w:t>AggregateRating</w:t>
+            </w:r>
+            <w:r>
+              <w:t>/</w:t>
+            </w:r>
+            <w:r>
+              <w:rPr>
+                <w:rFonts w:ascii="Consolas" w:hAnsi="Consolas"/>
+                <w:sz w:val="19"/>
+              </w:rPr>
+              <w:t>Review</w:t>
+            </w:r>
+            <w:r>
+              <w:t xml:space="preserve"> schema</w:t>
+            </w:r>
+          </w:p>
+        </w:tc>
+      </w:tr>
+      <w:tr>
+        <w:tc>
+          <w:tcPr>
+            <w:tcW w:type="dxa" w:w="2412"/>
+          </w:tcPr>
+          <w:p>
+            <w:r>
+              <w:t>Reviews → MEJA‑CRM</w:t>
+            </w:r>
+          </w:p>
+        </w:tc>
+        <w:tc>
+          <w:tcPr>
+            <w:tcW w:type="dxa" w:w="2412"/>
+          </w:tcPr>
+          <w:p>
+            <w:r>
+              <w:t>async</w:t>
+            </w:r>
+          </w:p>
+        </w:tc>
+        <w:tc>
+          <w:tcPr>
+            <w:tcW w:type="dxa" w:w="2412"/>
+          </w:tcPr>
+          <w:p>
+            <w:r>
+              <w:t>webhook / sync</w:t>
+            </w:r>
+          </w:p>
+        </w:tc>
+        <w:tc>
+          <w:tcPr>
+            <w:tcW w:type="dxa" w:w="2412"/>
+          </w:tcPr>
+          <w:p>
+            <w:r>
+              <w:t>ingest reviews for marketing (Ad Studio) + customer lead scoring</w:t>
+            </w:r>
+          </w:p>
+        </w:tc>
+      </w:tr>
     </w:tbl>
     <w:p/>
     <w:p>
@@ -4964,6 +5156,234 @@
       </w:r>
       <w:r>
         <w:t xml:space="preserve"> stored in a managed secret store; never in the storefront bundle.</w:t>
+      </w:r>
+    </w:p>
+    <w:p>
+      <w:pPr>
+        <w:pStyle w:val="Heading3"/>
+      </w:pPr>
+      <w:r>
+        <w:t>6.6 Customer reviews &amp; UGC</w:t>
+      </w:r>
+    </w:p>
+    <w:p>
+      <w:r>
+        <w:t xml:space="preserve">The store carries </w:t>
+      </w:r>
+      <w:r>
+        <w:rPr>
+          <w:b/>
+        </w:rPr>
+        <w:t>product reviews</w:t>
+      </w:r>
+      <w:r>
+        <w:t xml:space="preserve"> — rating + text + </w:t>
+      </w:r>
+      <w:r>
+        <w:rPr>
+          <w:b/>
+        </w:rPr>
+        <w:t>customer photos</w:t>
+      </w:r>
+      <w:r>
+        <w:t xml:space="preserve"> — which matter especially for handmade pieces (buyers want to see </w:t>
+      </w:r>
+      <w:r>
+        <w:rPr>
+          <w:i/>
+        </w:rPr>
+        <w:t>real</w:t>
+      </w:r>
+      <w:r>
+        <w:t xml:space="preserve"> made results) and serve as the </w:t>
+      </w:r>
+      <w:r>
+        <w:rPr>
+          <w:b/>
+        </w:rPr>
+        <w:t>trust mechanism in place of returns</w:t>
+      </w:r>
+      <w:r>
+        <w:t>.</w:t>
+      </w:r>
+    </w:p>
+    <w:p>
+      <w:pPr>
+        <w:pStyle w:val="ListBullet"/>
+      </w:pPr>
+      <w:r>
+        <w:rPr>
+          <w:b/>
+        </w:rPr>
+        <w:t>Verified-buyer only:</w:t>
+      </w:r>
+      <w:r>
+        <w:t xml:space="preserve"> reviews are invited </w:t>
+      </w:r>
+      <w:r>
+        <w:rPr>
+          <w:b/>
+        </w:rPr>
+        <w:t>after fulfillment</w:t>
+      </w:r>
+      <w:r>
+        <w:t xml:space="preserve">. The CRM (which owns </w:t>
+      </w:r>
+      <w:r>
+        <w:rPr>
+          <w:rFonts w:ascii="Consolas" w:hAnsi="Consolas"/>
+          <w:sz w:val="19"/>
+        </w:rPr>
+        <w:t>store_orders</w:t>
+      </w:r>
+      <w:r>
+        <w:t xml:space="preserve"> + fulfillment) enqueues a </w:t>
+      </w:r>
+      <w:r>
+        <w:rPr>
+          <w:b/>
+        </w:rPr>
+        <w:t>`review_request`</w:t>
+      </w:r>
+      <w:r>
+        <w:t xml:space="preserve"> job that emails/SMSes the buyer after a delivery window; only fulfilled-order buyers can review.</w:t>
+      </w:r>
+    </w:p>
+    <w:p>
+      <w:pPr>
+        <w:pStyle w:val="ListBullet"/>
+      </w:pPr>
+      <w:r>
+        <w:rPr>
+          <w:b/>
+        </w:rPr>
+        <w:t>Family-level aggregation:</w:t>
+      </w:r>
+      <w:r>
+        <w:t xml:space="preserve"> because configurable and private listings are unique per order, reviews aggregate to the </w:t>
+      </w:r>
+      <w:r>
+        <w:rPr>
+          <w:b/>
+        </w:rPr>
+        <w:t>product family / `product_type`</w:t>
+      </w:r>
+      <w:r>
+        <w:t xml:space="preserve"> (e.g., "Tile Shelf"), not the one-off listing — so a configured or private purchase still contributes its review + photos to the family PDP. One-off </w:t>
+      </w:r>
+      <w:r>
+        <w:rPr>
+          <w:b/>
+        </w:rPr>
+        <w:t>private</w:t>
+      </w:r>
+      <w:r>
+        <w:t xml:space="preserve"> listing pages don't show public reviews.</w:t>
+      </w:r>
+    </w:p>
+    <w:p>
+      <w:pPr>
+        <w:pStyle w:val="ListBullet"/>
+      </w:pPr>
+      <w:r>
+        <w:rPr>
+          <w:b/>
+        </w:rPr>
+        <w:t>Moderation:</w:t>
+      </w:r>
+      <w:r>
+        <w:t xml:space="preserve"> automated spam/profanity + photo screening, then </w:t>
+      </w:r>
+      <w:r>
+        <w:rPr>
+          <w:b/>
+        </w:rPr>
+        <w:t>CS approval</w:t>
+      </w:r>
+      <w:r>
+        <w:t xml:space="preserve"> before publish; the brand can </w:t>
+      </w:r>
+      <w:r>
+        <w:rPr>
+          <w:b/>
+        </w:rPr>
+        <w:t>respond publicly</w:t>
+      </w:r>
+      <w:r>
+        <w:t>.</w:t>
+      </w:r>
+    </w:p>
+    <w:p>
+      <w:pPr>
+        <w:pStyle w:val="ListBullet"/>
+      </w:pPr>
+      <w:r>
+        <w:rPr>
+          <w:b/>
+        </w:rPr>
+        <w:t>Display:</w:t>
+      </w:r>
+      <w:r>
+        <w:t xml:space="preserve"> PDP reviews section (summary, star histogram, photo gallery, sortable/filterable cards), collection-card </w:t>
+      </w:r>
+      <w:r>
+        <w:rPr>
+          <w:b/>
+        </w:rPr>
+        <w:t>star badges</w:t>
+      </w:r>
+      <w:r>
+        <w:t xml:space="preserve">, and home social proof; emit </w:t>
+      </w:r>
+      <w:r>
+        <w:rPr>
+          <w:b/>
+        </w:rPr>
+        <w:t>`AggregateRating`/`Review`</w:t>
+      </w:r>
+      <w:r>
+        <w:t xml:space="preserve"> structured data for SEO.</w:t>
+      </w:r>
+    </w:p>
+    <w:p>
+      <w:pPr>
+        <w:pStyle w:val="ListBullet"/>
+      </w:pPr>
+      <w:r>
+        <w:rPr>
+          <w:b/>
+        </w:rPr>
+        <w:t>Approach (Decision D13):</w:t>
+      </w:r>
+      <w:r>
+        <w:t xml:space="preserve"> a reviews app (e.g., </w:t>
+      </w:r>
+      <w:r>
+        <w:rPr>
+          <w:b/>
+        </w:rPr>
+        <w:t>Judge.me / Loox / Okendo</w:t>
+      </w:r>
+      <w:r>
+        <w:t xml:space="preserve"> — strong photo-UGC, theme app-blocks, schema) for capture/display, with </w:t>
+      </w:r>
+      <w:r>
+        <w:rPr>
+          <w:b/>
+        </w:rPr>
+        <w:t>requests triggered by the CRM</w:t>
+      </w:r>
+      <w:r>
+        <w:t xml:space="preserve"> post-fulfillment; reviews optionally ingested into the CRM for </w:t>
+      </w:r>
+      <w:r>
+        <w:rPr>
+          <w:b/>
+        </w:rPr>
+        <w:t>Ad Studio</w:t>
+      </w:r>
+      <w:r>
+        <w:t xml:space="preserve"> + lead scoring.</w:t>
       </w:r>
     </w:p>
     <w:p>
@@ -5391,6 +5811,39 @@
       </w:r>
       <w:r>
         <w:t xml:space="preserve"> + the config snapshot + 4K URL into Shopify so checkout/back-office see exactly what was bought.</w:t>
+      </w:r>
+    </w:p>
+    <w:p>
+      <w:pPr>
+        <w:pStyle w:val="ListBullet"/>
+      </w:pPr>
+      <w:r>
+        <w:rPr>
+          <w:b/>
+        </w:rPr>
+        <w:t>Reviews</w:t>
+      </w:r>
+      <w:r>
+        <w:t xml:space="preserve"> live in the reviews app (per D13), keyed to the </w:t>
+      </w:r>
+      <w:r>
+        <w:rPr>
+          <w:b/>
+        </w:rPr>
+        <w:t>product family / `product_type`</w:t>
+      </w:r>
+      <w:r>
+        <w:t xml:space="preserve"> (not unique listings), with verified-buyer + moderation state; optionally ingested into a CRM </w:t>
+      </w:r>
+      <w:r>
+        <w:rPr>
+          <w:rFonts w:ascii="Consolas" w:hAnsi="Consolas"/>
+          <w:sz w:val="19"/>
+        </w:rPr>
+        <w:t>reviews</w:t>
+      </w:r>
+      <w:r>
+        <w:t xml:space="preserve"> table for marketing / lead-scoring.</w:t>
       </w:r>
     </w:p>
     <w:p>
@@ -5564,7 +6017,62 @@
           </w:tcPr>
           <w:p>
             <w:r>
-              <w:t>Standard PDP.</w:t>
+              <w:t xml:space="preserve">Standard PDP; </w:t>
+            </w:r>
+            <w:r>
+              <w:rPr>
+                <w:b/>
+              </w:rPr>
+              <w:t>reviews section</w:t>
+            </w:r>
+            <w:r>
+              <w:t xml:space="preserve"> (family-level) + star summary.</w:t>
+            </w:r>
+          </w:p>
+        </w:tc>
+      </w:tr>
+      <w:tr>
+        <w:tc>
+          <w:tcPr>
+            <w:tcW w:type="dxa" w:w="3216"/>
+          </w:tcPr>
+          <w:p>
+            <w:r>
+              <w:rPr>
+                <w:rFonts w:ascii="Consolas" w:hAnsi="Consolas"/>
+                <w:sz w:val="19"/>
+              </w:rPr>
+              <w:t>/products/:handle#reviews</w:t>
+            </w:r>
+            <w:r>
+              <w:t xml:space="preserve"> · </w:t>
+            </w:r>
+            <w:r>
+              <w:rPr>
+                <w:rFonts w:ascii="Consolas" w:hAnsi="Consolas"/>
+                <w:sz w:val="19"/>
+              </w:rPr>
+              <w:t>/account/reviews</w:t>
+            </w:r>
+          </w:p>
+        </w:tc>
+        <w:tc>
+          <w:tcPr>
+            <w:tcW w:type="dxa" w:w="3216"/>
+          </w:tcPr>
+          <w:p>
+            <w:r>
+              <w:t>Reviews</w:t>
+            </w:r>
+          </w:p>
+        </w:tc>
+        <w:tc>
+          <w:tcPr>
+            <w:tcW w:type="dxa" w:w="3216"/>
+          </w:tcPr>
+          <w:p>
+            <w:r>
+              <w:t>PDP reviews block; "write a review" (verified-buyer) from order history; collection cards show star badges.</w:t>
             </w:r>
           </w:p>
         </w:tc>
@@ -6438,7 +6946,52 @@
           </w:tcPr>
           <w:p>
             <w:r>
-              <w:t>SSR for public pages; clean URLs; structured data; private listings excluded from indexing.</w:t>
+              <w:t xml:space="preserve">SSR for public pages; clean URLs; structured data (incl. </w:t>
+            </w:r>
+            <w:r>
+              <w:rPr>
+                <w:rFonts w:ascii="Consolas" w:hAnsi="Consolas"/>
+                <w:sz w:val="19"/>
+              </w:rPr>
+              <w:t>AggregateRating</w:t>
+            </w:r>
+            <w:r>
+              <w:t>/</w:t>
+            </w:r>
+            <w:r>
+              <w:rPr>
+                <w:rFonts w:ascii="Consolas" w:hAnsi="Consolas"/>
+                <w:sz w:val="19"/>
+              </w:rPr>
+              <w:t>Review</w:t>
+            </w:r>
+            <w:r>
+              <w:t>); private listings excluded from indexing.</w:t>
+            </w:r>
+          </w:p>
+        </w:tc>
+      </w:tr>
+      <w:tr>
+        <w:tc>
+          <w:tcPr>
+            <w:tcW w:type="dxa" w:w="4824"/>
+          </w:tcPr>
+          <w:p>
+            <w:r>
+              <w:rPr>
+                <w:b/>
+              </w:rPr>
+              <w:t>Reviews/UGC</w:t>
+            </w:r>
+          </w:p>
+        </w:tc>
+        <w:tc>
+          <w:tcPr>
+            <w:tcW w:type="dxa" w:w="4824"/>
+          </w:tcPr>
+          <w:p>
+            <w:r>
+              <w:t>Verified-buyer gating; spam/profanity + photo moderation before publish; accessible star widgets (keyboard + AT); no PII in published photos.</w:t>
             </w:r>
           </w:p>
         </w:tc>
@@ -6701,6 +7254,16 @@
           <w:sz w:val="18"/>
         </w:rPr>
         <w:t xml:space="preserve">    Private/hybrid listing push          :p1c, after p1b, 21d</w:t>
+      </w:r>
+      <w:r>
+        <w:br/>
+      </w:r>
+      <w:r>
+        <w:rPr>
+          <w:rFonts w:ascii="Consolas" w:hAnsi="Consolas"/>
+          <w:sz w:val="18"/>
+        </w:rPr>
+        <w:t xml:space="preserve">    Reviews &amp; UGC (verified-buyer)        :p1d, after p1c, 14d</w:t>
       </w:r>
       <w:r>
         <w:br/>
@@ -8476,6 +9039,58 @@
           </w:p>
         </w:tc>
       </w:tr>
+      <w:tr>
+        <w:tc>
+          <w:tcPr>
+            <w:tcW w:type="dxa" w:w="1930"/>
+          </w:tcPr>
+          <w:p>
+            <w:r>
+              <w:t>R9</w:t>
+            </w:r>
+          </w:p>
+        </w:tc>
+        <w:tc>
+          <w:tcPr>
+            <w:tcW w:type="dxa" w:w="1930"/>
+          </w:tcPr>
+          <w:p>
+            <w:r>
+              <w:t>Fake/abusive reviews or photo misuse</w:t>
+            </w:r>
+          </w:p>
+        </w:tc>
+        <w:tc>
+          <w:tcPr>
+            <w:tcW w:type="dxa" w:w="1930"/>
+          </w:tcPr>
+          <w:p>
+            <w:r>
+              <w:t>Med</w:t>
+            </w:r>
+          </w:p>
+        </w:tc>
+        <w:tc>
+          <w:tcPr>
+            <w:tcW w:type="dxa" w:w="1930"/>
+          </w:tcPr>
+          <w:p>
+            <w:r>
+              <w:t>Med</w:t>
+            </w:r>
+          </w:p>
+        </w:tc>
+        <w:tc>
+          <w:tcPr>
+            <w:tcW w:type="dxa" w:w="1930"/>
+          </w:tcPr>
+          <w:p>
+            <w:r>
+              <w:t>Verified-buyer only (post-fulfillment); auto spam/profanity + photo screening; CS approval before publish; takedown + response path.</w:t>
+            </w:r>
+          </w:p>
+        </w:tc>
+      </w:tr>
     </w:tbl>
     <w:p/>
     <w:p>
@@ -8584,6 +9199,29 @@
       </w:r>
       <w:r>
         <w:t xml:space="preserve"> across the four product modes.</w:t>
+      </w:r>
+    </w:p>
+    <w:p>
+      <w:pPr>
+        <w:pStyle w:val="ListBullet"/>
+      </w:pPr>
+      <w:r>
+        <w:rPr>
+          <w:b/>
+        </w:rPr>
+        <w:t>Review coverage &amp; rating:</w:t>
+      </w:r>
+      <w:r>
+        <w:t xml:space="preserve"> request→submit rate, average star rating, and </w:t>
+      </w:r>
+      <w:r>
+        <w:rPr>
+          <w:b/>
+        </w:rPr>
+        <w:t>photo-review %</w:t>
+      </w:r>
+      <w:r>
+        <w:t>.</w:t>
       </w:r>
     </w:p>
     <w:p>
@@ -9524,6 +10162,63 @@
             </w:r>
             <w:r>
               <w:t xml:space="preserve"> for one-brand consistency across CRM, Atelier3D, and store. </w:t>
+            </w:r>
+            <w:r>
+              <w:rPr>
+                <w:i/>
+              </w:rPr>
+              <w:t>(New.)</w:t>
+            </w:r>
+          </w:p>
+        </w:tc>
+      </w:tr>
+      <w:tr>
+        <w:tc>
+          <w:tcPr>
+            <w:tcW w:type="dxa" w:w="2412"/>
+          </w:tcPr>
+          <w:p>
+            <w:r>
+              <w:rPr>
+                <w:b/>
+              </w:rPr>
+              <w:t>D13</w:t>
+            </w:r>
+          </w:p>
+        </w:tc>
+        <w:tc>
+          <w:tcPr>
+            <w:tcW w:type="dxa" w:w="2412"/>
+          </w:tcPr>
+          <w:p>
+            <w:r>
+              <w:t>Reviews approach + request trigger (§6.6)</w:t>
+            </w:r>
+          </w:p>
+        </w:tc>
+        <w:tc>
+          <w:tcPr>
+            <w:tcW w:type="dxa" w:w="2412"/>
+          </w:tcPr>
+          <w:p>
+            <w:r>
+              <w:t>Reviews app (Judge.me / Loox / Okendo) / native metaobjects · request via CRM vs app</w:t>
+            </w:r>
+          </w:p>
+        </w:tc>
+        <w:tc>
+          <w:tcPr>
+            <w:tcW w:type="dxa" w:w="2412"/>
+          </w:tcPr>
+          <w:p>
+            <w:r>
+              <w:rPr>
+                <w:b/>
+              </w:rPr>
+              <w:t>Reviews app + CRM-triggered requests</w:t>
+            </w:r>
+            <w:r>
+              <w:t xml:space="preserve"> (verified-buyer, post-fulfillment, photo UGC); ingest reviews into CRM for marketing. </w:t>
             </w:r>
             <w:r>
               <w:rPr>

--- a/word/01-Master-Plan.docx
+++ b/word/01-Master-Plan.docx
@@ -9536,14 +9536,17 @@
           </w:tcPr>
           <w:p>
             <w:r>
-              <w:t xml:space="preserve">One of the 10 in </w:t>
+              <w:t>One of the 10 variants (</w:t>
             </w:r>
             <w:r>
               <w:rPr>
-                <w:color w:val="1A4F8A"/>
-                <w:u w:val="single"/>
+                <w:rFonts w:ascii="Consolas" w:hAnsi="Consolas"/>
+                <w:sz w:val="19"/>
               </w:rPr>
-              <w:t>`02-UI-Design-Standard.md`</w:t>
+              <w:t>../mockups/index.html</w:t>
+            </w:r>
+            <w:r>
+              <w:t>)</w:t>
             </w:r>
           </w:p>
         </w:tc>
@@ -9553,34 +9556,16 @@
           </w:tcPr>
           <w:p>
             <w:r>
-              <w:t xml:space="preserve">Shortlist </w:t>
+              <w:t xml:space="preserve">✅ </w:t>
             </w:r>
             <w:r>
               <w:rPr>
                 <w:b/>
               </w:rPr>
-              <w:t>#1 Atelier Gallery</w:t>
-            </w:r>
-            <w:r>
-              <w:t xml:space="preserve">, </w:t>
-            </w:r>
-            <w:r>
-              <w:rPr>
-                <w:b/>
-              </w:rPr>
-              <w:t>#3 Modern Luxe</w:t>
-            </w:r>
-            <w:r>
-              <w:t xml:space="preserve">, </w:t>
-            </w:r>
-            <w:r>
-              <w:rPr>
-                <w:b/>
-              </w:rPr>
-              <w:t>#10 Showroom 3D Immersive</w:t>
-            </w:r>
-            <w:r>
-              <w:t>; pick one + accents.</w:t>
+              <w:t>CHOSEN: Variant 5 — Scandi Light</w:t>
+            </w:r>
+            <w:r>
+              <w:t xml:space="preserve"> (light, sage/slate accent, geometric sans, rounded). Note: this differs from the CRM's indigo "Indigo Atelier" (D12) — confirm whether to keep Scandi's accent or adopt the indigo for suite consistency.</w:t>
             </w:r>
           </w:p>
         </w:tc>

--- a/word/01-Master-Plan.docx
+++ b/word/01-Master-Plan.docx
@@ -9565,7 +9565,7 @@
               <w:t>CHOSEN: Variant 5 — Scandi Light</w:t>
             </w:r>
             <w:r>
-              <w:t xml:space="preserve"> (light, sage/slate accent, geometric sans, rounded). Note: this differs from the CRM's indigo "Indigo Atelier" (D12) — confirm whether to keep Scandi's accent or adopt the indigo for suite consistency.</w:t>
+              <w:t xml:space="preserve"> (light, sage/slate accent, geometric sans, rounded). Accent confirmed — see D12.</w:t>
             </w:r>
           </w:p>
         </w:tc>
@@ -10111,7 +10111,7 @@
           </w:tcPr>
           <w:p>
             <w:r>
-              <w:t>Store design tokens</w:t>
+              <w:t>Store design tokens / accent</w:t>
             </w:r>
           </w:p>
         </w:tc>
@@ -10127,10 +10127,10 @@
               <w:rPr>
                 <w:b/>
               </w:rPr>
-              <w:t>Indigo Atelier `--mj-*`</w:t>
-            </w:r>
-            <w:r>
-              <w:t xml:space="preserve"> / bespoke</w:t>
+              <w:t>Indigo Atelier</w:t>
+            </w:r>
+            <w:r>
+              <w:t xml:space="preserve"> accent / keep Scandi</w:t>
             </w:r>
           </w:p>
         </w:tc>
@@ -10139,20 +10139,23 @@
             <w:tcW w:type="dxa" w:w="2412"/>
           </w:tcPr>
           <w:p>
+            <w:r>
+              <w:t xml:space="preserve">✅ </w:t>
+            </w:r>
             <w:r>
               <w:rPr>
                 <w:b/>
               </w:rPr>
-              <w:t>Adopt Indigo Atelier tokens</w:t>
-            </w:r>
-            <w:r>
-              <w:t xml:space="preserve"> for one-brand consistency across CRM, Atelier3D, and store. </w:t>
+              <w:t>DECIDED: keep the `--mj-*` token *structure* + neutrals, but the store's brand accent is Scandi sage/slate `#5b6b73`</w:t>
+            </w:r>
+            <w:r>
+              <w:t xml:space="preserve"> — intentionally distinct from the CRM's indigo. </w:t>
             </w:r>
             <w:r>
               <w:rPr>
                 <w:i/>
               </w:rPr>
-              <w:t>(New.)</w:t>
+              <w:t>(Compared side-by-side; `assets/MEJA-accent-comparison.pdf`.)</w:t>
             </w:r>
           </w:p>
         </w:tc>
